--- a/report/Scenario interpretation.docx
+++ b/report/Scenario interpretation.docx
@@ -600,6 +600,14 @@
               <w:lastRenderedPageBreak/>
               <w:t>Groups</w:t>
             </w:r>
+            <w:r>
+              <w:rPr>
+                <w:rFonts w:ascii="Times New Roman" w:eastAsia="Times New Roman" w:hAnsi="Times New Roman" w:cs="Times New Roman"/>
+                <w:sz w:val="28"/>
+                <w:szCs w:val="28"/>
+              </w:rPr>
+              <w:t>, Staff</w:t>
+            </w:r>
           </w:p>
         </w:tc>
       </w:tr>
@@ -1118,14 +1126,6 @@
                 <w:szCs w:val="28"/>
               </w:rPr>
               <w:t>Groups</w:t>
-            </w:r>
-            <w:r>
-              <w:rPr>
-                <w:rFonts w:ascii="Times New Roman" w:eastAsia="Times New Roman" w:hAnsi="Times New Roman" w:cs="Times New Roman"/>
-                <w:sz w:val="28"/>
-                <w:szCs w:val="28"/>
-              </w:rPr>
-              <w:t>, staff</w:t>
             </w:r>
           </w:p>
         </w:tc>
@@ -3244,16 +3244,7 @@
                 <w:sz w:val="28"/>
                 <w:szCs w:val="28"/>
               </w:rPr>
-              <w:t xml:space="preserve">Partnership programmes and confirmed league fixtures may receive </w:t>
-            </w:r>
-            <w:r>
-              <w:rPr>
-                <w:rFonts w:ascii="Times New Roman" w:eastAsia="Times New Roman" w:hAnsi="Times New Roman" w:cs="Times New Roman"/>
-                <w:sz w:val="28"/>
-                <w:szCs w:val="28"/>
-              </w:rPr>
-              <w:lastRenderedPageBreak/>
-              <w:t>priority, but the basis for priority is not fully documented. A provisional booking may prevent another group from receiving a decision.</w:t>
+              <w:t>Partnership programmes and confirmed league fixtures may receive priority, but the basis for priority is not fully documented. A provisional booking may prevent another group from receiving a decision.</w:t>
             </w:r>
           </w:p>
         </w:tc>
@@ -3275,7 +3266,6 @@
                 <w:sz w:val="28"/>
                 <w:szCs w:val="28"/>
               </w:rPr>
-              <w:lastRenderedPageBreak/>
               <w:t xml:space="preserve">A3 – </w:t>
             </w:r>
             <w:r>
@@ -3300,16 +3290,7 @@
                 <w:sz w:val="28"/>
                 <w:szCs w:val="28"/>
               </w:rPr>
-              <w:t xml:space="preserve">that </w:t>
-            </w:r>
-            <w:r>
-              <w:rPr>
-                <w:rFonts w:ascii="Times New Roman" w:eastAsia="Times New Roman" w:hAnsi="Times New Roman" w:cs="Times New Roman"/>
-                <w:sz w:val="28"/>
-                <w:szCs w:val="28"/>
-              </w:rPr>
-              <w:lastRenderedPageBreak/>
-              <w:t>the basis for priority is not fully documented.</w:t>
+              <w:t>that the basis for priority is not fully documented.</w:t>
             </w:r>
           </w:p>
         </w:tc>
@@ -3331,7 +3312,6 @@
                 <w:sz w:val="28"/>
                 <w:szCs w:val="28"/>
               </w:rPr>
-              <w:lastRenderedPageBreak/>
               <w:t>Q3</w:t>
             </w:r>
             <w:r>
@@ -3340,16 +3320,7 @@
                 <w:sz w:val="28"/>
                 <w:szCs w:val="28"/>
               </w:rPr>
-              <w:t xml:space="preserve"> – What is exact priority order between partnership programmes, league </w:t>
-            </w:r>
-            <w:r>
-              <w:rPr>
-                <w:rFonts w:ascii="Times New Roman" w:eastAsia="Times New Roman" w:hAnsi="Times New Roman" w:cs="Times New Roman"/>
-                <w:sz w:val="28"/>
-                <w:szCs w:val="28"/>
-              </w:rPr>
-              <w:lastRenderedPageBreak/>
-              <w:t xml:space="preserve">fixtures, schools, clubs and casual </w:t>
+              <w:t xml:space="preserve"> – What is exact priority order between partnership programmes, league fixtures, schools, clubs and casual </w:t>
             </w:r>
             <w:r>
               <w:rPr>
@@ -3384,7 +3355,6 @@
                 <w:sz w:val="28"/>
                 <w:szCs w:val="28"/>
               </w:rPr>
-              <w:lastRenderedPageBreak/>
               <w:t xml:space="preserve">E4 - </w:t>
             </w:r>
             <w:r>
@@ -3977,16 +3947,7 @@
                 <w:sz w:val="28"/>
                 <w:szCs w:val="28"/>
               </w:rPr>
-              <w:t xml:space="preserve">Does setup time depend on previous group or </w:t>
-            </w:r>
-            <w:r>
-              <w:rPr>
-                <w:rFonts w:ascii="Times New Roman" w:eastAsia="Times New Roman" w:hAnsi="Times New Roman" w:cs="Times New Roman"/>
-                <w:sz w:val="28"/>
-                <w:szCs w:val="28"/>
-              </w:rPr>
-              <w:lastRenderedPageBreak/>
-              <w:t>next group or layout change between them?</w:t>
+              <w:t>Does setup time depend on previous group or next group or layout change between them?</w:t>
             </w:r>
           </w:p>
         </w:tc>
@@ -4013,7 +3974,6 @@
                 <w:sz w:val="28"/>
                 <w:szCs w:val="28"/>
               </w:rPr>
-              <w:lastRenderedPageBreak/>
               <w:t>E</w:t>
             </w:r>
             <w:r>
@@ -4546,16 +4506,7 @@
                 <w:sz w:val="28"/>
                 <w:szCs w:val="28"/>
               </w:rPr>
-              <w:t xml:space="preserve"> A </w:t>
-            </w:r>
-            <w:r>
-              <w:rPr>
-                <w:rFonts w:ascii="Times New Roman" w:eastAsia="Times New Roman" w:hAnsi="Times New Roman" w:cs="Times New Roman"/>
-                <w:sz w:val="28"/>
-                <w:szCs w:val="28"/>
-              </w:rPr>
-              <w:lastRenderedPageBreak/>
-              <w:t>group may accept another pitch or indoor space.</w:t>
+              <w:t xml:space="preserve"> A group may accept another pitch or indoor space.</w:t>
             </w:r>
           </w:p>
           <w:p>
@@ -4586,7 +4537,6 @@
                 <w:sz w:val="28"/>
                 <w:szCs w:val="28"/>
               </w:rPr>
-              <w:lastRenderedPageBreak/>
               <w:t>A</w:t>
             </w:r>
             <w:r>
@@ -4651,16 +4601,7 @@
                 <w:sz w:val="28"/>
                 <w:szCs w:val="28"/>
               </w:rPr>
-              <w:t xml:space="preserve"> by checking </w:t>
-            </w:r>
-            <w:r>
-              <w:rPr>
-                <w:rFonts w:ascii="Times New Roman" w:eastAsia="Times New Roman" w:hAnsi="Times New Roman" w:cs="Times New Roman"/>
-                <w:sz w:val="28"/>
-                <w:szCs w:val="28"/>
-              </w:rPr>
-              <w:lastRenderedPageBreak/>
-              <w:t xml:space="preserve">documentation that they have by </w:t>
+              <w:t xml:space="preserve"> by checking documentation that they have by </w:t>
             </w:r>
             <w:r>
               <w:rPr>
@@ -4706,7 +4647,6 @@
                 <w:sz w:val="28"/>
                 <w:szCs w:val="28"/>
               </w:rPr>
-              <w:lastRenderedPageBreak/>
               <w:t>Q</w:t>
             </w:r>
             <w:r>
@@ -4749,7 +4689,6 @@
                 <w:sz w:val="28"/>
                 <w:szCs w:val="28"/>
               </w:rPr>
-              <w:lastRenderedPageBreak/>
               <w:t>What makes an alternative acceptable?</w:t>
             </w:r>
           </w:p>
@@ -4803,7 +4742,6 @@
                 <w:sz w:val="28"/>
                 <w:szCs w:val="28"/>
               </w:rPr>
-              <w:lastRenderedPageBreak/>
               <w:t>E1</w:t>
             </w:r>
             <w:r>
@@ -5839,14 +5777,7 @@
               <w:rPr>
                 <w:rFonts w:ascii="Times New Roman" w:hAnsi="Times New Roman" w:cs="Times New Roman"/>
               </w:rPr>
-              <w:t xml:space="preserve">Some activities require evidence of suitable supervision, insurance or qualified coaching. Regular </w:t>
-            </w:r>
-            <w:r>
-              <w:rPr>
-                <w:rFonts w:ascii="Times New Roman" w:hAnsi="Times New Roman" w:cs="Times New Roman"/>
-              </w:rPr>
-              <w:lastRenderedPageBreak/>
-              <w:t>clubs are familiar to staff, while casual groups may not know what information is required.</w:t>
+              <w:t>Some activities require evidence of suitable supervision, insurance or qualified coaching. Regular clubs are familiar to staff, while casual groups may not know what information is required.</w:t>
             </w:r>
           </w:p>
           <w:p>
@@ -5873,7 +5804,6 @@
               <w:rPr>
                 <w:rFonts w:ascii="Times New Roman" w:hAnsi="Times New Roman" w:cs="Times New Roman"/>
               </w:rPr>
-              <w:lastRenderedPageBreak/>
               <w:t>In scope</w:t>
             </w:r>
           </w:p>
@@ -6429,7 +6359,6 @@
               <w:rPr>
                 <w:rFonts w:ascii="Times New Roman" w:hAnsi="Times New Roman" w:cs="Times New Roman"/>
               </w:rPr>
-              <w:lastRenderedPageBreak/>
               <w:t>In scope</w:t>
             </w:r>
           </w:p>
@@ -7021,7 +6950,6 @@
         <w:rPr>
           <w:rFonts w:ascii="Times New Roman" w:hAnsi="Times New Roman" w:cs="Times New Roman"/>
         </w:rPr>
-        <w:lastRenderedPageBreak/>
         <w:t>Boundary table:</w:t>
       </w:r>
     </w:p>
@@ -7705,7 +7633,6 @@
               <w:rPr>
                 <w:rFonts w:ascii="Times New Roman" w:hAnsi="Times New Roman" w:cs="Times New Roman"/>
               </w:rPr>
-              <w:lastRenderedPageBreak/>
               <w:t xml:space="preserve">D3 – </w:t>
             </w:r>
             <w:r>
@@ -8183,7 +8110,6 @@
               <w:rPr>
                 <w:rFonts w:ascii="Times New Roman" w:hAnsi="Times New Roman" w:cs="Times New Roman"/>
               </w:rPr>
-              <w:lastRenderedPageBreak/>
               <w:t>D10 - Stakeholders related to management of facility confirm who decides whether outdoor facilities are safe and what makes an alternative space suitable.</w:t>
             </w:r>
           </w:p>
@@ -8632,14 +8558,7 @@
               <w:rPr>
                 <w:rFonts w:ascii="Times New Roman" w:hAnsi="Times New Roman" w:cs="Times New Roman"/>
               </w:rPr>
-              <w:t xml:space="preserve">Closure, relocation and delayed start must be recorded and communicated each as a separate outcome. The scenario doesn’t confirm who may </w:t>
-            </w:r>
-            <w:r>
-              <w:rPr>
-                <w:rFonts w:ascii="Times New Roman" w:hAnsi="Times New Roman" w:cs="Times New Roman"/>
-              </w:rPr>
-              <w:lastRenderedPageBreak/>
-              <w:t>approve these decisions so defining approving rules is out of scope.</w:t>
+              <w:t>Closure, relocation and delayed start must be recorded and communicated each as a separate outcome. The scenario doesn’t confirm who may approve these decisions so defining approving rules is out of scope.</w:t>
             </w:r>
           </w:p>
         </w:tc>
@@ -8659,7 +8578,6 @@
               <w:rPr>
                 <w:rFonts w:ascii="Times New Roman" w:hAnsi="Times New Roman" w:cs="Times New Roman"/>
               </w:rPr>
-              <w:lastRenderedPageBreak/>
               <w:t>C5 - The initial scope excludes competition administration and live results.</w:t>
             </w:r>
           </w:p>
@@ -8847,11 +8765,5076 @@
     </w:p>
     <w:p>
       <w:pPr>
-        <w:rPr>
-          <w:rFonts w:ascii="Times New Roman" w:hAnsi="Times New Roman" w:cs="Times New Roman"/>
-        </w:rPr>
+        <w:pStyle w:val="Heading1"/>
       </w:pPr>
+      <w:r>
+        <w:t>Stakeholder and actor catalogue</w:t>
+      </w:r>
+      <w:r>
+        <w:t>:</w:t>
+      </w:r>
     </w:p>
+    <w:p>
+      <w:pPr>
+        <w:pStyle w:val="Heading2"/>
+      </w:pPr>
+      <w:r>
+        <w:t>Stakeholder catalogue</w:t>
+      </w:r>
+      <w:r>
+        <w:t>:</w:t>
+      </w:r>
+    </w:p>
+    <w:tbl>
+      <w:tblPr>
+        <w:tblW w:w="0" w:type="dxa"/>
+        <w:tblBorders>
+          <w:top w:val="outset" w:sz="6" w:space="0" w:color="auto"/>
+          <w:left w:val="outset" w:sz="6" w:space="0" w:color="auto"/>
+          <w:bottom w:val="outset" w:sz="6" w:space="0" w:color="auto"/>
+          <w:right w:val="outset" w:sz="6" w:space="0" w:color="auto"/>
+        </w:tblBorders>
+        <w:tblCellMar>
+          <w:left w:w="0" w:type="dxa"/>
+          <w:right w:w="0" w:type="dxa"/>
+        </w:tblCellMar>
+        <w:tblLook w:val="04A0" w:firstRow="1" w:lastRow="0" w:firstColumn="1" w:lastColumn="0" w:noHBand="0" w:noVBand="1"/>
+      </w:tblPr>
+      <w:tblGrid>
+        <w:gridCol w:w="1482"/>
+        <w:gridCol w:w="1338"/>
+        <w:gridCol w:w="1581"/>
+        <w:gridCol w:w="1503"/>
+        <w:gridCol w:w="1416"/>
+        <w:gridCol w:w="1690"/>
+      </w:tblGrid>
+      <w:tr>
+        <w:trPr>
+          <w:trHeight w:val="285"/>
+        </w:trPr>
+        <w:tc>
+          <w:tcPr>
+            <w:tcW w:w="1500" w:type="dxa"/>
+            <w:tcBorders>
+              <w:top w:val="single" w:sz="6" w:space="0" w:color="000000"/>
+              <w:left w:val="single" w:sz="6" w:space="0" w:color="000000"/>
+              <w:bottom w:val="single" w:sz="6" w:space="0" w:color="000000"/>
+              <w:right w:val="single" w:sz="6" w:space="0" w:color="000000"/>
+            </w:tcBorders>
+            <w:hideMark/>
+          </w:tcPr>
+          <w:p>
+            <w:pPr>
+              <w:rPr>
+                <w:lang w:val="en-US"/>
+              </w:rPr>
+            </w:pPr>
+            <w:r>
+              <w:t>Stakeholder</w:t>
+            </w:r>
+            <w:r>
+              <w:rPr>
+                <w:lang w:val="en-US"/>
+              </w:rPr>
+              <w:t> </w:t>
+            </w:r>
+          </w:p>
+        </w:tc>
+        <w:tc>
+          <w:tcPr>
+            <w:tcW w:w="1500" w:type="dxa"/>
+            <w:tcBorders>
+              <w:top w:val="single" w:sz="6" w:space="0" w:color="000000"/>
+              <w:left w:val="single" w:sz="6" w:space="0" w:color="000000"/>
+              <w:bottom w:val="single" w:sz="6" w:space="0" w:color="000000"/>
+              <w:right w:val="single" w:sz="6" w:space="0" w:color="000000"/>
+            </w:tcBorders>
+            <w:hideMark/>
+          </w:tcPr>
+          <w:p>
+            <w:pPr>
+              <w:rPr>
+                <w:lang w:val="en-US"/>
+              </w:rPr>
+            </w:pPr>
+            <w:r>
+              <w:t>Type</w:t>
+            </w:r>
+            <w:r>
+              <w:rPr>
+                <w:lang w:val="en-US"/>
+              </w:rPr>
+              <w:t> </w:t>
+            </w:r>
+          </w:p>
+        </w:tc>
+        <w:tc>
+          <w:tcPr>
+            <w:tcW w:w="1500" w:type="dxa"/>
+            <w:tcBorders>
+              <w:top w:val="single" w:sz="6" w:space="0" w:color="000000"/>
+              <w:left w:val="single" w:sz="6" w:space="0" w:color="000000"/>
+              <w:bottom w:val="single" w:sz="6" w:space="0" w:color="000000"/>
+              <w:right w:val="single" w:sz="6" w:space="0" w:color="000000"/>
+            </w:tcBorders>
+            <w:hideMark/>
+          </w:tcPr>
+          <w:p>
+            <w:pPr>
+              <w:rPr>
+                <w:lang w:val="en-US"/>
+              </w:rPr>
+            </w:pPr>
+            <w:r>
+              <w:t>Goals</w:t>
+            </w:r>
+            <w:r>
+              <w:rPr>
+                <w:lang w:val="en-US"/>
+              </w:rPr>
+              <w:t> </w:t>
+            </w:r>
+          </w:p>
+        </w:tc>
+        <w:tc>
+          <w:tcPr>
+            <w:tcW w:w="1500" w:type="dxa"/>
+            <w:tcBorders>
+              <w:top w:val="single" w:sz="6" w:space="0" w:color="000000"/>
+              <w:left w:val="single" w:sz="6" w:space="0" w:color="000000"/>
+              <w:bottom w:val="single" w:sz="6" w:space="0" w:color="000000"/>
+              <w:right w:val="single" w:sz="6" w:space="0" w:color="000000"/>
+            </w:tcBorders>
+            <w:hideMark/>
+          </w:tcPr>
+          <w:p>
+            <w:pPr>
+              <w:rPr>
+                <w:lang w:val="en-US"/>
+              </w:rPr>
+            </w:pPr>
+            <w:r>
+              <w:t>Concerns</w:t>
+            </w:r>
+            <w:r>
+              <w:rPr>
+                <w:lang w:val="en-US"/>
+              </w:rPr>
+              <w:t> </w:t>
+            </w:r>
+          </w:p>
+        </w:tc>
+        <w:tc>
+          <w:tcPr>
+            <w:tcW w:w="1500" w:type="dxa"/>
+            <w:tcBorders>
+              <w:top w:val="single" w:sz="6" w:space="0" w:color="000000"/>
+              <w:left w:val="single" w:sz="6" w:space="0" w:color="000000"/>
+              <w:bottom w:val="single" w:sz="6" w:space="0" w:color="000000"/>
+              <w:right w:val="single" w:sz="6" w:space="0" w:color="000000"/>
+            </w:tcBorders>
+            <w:hideMark/>
+          </w:tcPr>
+          <w:p>
+            <w:pPr>
+              <w:rPr>
+                <w:lang w:val="en-US"/>
+              </w:rPr>
+            </w:pPr>
+            <w:r>
+              <w:t>Influence</w:t>
+            </w:r>
+            <w:r>
+              <w:rPr>
+                <w:lang w:val="en-US"/>
+              </w:rPr>
+              <w:t> </w:t>
+            </w:r>
+          </w:p>
+        </w:tc>
+        <w:tc>
+          <w:tcPr>
+            <w:tcW w:w="1500" w:type="dxa"/>
+            <w:tcBorders>
+              <w:top w:val="single" w:sz="6" w:space="0" w:color="000000"/>
+              <w:left w:val="single" w:sz="6" w:space="0" w:color="000000"/>
+              <w:bottom w:val="single" w:sz="6" w:space="0" w:color="000000"/>
+              <w:right w:val="single" w:sz="6" w:space="0" w:color="000000"/>
+            </w:tcBorders>
+            <w:hideMark/>
+          </w:tcPr>
+          <w:p>
+            <w:pPr>
+              <w:rPr>
+                <w:lang w:val="en-US"/>
+              </w:rPr>
+            </w:pPr>
+            <w:r>
+              <w:t>Source</w:t>
+            </w:r>
+            <w:r>
+              <w:rPr>
+                <w:lang w:val="en-US"/>
+              </w:rPr>
+              <w:t> </w:t>
+            </w:r>
+          </w:p>
+        </w:tc>
+      </w:tr>
+      <w:tr>
+        <w:trPr>
+          <w:trHeight w:val="285"/>
+        </w:trPr>
+        <w:tc>
+          <w:tcPr>
+            <w:tcW w:w="1500" w:type="dxa"/>
+            <w:tcBorders>
+              <w:top w:val="single" w:sz="6" w:space="0" w:color="000000"/>
+              <w:left w:val="single" w:sz="6" w:space="0" w:color="000000"/>
+              <w:bottom w:val="single" w:sz="6" w:space="0" w:color="000000"/>
+              <w:right w:val="single" w:sz="6" w:space="0" w:color="000000"/>
+            </w:tcBorders>
+            <w:hideMark/>
+          </w:tcPr>
+          <w:p>
+            <w:pPr>
+              <w:rPr>
+                <w:lang w:val="en-US"/>
+              </w:rPr>
+            </w:pPr>
+            <w:r>
+              <w:t>S1 – Staff member</w:t>
+            </w:r>
+            <w:r>
+              <w:rPr>
+                <w:lang w:val="en-US"/>
+              </w:rPr>
+              <w:t> </w:t>
+            </w:r>
+          </w:p>
+        </w:tc>
+        <w:tc>
+          <w:tcPr>
+            <w:tcW w:w="1500" w:type="dxa"/>
+            <w:tcBorders>
+              <w:top w:val="single" w:sz="6" w:space="0" w:color="000000"/>
+              <w:left w:val="single" w:sz="6" w:space="0" w:color="000000"/>
+              <w:bottom w:val="single" w:sz="6" w:space="0" w:color="000000"/>
+              <w:right w:val="single" w:sz="6" w:space="0" w:color="000000"/>
+            </w:tcBorders>
+            <w:hideMark/>
+          </w:tcPr>
+          <w:p>
+            <w:pPr>
+              <w:rPr>
+                <w:lang w:val="en-US"/>
+              </w:rPr>
+            </w:pPr>
+            <w:r>
+              <w:t>Direct</w:t>
+            </w:r>
+            <w:r>
+              <w:rPr>
+                <w:lang w:val="en-US"/>
+              </w:rPr>
+              <w:t> </w:t>
+            </w:r>
+          </w:p>
+        </w:tc>
+        <w:tc>
+          <w:tcPr>
+            <w:tcW w:w="1500" w:type="dxa"/>
+            <w:tcBorders>
+              <w:top w:val="single" w:sz="6" w:space="0" w:color="000000"/>
+              <w:left w:val="single" w:sz="6" w:space="0" w:color="000000"/>
+              <w:bottom w:val="single" w:sz="6" w:space="0" w:color="000000"/>
+              <w:right w:val="single" w:sz="6" w:space="0" w:color="000000"/>
+            </w:tcBorders>
+            <w:hideMark/>
+          </w:tcPr>
+          <w:p>
+            <w:pPr>
+              <w:rPr>
+                <w:lang w:val="en-US"/>
+              </w:rPr>
+            </w:pPr>
+            <w:r>
+              <w:t>Have clearer view of availability of facility availability, setup requirements, changing conditions and conflicting activities.</w:t>
+            </w:r>
+            <w:r>
+              <w:rPr>
+                <w:lang w:val="en-US"/>
+              </w:rPr>
+              <w:t> </w:t>
+            </w:r>
+          </w:p>
+          <w:p>
+            <w:pPr>
+              <w:rPr>
+                <w:lang w:val="en-US"/>
+              </w:rPr>
+            </w:pPr>
+            <w:r>
+              <w:t>Have all bookings and groups’ history of bookings, cancellations, late arrivals, departures, damages, incidents in one up-to-date view.</w:t>
+            </w:r>
+            <w:r>
+              <w:rPr>
+                <w:lang w:val="en-US"/>
+              </w:rPr>
+              <w:t> </w:t>
+            </w:r>
+          </w:p>
+          <w:p>
+            <w:pPr>
+              <w:rPr>
+                <w:lang w:val="en-US"/>
+              </w:rPr>
+            </w:pPr>
+            <w:r>
+              <w:t>View equipment status and availability.</w:t>
+            </w:r>
+            <w:r>
+              <w:rPr>
+                <w:lang w:val="en-US"/>
+              </w:rPr>
+              <w:t> </w:t>
+            </w:r>
+          </w:p>
+          <w:p>
+            <w:pPr>
+              <w:rPr>
+                <w:lang w:val="en-US"/>
+              </w:rPr>
+            </w:pPr>
+            <w:r>
+              <w:t>Record and communicate decisions consistently.</w:t>
+            </w:r>
+            <w:r>
+              <w:rPr>
+                <w:lang w:val="en-US"/>
+              </w:rPr>
+              <w:t> </w:t>
+            </w:r>
+          </w:p>
+          <w:p>
+            <w:pPr>
+              <w:rPr>
+                <w:lang w:val="en-US"/>
+              </w:rPr>
+            </w:pPr>
+            <w:r>
+              <w:t>Find suitable alternatives for outdoor activities quickly.</w:t>
+            </w:r>
+            <w:r>
+              <w:rPr>
+                <w:lang w:val="en-US"/>
+              </w:rPr>
+              <w:t> </w:t>
+            </w:r>
+          </w:p>
+          <w:p>
+            <w:pPr>
+              <w:rPr>
+                <w:lang w:val="en-US"/>
+              </w:rPr>
+            </w:pPr>
+            <w:r>
+              <w:rPr>
+                <w:lang w:val="en-US"/>
+              </w:rPr>
+              <w:t> </w:t>
+            </w:r>
+          </w:p>
+        </w:tc>
+        <w:tc>
+          <w:tcPr>
+            <w:tcW w:w="1500" w:type="dxa"/>
+            <w:tcBorders>
+              <w:top w:val="single" w:sz="6" w:space="0" w:color="000000"/>
+              <w:left w:val="single" w:sz="6" w:space="0" w:color="000000"/>
+              <w:bottom w:val="single" w:sz="6" w:space="0" w:color="000000"/>
+              <w:right w:val="single" w:sz="6" w:space="0" w:color="000000"/>
+            </w:tcBorders>
+            <w:hideMark/>
+          </w:tcPr>
+          <w:p>
+            <w:pPr>
+              <w:rPr>
+                <w:lang w:val="en-US"/>
+              </w:rPr>
+            </w:pPr>
+            <w:r>
+              <w:t>Records are inconsistent and scattered across in separate calendars, spreadsheets and messages.</w:t>
+            </w:r>
+            <w:r>
+              <w:rPr>
+                <w:lang w:val="en-US"/>
+              </w:rPr>
+              <w:t> </w:t>
+            </w:r>
+          </w:p>
+          <w:p>
+            <w:pPr>
+              <w:rPr>
+                <w:lang w:val="en-US"/>
+              </w:rPr>
+            </w:pPr>
+            <w:r>
+              <w:t>Priority is undefined and not documented.</w:t>
+            </w:r>
+            <w:r>
+              <w:rPr>
+                <w:lang w:val="en-US"/>
+              </w:rPr>
+              <w:t> </w:t>
+            </w:r>
+          </w:p>
+          <w:p>
+            <w:pPr>
+              <w:rPr>
+                <w:lang w:val="en-US"/>
+              </w:rPr>
+            </w:pPr>
+            <w:r>
+              <w:t>Decisions and messages about distinguish closure, relocation and delayed start are inconsistent.</w:t>
+            </w:r>
+            <w:r>
+              <w:rPr>
+                <w:lang w:val="en-US"/>
+              </w:rPr>
+              <w:t> </w:t>
+            </w:r>
+          </w:p>
+        </w:tc>
+        <w:tc>
+          <w:tcPr>
+            <w:tcW w:w="1500" w:type="dxa"/>
+            <w:tcBorders>
+              <w:top w:val="single" w:sz="6" w:space="0" w:color="000000"/>
+              <w:left w:val="single" w:sz="6" w:space="0" w:color="000000"/>
+              <w:bottom w:val="single" w:sz="6" w:space="0" w:color="000000"/>
+              <w:right w:val="single" w:sz="6" w:space="0" w:color="000000"/>
+            </w:tcBorders>
+            <w:hideMark/>
+          </w:tcPr>
+          <w:p>
+            <w:pPr>
+              <w:rPr>
+                <w:lang w:val="en-US"/>
+              </w:rPr>
+            </w:pPr>
+            <w:r>
+              <w:rPr>
+                <w:lang w:val="en-US"/>
+              </w:rPr>
+              <w:t> </w:t>
+            </w:r>
+          </w:p>
+          <w:p>
+            <w:pPr>
+              <w:rPr>
+                <w:lang w:val="en-US"/>
+              </w:rPr>
+            </w:pPr>
+            <w:r>
+              <w:t>High(A)</w:t>
+            </w:r>
+            <w:r>
+              <w:rPr>
+                <w:lang w:val="en-US"/>
+              </w:rPr>
+              <w:t> </w:t>
+            </w:r>
+          </w:p>
+        </w:tc>
+        <w:tc>
+          <w:tcPr>
+            <w:tcW w:w="1500" w:type="dxa"/>
+            <w:tcBorders>
+              <w:top w:val="single" w:sz="6" w:space="0" w:color="000000"/>
+              <w:left w:val="single" w:sz="6" w:space="0" w:color="000000"/>
+              <w:bottom w:val="single" w:sz="6" w:space="0" w:color="000000"/>
+              <w:right w:val="single" w:sz="6" w:space="0" w:color="000000"/>
+            </w:tcBorders>
+            <w:hideMark/>
+          </w:tcPr>
+          <w:p>
+            <w:pPr>
+              <w:rPr>
+                <w:lang w:val="en-US"/>
+              </w:rPr>
+            </w:pPr>
+            <w:r>
+              <w:t>Scenario description.</w:t>
+            </w:r>
+            <w:r>
+              <w:rPr>
+                <w:lang w:val="en-US"/>
+              </w:rPr>
+              <w:t> </w:t>
+            </w:r>
+          </w:p>
+        </w:tc>
+      </w:tr>
+      <w:tr>
+        <w:trPr>
+          <w:trHeight w:val="285"/>
+        </w:trPr>
+        <w:tc>
+          <w:tcPr>
+            <w:tcW w:w="1500" w:type="dxa"/>
+            <w:tcBorders>
+              <w:top w:val="single" w:sz="6" w:space="0" w:color="000000"/>
+              <w:left w:val="single" w:sz="6" w:space="0" w:color="000000"/>
+              <w:bottom w:val="single" w:sz="6" w:space="0" w:color="000000"/>
+              <w:right w:val="single" w:sz="6" w:space="0" w:color="000000"/>
+            </w:tcBorders>
+            <w:hideMark/>
+          </w:tcPr>
+          <w:p>
+            <w:pPr>
+              <w:rPr>
+                <w:lang w:val="en-US"/>
+              </w:rPr>
+            </w:pPr>
+            <w:r>
+              <w:t>S2 – Casual group, coach</w:t>
+            </w:r>
+            <w:r>
+              <w:rPr>
+                <w:lang w:val="en-US"/>
+              </w:rPr>
+              <w:t> </w:t>
+            </w:r>
+          </w:p>
+        </w:tc>
+        <w:tc>
+          <w:tcPr>
+            <w:tcW w:w="1500" w:type="dxa"/>
+            <w:tcBorders>
+              <w:top w:val="single" w:sz="6" w:space="0" w:color="000000"/>
+              <w:left w:val="single" w:sz="6" w:space="0" w:color="000000"/>
+              <w:bottom w:val="single" w:sz="6" w:space="0" w:color="000000"/>
+              <w:right w:val="single" w:sz="6" w:space="0" w:color="000000"/>
+            </w:tcBorders>
+            <w:hideMark/>
+          </w:tcPr>
+          <w:p>
+            <w:pPr>
+              <w:rPr>
+                <w:lang w:val="en-US"/>
+              </w:rPr>
+            </w:pPr>
+            <w:r>
+              <w:t>Direct</w:t>
+            </w:r>
+            <w:r>
+              <w:rPr>
+                <w:lang w:val="en-US"/>
+              </w:rPr>
+              <w:t> </w:t>
+            </w:r>
+          </w:p>
+        </w:tc>
+        <w:tc>
+          <w:tcPr>
+            <w:tcW w:w="1500" w:type="dxa"/>
+            <w:tcBorders>
+              <w:top w:val="single" w:sz="6" w:space="0" w:color="000000"/>
+              <w:left w:val="single" w:sz="6" w:space="0" w:color="000000"/>
+              <w:bottom w:val="single" w:sz="6" w:space="0" w:color="000000"/>
+              <w:right w:val="single" w:sz="6" w:space="0" w:color="000000"/>
+            </w:tcBorders>
+            <w:hideMark/>
+          </w:tcPr>
+          <w:p>
+            <w:pPr>
+              <w:rPr>
+                <w:lang w:val="en-US"/>
+              </w:rPr>
+            </w:pPr>
+            <w:r>
+              <w:t>Request booking of space and/or equipment in facility.</w:t>
+            </w:r>
+            <w:r>
+              <w:rPr>
+                <w:lang w:val="en-US"/>
+              </w:rPr>
+              <w:t> </w:t>
+            </w:r>
+          </w:p>
+        </w:tc>
+        <w:tc>
+          <w:tcPr>
+            <w:tcW w:w="1500" w:type="dxa"/>
+            <w:tcBorders>
+              <w:top w:val="single" w:sz="6" w:space="0" w:color="000000"/>
+              <w:left w:val="single" w:sz="6" w:space="0" w:color="000000"/>
+              <w:bottom w:val="single" w:sz="6" w:space="0" w:color="000000"/>
+              <w:right w:val="single" w:sz="6" w:space="0" w:color="000000"/>
+            </w:tcBorders>
+            <w:hideMark/>
+          </w:tcPr>
+          <w:p>
+            <w:pPr>
+              <w:rPr>
+                <w:lang w:val="en-US"/>
+              </w:rPr>
+            </w:pPr>
+            <w:r>
+              <w:t>May not know what supervision, insurance or qualified coaching evidence is required and may wait for decision behind a provisional booking.</w:t>
+            </w:r>
+            <w:r>
+              <w:rPr>
+                <w:lang w:val="en-US"/>
+              </w:rPr>
+              <w:t> </w:t>
+            </w:r>
+          </w:p>
+        </w:tc>
+        <w:tc>
+          <w:tcPr>
+            <w:tcW w:w="1500" w:type="dxa"/>
+            <w:tcBorders>
+              <w:top w:val="single" w:sz="6" w:space="0" w:color="000000"/>
+              <w:left w:val="single" w:sz="6" w:space="0" w:color="000000"/>
+              <w:bottom w:val="single" w:sz="6" w:space="0" w:color="000000"/>
+              <w:right w:val="single" w:sz="6" w:space="0" w:color="000000"/>
+            </w:tcBorders>
+            <w:hideMark/>
+          </w:tcPr>
+          <w:p>
+            <w:pPr>
+              <w:rPr>
+                <w:lang w:val="en-US"/>
+              </w:rPr>
+            </w:pPr>
+            <w:r>
+              <w:rPr>
+                <w:lang w:val="en-US"/>
+              </w:rPr>
+              <w:t> </w:t>
+            </w:r>
+          </w:p>
+          <w:p>
+            <w:pPr>
+              <w:rPr>
+                <w:lang w:val="en-US"/>
+              </w:rPr>
+            </w:pPr>
+            <w:r>
+              <w:t>Medium(A)</w:t>
+            </w:r>
+            <w:r>
+              <w:rPr>
+                <w:lang w:val="en-US"/>
+              </w:rPr>
+              <w:t> </w:t>
+            </w:r>
+          </w:p>
+        </w:tc>
+        <w:tc>
+          <w:tcPr>
+            <w:tcW w:w="1500" w:type="dxa"/>
+            <w:tcBorders>
+              <w:top w:val="single" w:sz="6" w:space="0" w:color="000000"/>
+              <w:left w:val="single" w:sz="6" w:space="0" w:color="000000"/>
+              <w:bottom w:val="single" w:sz="6" w:space="0" w:color="000000"/>
+              <w:right w:val="single" w:sz="6" w:space="0" w:color="000000"/>
+            </w:tcBorders>
+            <w:hideMark/>
+          </w:tcPr>
+          <w:p>
+            <w:pPr>
+              <w:rPr>
+                <w:lang w:val="en-US"/>
+              </w:rPr>
+            </w:pPr>
+            <w:r>
+              <w:t>Scenario description.</w:t>
+            </w:r>
+            <w:r>
+              <w:rPr>
+                <w:lang w:val="en-US"/>
+              </w:rPr>
+              <w:t> </w:t>
+            </w:r>
+          </w:p>
+        </w:tc>
+      </w:tr>
+      <w:tr>
+        <w:trPr>
+          <w:trHeight w:val="285"/>
+        </w:trPr>
+        <w:tc>
+          <w:tcPr>
+            <w:tcW w:w="1500" w:type="dxa"/>
+            <w:tcBorders>
+              <w:top w:val="single" w:sz="6" w:space="0" w:color="000000"/>
+              <w:left w:val="single" w:sz="6" w:space="0" w:color="000000"/>
+              <w:bottom w:val="single" w:sz="6" w:space="0" w:color="000000"/>
+              <w:right w:val="single" w:sz="6" w:space="0" w:color="000000"/>
+            </w:tcBorders>
+            <w:hideMark/>
+          </w:tcPr>
+          <w:p>
+            <w:pPr>
+              <w:rPr>
+                <w:lang w:val="en-US"/>
+              </w:rPr>
+            </w:pPr>
+            <w:r>
+              <w:t>S3 - Partnership programmes and league</w:t>
+            </w:r>
+            <w:r>
+              <w:rPr>
+                <w:lang w:val="en-US"/>
+              </w:rPr>
+              <w:t> </w:t>
+            </w:r>
+          </w:p>
+        </w:tc>
+        <w:tc>
+          <w:tcPr>
+            <w:tcW w:w="1500" w:type="dxa"/>
+            <w:tcBorders>
+              <w:top w:val="single" w:sz="6" w:space="0" w:color="000000"/>
+              <w:left w:val="single" w:sz="6" w:space="0" w:color="000000"/>
+              <w:bottom w:val="single" w:sz="6" w:space="0" w:color="000000"/>
+              <w:right w:val="single" w:sz="6" w:space="0" w:color="000000"/>
+            </w:tcBorders>
+            <w:hideMark/>
+          </w:tcPr>
+          <w:p>
+            <w:pPr>
+              <w:rPr>
+                <w:lang w:val="en-US"/>
+              </w:rPr>
+            </w:pPr>
+            <w:r>
+              <w:t>Direct</w:t>
+            </w:r>
+            <w:r>
+              <w:rPr>
+                <w:lang w:val="en-US"/>
+              </w:rPr>
+              <w:t> </w:t>
+            </w:r>
+          </w:p>
+        </w:tc>
+        <w:tc>
+          <w:tcPr>
+            <w:tcW w:w="1500" w:type="dxa"/>
+            <w:tcBorders>
+              <w:top w:val="single" w:sz="6" w:space="0" w:color="000000"/>
+              <w:left w:val="single" w:sz="6" w:space="0" w:color="000000"/>
+              <w:bottom w:val="single" w:sz="6" w:space="0" w:color="000000"/>
+              <w:right w:val="single" w:sz="6" w:space="0" w:color="000000"/>
+            </w:tcBorders>
+            <w:hideMark/>
+          </w:tcPr>
+          <w:p>
+            <w:pPr>
+              <w:rPr>
+                <w:lang w:val="en-US"/>
+              </w:rPr>
+            </w:pPr>
+            <w:r>
+              <w:t>Request and receive high priority booking of space and/or equipment in facility.</w:t>
+            </w:r>
+            <w:r>
+              <w:rPr>
+                <w:lang w:val="en-US"/>
+              </w:rPr>
+              <w:t> </w:t>
+            </w:r>
+          </w:p>
+        </w:tc>
+        <w:tc>
+          <w:tcPr>
+            <w:tcW w:w="1500" w:type="dxa"/>
+            <w:tcBorders>
+              <w:top w:val="single" w:sz="6" w:space="0" w:color="000000"/>
+              <w:left w:val="single" w:sz="6" w:space="0" w:color="000000"/>
+              <w:bottom w:val="single" w:sz="6" w:space="0" w:color="000000"/>
+              <w:right w:val="single" w:sz="6" w:space="0" w:color="000000"/>
+            </w:tcBorders>
+            <w:hideMark/>
+          </w:tcPr>
+          <w:p>
+            <w:pPr>
+              <w:rPr>
+                <w:lang w:val="en-US"/>
+              </w:rPr>
+            </w:pPr>
+            <w:r>
+              <w:t>The basis for priority is not fully documented.</w:t>
+            </w:r>
+            <w:r>
+              <w:rPr>
+                <w:lang w:val="en-US"/>
+              </w:rPr>
+              <w:t> </w:t>
+            </w:r>
+          </w:p>
+        </w:tc>
+        <w:tc>
+          <w:tcPr>
+            <w:tcW w:w="1500" w:type="dxa"/>
+            <w:tcBorders>
+              <w:top w:val="single" w:sz="6" w:space="0" w:color="000000"/>
+              <w:left w:val="single" w:sz="6" w:space="0" w:color="000000"/>
+              <w:bottom w:val="single" w:sz="6" w:space="0" w:color="000000"/>
+              <w:right w:val="single" w:sz="6" w:space="0" w:color="000000"/>
+            </w:tcBorders>
+            <w:hideMark/>
+          </w:tcPr>
+          <w:p>
+            <w:pPr>
+              <w:rPr>
+                <w:lang w:val="en-US"/>
+              </w:rPr>
+            </w:pPr>
+            <w:r>
+              <w:rPr>
+                <w:lang w:val="en-US"/>
+              </w:rPr>
+              <w:t> </w:t>
+            </w:r>
+          </w:p>
+          <w:p>
+            <w:pPr>
+              <w:rPr>
+                <w:lang w:val="en-US"/>
+              </w:rPr>
+            </w:pPr>
+            <w:r>
+              <w:t>Medium(A)</w:t>
+            </w:r>
+            <w:r>
+              <w:rPr>
+                <w:lang w:val="en-US"/>
+              </w:rPr>
+              <w:t> </w:t>
+            </w:r>
+          </w:p>
+        </w:tc>
+        <w:tc>
+          <w:tcPr>
+            <w:tcW w:w="1500" w:type="dxa"/>
+            <w:tcBorders>
+              <w:top w:val="single" w:sz="6" w:space="0" w:color="000000"/>
+              <w:left w:val="single" w:sz="6" w:space="0" w:color="000000"/>
+              <w:bottom w:val="single" w:sz="6" w:space="0" w:color="000000"/>
+              <w:right w:val="single" w:sz="6" w:space="0" w:color="000000"/>
+            </w:tcBorders>
+            <w:hideMark/>
+          </w:tcPr>
+          <w:p>
+            <w:pPr>
+              <w:rPr>
+                <w:lang w:val="en-US"/>
+              </w:rPr>
+            </w:pPr>
+            <w:r>
+              <w:rPr>
+                <w:lang w:val="en-US"/>
+              </w:rPr>
+              <w:t> </w:t>
+            </w:r>
+          </w:p>
+          <w:p>
+            <w:pPr>
+              <w:rPr>
+                <w:lang w:val="en-US"/>
+              </w:rPr>
+            </w:pPr>
+            <w:r>
+              <w:t>Scenario description.</w:t>
+            </w:r>
+            <w:r>
+              <w:rPr>
+                <w:lang w:val="en-US"/>
+              </w:rPr>
+              <w:t> </w:t>
+            </w:r>
+          </w:p>
+        </w:tc>
+      </w:tr>
+      <w:tr>
+        <w:trPr>
+          <w:trHeight w:val="285"/>
+        </w:trPr>
+        <w:tc>
+          <w:tcPr>
+            <w:tcW w:w="1500" w:type="dxa"/>
+            <w:tcBorders>
+              <w:top w:val="single" w:sz="6" w:space="0" w:color="000000"/>
+              <w:left w:val="single" w:sz="6" w:space="0" w:color="000000"/>
+              <w:bottom w:val="single" w:sz="6" w:space="0" w:color="000000"/>
+              <w:right w:val="single" w:sz="6" w:space="0" w:color="000000"/>
+            </w:tcBorders>
+            <w:hideMark/>
+          </w:tcPr>
+          <w:p>
+            <w:pPr>
+              <w:rPr>
+                <w:lang w:val="en-US"/>
+              </w:rPr>
+            </w:pPr>
+            <w:r>
+              <w:t>S4 – School</w:t>
+            </w:r>
+            <w:r>
+              <w:rPr>
+                <w:lang w:val="en-US"/>
+              </w:rPr>
+              <w:t> </w:t>
+            </w:r>
+          </w:p>
+        </w:tc>
+        <w:tc>
+          <w:tcPr>
+            <w:tcW w:w="1500" w:type="dxa"/>
+            <w:tcBorders>
+              <w:top w:val="single" w:sz="6" w:space="0" w:color="000000"/>
+              <w:left w:val="single" w:sz="6" w:space="0" w:color="000000"/>
+              <w:bottom w:val="single" w:sz="6" w:space="0" w:color="000000"/>
+              <w:right w:val="single" w:sz="6" w:space="0" w:color="000000"/>
+            </w:tcBorders>
+            <w:hideMark/>
+          </w:tcPr>
+          <w:p>
+            <w:pPr>
+              <w:rPr>
+                <w:lang w:val="en-US"/>
+              </w:rPr>
+            </w:pPr>
+            <w:r>
+              <w:t>Direct</w:t>
+            </w:r>
+            <w:r>
+              <w:rPr>
+                <w:lang w:val="en-US"/>
+              </w:rPr>
+              <w:t> </w:t>
+            </w:r>
+          </w:p>
+        </w:tc>
+        <w:tc>
+          <w:tcPr>
+            <w:tcW w:w="1500" w:type="dxa"/>
+            <w:tcBorders>
+              <w:top w:val="single" w:sz="6" w:space="0" w:color="000000"/>
+              <w:left w:val="single" w:sz="6" w:space="0" w:color="000000"/>
+              <w:bottom w:val="single" w:sz="6" w:space="0" w:color="000000"/>
+              <w:right w:val="single" w:sz="6" w:space="0" w:color="000000"/>
+            </w:tcBorders>
+            <w:hideMark/>
+          </w:tcPr>
+          <w:p>
+            <w:pPr>
+              <w:rPr>
+                <w:lang w:val="en-US"/>
+              </w:rPr>
+            </w:pPr>
+            <w:r>
+              <w:t>Request bookings for recurring times for season.</w:t>
+            </w:r>
+            <w:r>
+              <w:rPr>
+                <w:lang w:val="en-US"/>
+              </w:rPr>
+              <w:t> </w:t>
+            </w:r>
+          </w:p>
+          <w:p>
+            <w:pPr>
+              <w:rPr>
+                <w:lang w:val="en-US"/>
+              </w:rPr>
+            </w:pPr>
+            <w:r>
+              <w:t>Receive one confirmation showing space, equipment and access arrangements.</w:t>
+            </w:r>
+            <w:r>
+              <w:rPr>
+                <w:lang w:val="en-US"/>
+              </w:rPr>
+              <w:t> </w:t>
+            </w:r>
+          </w:p>
+        </w:tc>
+        <w:tc>
+          <w:tcPr>
+            <w:tcW w:w="1500" w:type="dxa"/>
+            <w:tcBorders>
+              <w:top w:val="single" w:sz="6" w:space="0" w:color="000000"/>
+              <w:left w:val="single" w:sz="6" w:space="0" w:color="000000"/>
+              <w:bottom w:val="single" w:sz="6" w:space="0" w:color="000000"/>
+              <w:right w:val="single" w:sz="6" w:space="0" w:color="000000"/>
+            </w:tcBorders>
+            <w:hideMark/>
+          </w:tcPr>
+          <w:p>
+            <w:pPr>
+              <w:rPr>
+                <w:lang w:val="en-US"/>
+              </w:rPr>
+            </w:pPr>
+            <w:r>
+              <w:t>Final fixture lists change during the season and provisional bookings may affect other groups.</w:t>
+            </w:r>
+            <w:r>
+              <w:rPr>
+                <w:lang w:val="en-US"/>
+              </w:rPr>
+              <w:t> </w:t>
+            </w:r>
+          </w:p>
+        </w:tc>
+        <w:tc>
+          <w:tcPr>
+            <w:tcW w:w="1500" w:type="dxa"/>
+            <w:tcBorders>
+              <w:top w:val="single" w:sz="6" w:space="0" w:color="000000"/>
+              <w:left w:val="single" w:sz="6" w:space="0" w:color="000000"/>
+              <w:bottom w:val="single" w:sz="6" w:space="0" w:color="000000"/>
+              <w:right w:val="single" w:sz="6" w:space="0" w:color="000000"/>
+            </w:tcBorders>
+            <w:hideMark/>
+          </w:tcPr>
+          <w:p>
+            <w:pPr>
+              <w:rPr>
+                <w:lang w:val="en-US"/>
+              </w:rPr>
+            </w:pPr>
+            <w:r>
+              <w:rPr>
+                <w:lang w:val="en-US"/>
+              </w:rPr>
+              <w:t> </w:t>
+            </w:r>
+          </w:p>
+          <w:p>
+            <w:pPr>
+              <w:rPr>
+                <w:lang w:val="en-US"/>
+              </w:rPr>
+            </w:pPr>
+            <w:r>
+              <w:t>High(A)</w:t>
+            </w:r>
+            <w:r>
+              <w:rPr>
+                <w:lang w:val="en-US"/>
+              </w:rPr>
+              <w:t> </w:t>
+            </w:r>
+          </w:p>
+        </w:tc>
+        <w:tc>
+          <w:tcPr>
+            <w:tcW w:w="1500" w:type="dxa"/>
+            <w:tcBorders>
+              <w:top w:val="single" w:sz="6" w:space="0" w:color="000000"/>
+              <w:left w:val="single" w:sz="6" w:space="0" w:color="000000"/>
+              <w:bottom w:val="single" w:sz="6" w:space="0" w:color="000000"/>
+              <w:right w:val="single" w:sz="6" w:space="0" w:color="000000"/>
+            </w:tcBorders>
+            <w:hideMark/>
+          </w:tcPr>
+          <w:p>
+            <w:pPr>
+              <w:rPr>
+                <w:lang w:val="en-US"/>
+              </w:rPr>
+            </w:pPr>
+            <w:r>
+              <w:rPr>
+                <w:lang w:val="en-US"/>
+              </w:rPr>
+              <w:t> </w:t>
+            </w:r>
+          </w:p>
+          <w:p>
+            <w:pPr>
+              <w:rPr>
+                <w:lang w:val="en-US"/>
+              </w:rPr>
+            </w:pPr>
+            <w:r>
+              <w:t>Scenario description.</w:t>
+            </w:r>
+            <w:r>
+              <w:rPr>
+                <w:lang w:val="en-US"/>
+              </w:rPr>
+              <w:t> </w:t>
+            </w:r>
+          </w:p>
+          <w:p>
+            <w:pPr>
+              <w:rPr>
+                <w:lang w:val="en-US"/>
+              </w:rPr>
+            </w:pPr>
+            <w:r>
+              <w:rPr>
+                <w:lang w:val="en-US"/>
+              </w:rPr>
+              <w:t> </w:t>
+            </w:r>
+          </w:p>
+          <w:p>
+            <w:pPr>
+              <w:rPr>
+                <w:lang w:val="en-US"/>
+              </w:rPr>
+            </w:pPr>
+            <w:r>
+              <w:t>School organiser: “We need one confirmation showing the space, equipment and access arrangements.”</w:t>
+            </w:r>
+            <w:r>
+              <w:rPr>
+                <w:lang w:val="en-US"/>
+              </w:rPr>
+              <w:t> </w:t>
+            </w:r>
+          </w:p>
+          <w:p>
+            <w:pPr>
+              <w:rPr>
+                <w:lang w:val="en-US"/>
+              </w:rPr>
+            </w:pPr>
+            <w:r>
+              <w:rPr>
+                <w:lang w:val="en-US"/>
+              </w:rPr>
+              <w:t> </w:t>
+            </w:r>
+          </w:p>
+        </w:tc>
+      </w:tr>
+      <w:tr>
+        <w:trPr>
+          <w:trHeight w:val="285"/>
+        </w:trPr>
+        <w:tc>
+          <w:tcPr>
+            <w:tcW w:w="1500" w:type="dxa"/>
+            <w:tcBorders>
+              <w:top w:val="single" w:sz="6" w:space="0" w:color="000000"/>
+              <w:left w:val="single" w:sz="6" w:space="0" w:color="000000"/>
+              <w:bottom w:val="single" w:sz="6" w:space="0" w:color="000000"/>
+              <w:right w:val="single" w:sz="6" w:space="0" w:color="000000"/>
+            </w:tcBorders>
+            <w:hideMark/>
+          </w:tcPr>
+          <w:p>
+            <w:pPr>
+              <w:rPr>
+                <w:lang w:val="en-US"/>
+              </w:rPr>
+            </w:pPr>
+            <w:r>
+              <w:t>S5 - Club</w:t>
+            </w:r>
+            <w:r>
+              <w:rPr>
+                <w:lang w:val="en-US"/>
+              </w:rPr>
+              <w:t> </w:t>
+            </w:r>
+          </w:p>
+        </w:tc>
+        <w:tc>
+          <w:tcPr>
+            <w:tcW w:w="1500" w:type="dxa"/>
+            <w:tcBorders>
+              <w:top w:val="single" w:sz="6" w:space="0" w:color="000000"/>
+              <w:left w:val="single" w:sz="6" w:space="0" w:color="000000"/>
+              <w:bottom w:val="single" w:sz="6" w:space="0" w:color="000000"/>
+              <w:right w:val="single" w:sz="6" w:space="0" w:color="000000"/>
+            </w:tcBorders>
+            <w:hideMark/>
+          </w:tcPr>
+          <w:p>
+            <w:pPr>
+              <w:rPr>
+                <w:lang w:val="en-US"/>
+              </w:rPr>
+            </w:pPr>
+            <w:r>
+              <w:t>Direct</w:t>
+            </w:r>
+            <w:r>
+              <w:rPr>
+                <w:lang w:val="en-US"/>
+              </w:rPr>
+              <w:t> </w:t>
+            </w:r>
+          </w:p>
+          <w:p>
+            <w:pPr>
+              <w:rPr>
+                <w:lang w:val="en-US"/>
+              </w:rPr>
+            </w:pPr>
+            <w:r>
+              <w:rPr>
+                <w:lang w:val="en-US"/>
+              </w:rPr>
+              <w:t> </w:t>
+            </w:r>
+          </w:p>
+        </w:tc>
+        <w:tc>
+          <w:tcPr>
+            <w:tcW w:w="1500" w:type="dxa"/>
+            <w:tcBorders>
+              <w:top w:val="single" w:sz="6" w:space="0" w:color="000000"/>
+              <w:left w:val="single" w:sz="6" w:space="0" w:color="000000"/>
+              <w:bottom w:val="single" w:sz="6" w:space="0" w:color="000000"/>
+              <w:right w:val="single" w:sz="6" w:space="0" w:color="000000"/>
+            </w:tcBorders>
+            <w:hideMark/>
+          </w:tcPr>
+          <w:p>
+            <w:pPr>
+              <w:rPr>
+                <w:lang w:val="en-US"/>
+              </w:rPr>
+            </w:pPr>
+            <w:r>
+              <w:t>Request bookings for recurring times for season.</w:t>
+            </w:r>
+            <w:r>
+              <w:rPr>
+                <w:lang w:val="en-US"/>
+              </w:rPr>
+              <w:t> </w:t>
+            </w:r>
+          </w:p>
+        </w:tc>
+        <w:tc>
+          <w:tcPr>
+            <w:tcW w:w="1500" w:type="dxa"/>
+            <w:tcBorders>
+              <w:top w:val="single" w:sz="6" w:space="0" w:color="000000"/>
+              <w:left w:val="single" w:sz="6" w:space="0" w:color="000000"/>
+              <w:bottom w:val="single" w:sz="6" w:space="0" w:color="000000"/>
+              <w:right w:val="single" w:sz="6" w:space="0" w:color="000000"/>
+            </w:tcBorders>
+            <w:hideMark/>
+          </w:tcPr>
+          <w:p>
+            <w:pPr>
+              <w:rPr>
+                <w:lang w:val="en-US"/>
+              </w:rPr>
+            </w:pPr>
+            <w:r>
+              <w:t>Final fixture lists change during the season and provisional bookings may affect other groups.</w:t>
+            </w:r>
+            <w:r>
+              <w:rPr>
+                <w:lang w:val="en-US"/>
+              </w:rPr>
+              <w:t> </w:t>
+            </w:r>
+          </w:p>
+          <w:p>
+            <w:pPr>
+              <w:rPr>
+                <w:lang w:val="en-US"/>
+              </w:rPr>
+            </w:pPr>
+            <w:r>
+              <w:rPr>
+                <w:lang w:val="en-US"/>
+              </w:rPr>
+              <w:t> </w:t>
+            </w:r>
+          </w:p>
+        </w:tc>
+        <w:tc>
+          <w:tcPr>
+            <w:tcW w:w="1500" w:type="dxa"/>
+            <w:tcBorders>
+              <w:top w:val="single" w:sz="6" w:space="0" w:color="000000"/>
+              <w:left w:val="single" w:sz="6" w:space="0" w:color="000000"/>
+              <w:bottom w:val="single" w:sz="6" w:space="0" w:color="000000"/>
+              <w:right w:val="single" w:sz="6" w:space="0" w:color="000000"/>
+            </w:tcBorders>
+            <w:hideMark/>
+          </w:tcPr>
+          <w:p>
+            <w:pPr>
+              <w:rPr>
+                <w:lang w:val="en-US"/>
+              </w:rPr>
+            </w:pPr>
+            <w:r>
+              <w:rPr>
+                <w:lang w:val="en-US"/>
+              </w:rPr>
+              <w:t> </w:t>
+            </w:r>
+          </w:p>
+          <w:p>
+            <w:pPr>
+              <w:rPr>
+                <w:lang w:val="en-US"/>
+              </w:rPr>
+            </w:pPr>
+            <w:r>
+              <w:t>High(A)</w:t>
+            </w:r>
+            <w:r>
+              <w:rPr>
+                <w:lang w:val="en-US"/>
+              </w:rPr>
+              <w:t> </w:t>
+            </w:r>
+          </w:p>
+        </w:tc>
+        <w:tc>
+          <w:tcPr>
+            <w:tcW w:w="1500" w:type="dxa"/>
+            <w:tcBorders>
+              <w:top w:val="single" w:sz="6" w:space="0" w:color="000000"/>
+              <w:left w:val="single" w:sz="6" w:space="0" w:color="000000"/>
+              <w:bottom w:val="single" w:sz="6" w:space="0" w:color="000000"/>
+              <w:right w:val="single" w:sz="6" w:space="0" w:color="000000"/>
+            </w:tcBorders>
+            <w:hideMark/>
+          </w:tcPr>
+          <w:p>
+            <w:pPr>
+              <w:rPr>
+                <w:lang w:val="en-US"/>
+              </w:rPr>
+            </w:pPr>
+            <w:r>
+              <w:rPr>
+                <w:lang w:val="en-US"/>
+              </w:rPr>
+              <w:t> </w:t>
+            </w:r>
+          </w:p>
+          <w:p>
+            <w:pPr>
+              <w:rPr>
+                <w:lang w:val="en-US"/>
+              </w:rPr>
+            </w:pPr>
+            <w:r>
+              <w:t>Club secretary: “We need recurring times, but our final fixture list changes during the season.”</w:t>
+            </w:r>
+            <w:r>
+              <w:rPr>
+                <w:lang w:val="en-US"/>
+              </w:rPr>
+              <w:t> </w:t>
+            </w:r>
+          </w:p>
+          <w:p>
+            <w:pPr>
+              <w:rPr>
+                <w:lang w:val="en-US"/>
+              </w:rPr>
+            </w:pPr>
+            <w:r>
+              <w:rPr>
+                <w:lang w:val="en-US"/>
+              </w:rPr>
+              <w:t> </w:t>
+            </w:r>
+          </w:p>
+        </w:tc>
+      </w:tr>
+      <w:tr>
+        <w:trPr>
+          <w:trHeight w:val="285"/>
+        </w:trPr>
+        <w:tc>
+          <w:tcPr>
+            <w:tcW w:w="1500" w:type="dxa"/>
+            <w:tcBorders>
+              <w:top w:val="single" w:sz="6" w:space="0" w:color="000000"/>
+              <w:left w:val="single" w:sz="6" w:space="0" w:color="000000"/>
+              <w:bottom w:val="single" w:sz="6" w:space="0" w:color="000000"/>
+              <w:right w:val="single" w:sz="6" w:space="0" w:color="000000"/>
+            </w:tcBorders>
+            <w:hideMark/>
+          </w:tcPr>
+          <w:p>
+            <w:pPr>
+              <w:rPr>
+                <w:lang w:val="en-US"/>
+              </w:rPr>
+            </w:pPr>
+            <w:r>
+              <w:t>S6 - Facility coordinator</w:t>
+            </w:r>
+            <w:r>
+              <w:rPr>
+                <w:lang w:val="en-US"/>
+              </w:rPr>
+              <w:t> </w:t>
+            </w:r>
+          </w:p>
+        </w:tc>
+        <w:tc>
+          <w:tcPr>
+            <w:tcW w:w="1500" w:type="dxa"/>
+            <w:tcBorders>
+              <w:top w:val="single" w:sz="6" w:space="0" w:color="000000"/>
+              <w:left w:val="single" w:sz="6" w:space="0" w:color="000000"/>
+              <w:bottom w:val="single" w:sz="6" w:space="0" w:color="000000"/>
+              <w:right w:val="single" w:sz="6" w:space="0" w:color="000000"/>
+            </w:tcBorders>
+            <w:hideMark/>
+          </w:tcPr>
+          <w:p>
+            <w:pPr>
+              <w:rPr>
+                <w:lang w:val="en-US"/>
+              </w:rPr>
+            </w:pPr>
+            <w:r>
+              <w:t>Direct</w:t>
+            </w:r>
+            <w:r>
+              <w:rPr>
+                <w:lang w:val="en-US"/>
+              </w:rPr>
+              <w:t> </w:t>
+            </w:r>
+          </w:p>
+        </w:tc>
+        <w:tc>
+          <w:tcPr>
+            <w:tcW w:w="1500" w:type="dxa"/>
+            <w:tcBorders>
+              <w:top w:val="single" w:sz="6" w:space="0" w:color="000000"/>
+              <w:left w:val="single" w:sz="6" w:space="0" w:color="000000"/>
+              <w:bottom w:val="single" w:sz="6" w:space="0" w:color="000000"/>
+              <w:right w:val="single" w:sz="6" w:space="0" w:color="000000"/>
+            </w:tcBorders>
+            <w:hideMark/>
+          </w:tcPr>
+          <w:p>
+            <w:pPr>
+              <w:rPr>
+                <w:lang w:val="en-US"/>
+              </w:rPr>
+            </w:pPr>
+            <w:r>
+              <w:t>Access information about confirmed and provisional bookings, utilisation, maintenance conflicts, equipment allocation, incidents and recurring unmet demand.</w:t>
+            </w:r>
+            <w:r>
+              <w:rPr>
+                <w:lang w:val="en-US"/>
+              </w:rPr>
+              <w:t> </w:t>
+            </w:r>
+          </w:p>
+        </w:tc>
+        <w:tc>
+          <w:tcPr>
+            <w:tcW w:w="1500" w:type="dxa"/>
+            <w:tcBorders>
+              <w:top w:val="single" w:sz="6" w:space="0" w:color="000000"/>
+              <w:left w:val="single" w:sz="6" w:space="0" w:color="000000"/>
+              <w:bottom w:val="single" w:sz="6" w:space="0" w:color="000000"/>
+              <w:right w:val="single" w:sz="6" w:space="0" w:color="000000"/>
+            </w:tcBorders>
+            <w:hideMark/>
+          </w:tcPr>
+          <w:p>
+            <w:pPr>
+              <w:rPr>
+                <w:lang w:val="en-US"/>
+              </w:rPr>
+            </w:pPr>
+            <w:r>
+              <w:t>Reports are built by hand from separate calendars, spreadsheets and messages, so they are slow and may be incomplete.</w:t>
+            </w:r>
+            <w:r>
+              <w:rPr>
+                <w:lang w:val="en-US"/>
+              </w:rPr>
+              <w:t> </w:t>
+            </w:r>
+          </w:p>
+        </w:tc>
+        <w:tc>
+          <w:tcPr>
+            <w:tcW w:w="1500" w:type="dxa"/>
+            <w:tcBorders>
+              <w:top w:val="single" w:sz="6" w:space="0" w:color="000000"/>
+              <w:left w:val="single" w:sz="6" w:space="0" w:color="000000"/>
+              <w:bottom w:val="single" w:sz="6" w:space="0" w:color="000000"/>
+              <w:right w:val="single" w:sz="6" w:space="0" w:color="000000"/>
+            </w:tcBorders>
+            <w:hideMark/>
+          </w:tcPr>
+          <w:p>
+            <w:pPr>
+              <w:rPr>
+                <w:lang w:val="en-US"/>
+              </w:rPr>
+            </w:pPr>
+            <w:r>
+              <w:rPr>
+                <w:lang w:val="en-US"/>
+              </w:rPr>
+              <w:t> </w:t>
+            </w:r>
+          </w:p>
+          <w:p>
+            <w:pPr>
+              <w:rPr>
+                <w:lang w:val="en-US"/>
+              </w:rPr>
+            </w:pPr>
+            <w:r>
+              <w:t>High(A)</w:t>
+            </w:r>
+            <w:r>
+              <w:rPr>
+                <w:lang w:val="en-US"/>
+              </w:rPr>
+              <w:t> </w:t>
+            </w:r>
+          </w:p>
+        </w:tc>
+        <w:tc>
+          <w:tcPr>
+            <w:tcW w:w="1500" w:type="dxa"/>
+            <w:tcBorders>
+              <w:top w:val="single" w:sz="6" w:space="0" w:color="000000"/>
+              <w:left w:val="single" w:sz="6" w:space="0" w:color="000000"/>
+              <w:bottom w:val="single" w:sz="6" w:space="0" w:color="000000"/>
+              <w:right w:val="single" w:sz="6" w:space="0" w:color="000000"/>
+            </w:tcBorders>
+            <w:hideMark/>
+          </w:tcPr>
+          <w:p>
+            <w:pPr>
+              <w:rPr>
+                <w:lang w:val="en-US"/>
+              </w:rPr>
+            </w:pPr>
+            <w:r>
+              <w:rPr>
+                <w:lang w:val="en-US"/>
+              </w:rPr>
+              <w:t> </w:t>
+            </w:r>
+          </w:p>
+          <w:p>
+            <w:pPr>
+              <w:rPr>
+                <w:lang w:val="en-US"/>
+              </w:rPr>
+            </w:pPr>
+            <w:r>
+              <w:t>Scenario description.</w:t>
+            </w:r>
+            <w:r>
+              <w:rPr>
+                <w:lang w:val="en-US"/>
+              </w:rPr>
+              <w:t> </w:t>
+            </w:r>
+          </w:p>
+          <w:p>
+            <w:pPr>
+              <w:rPr>
+                <w:lang w:val="en-US"/>
+              </w:rPr>
+            </w:pPr>
+            <w:r>
+              <w:rPr>
+                <w:lang w:val="en-US"/>
+              </w:rPr>
+              <w:t> </w:t>
+            </w:r>
+          </w:p>
+        </w:tc>
+      </w:tr>
+      <w:tr>
+        <w:trPr>
+          <w:trHeight w:val="285"/>
+        </w:trPr>
+        <w:tc>
+          <w:tcPr>
+            <w:tcW w:w="1500" w:type="dxa"/>
+            <w:tcBorders>
+              <w:top w:val="single" w:sz="6" w:space="0" w:color="000000"/>
+              <w:left w:val="single" w:sz="6" w:space="0" w:color="000000"/>
+              <w:bottom w:val="single" w:sz="6" w:space="0" w:color="000000"/>
+              <w:right w:val="single" w:sz="6" w:space="0" w:color="000000"/>
+            </w:tcBorders>
+            <w:hideMark/>
+          </w:tcPr>
+          <w:p>
+            <w:pPr>
+              <w:rPr>
+                <w:lang w:val="en-US"/>
+              </w:rPr>
+            </w:pPr>
+            <w:r>
+              <w:t>S7 - Finance system</w:t>
+            </w:r>
+            <w:r>
+              <w:rPr>
+                <w:lang w:val="en-US"/>
+              </w:rPr>
+              <w:t> </w:t>
+            </w:r>
+          </w:p>
+        </w:tc>
+        <w:tc>
+          <w:tcPr>
+            <w:tcW w:w="1500" w:type="dxa"/>
+            <w:tcBorders>
+              <w:top w:val="single" w:sz="6" w:space="0" w:color="000000"/>
+              <w:left w:val="single" w:sz="6" w:space="0" w:color="000000"/>
+              <w:bottom w:val="single" w:sz="6" w:space="0" w:color="000000"/>
+              <w:right w:val="single" w:sz="6" w:space="0" w:color="000000"/>
+            </w:tcBorders>
+            <w:hideMark/>
+          </w:tcPr>
+          <w:p>
+            <w:pPr>
+              <w:rPr>
+                <w:lang w:val="en-US"/>
+              </w:rPr>
+            </w:pPr>
+            <w:r>
+              <w:t>External</w:t>
+            </w:r>
+            <w:r>
+              <w:rPr>
+                <w:lang w:val="en-US"/>
+              </w:rPr>
+              <w:t> </w:t>
+            </w:r>
+          </w:p>
+        </w:tc>
+        <w:tc>
+          <w:tcPr>
+            <w:tcW w:w="1500" w:type="dxa"/>
+            <w:tcBorders>
+              <w:top w:val="single" w:sz="6" w:space="0" w:color="000000"/>
+              <w:left w:val="single" w:sz="6" w:space="0" w:color="000000"/>
+              <w:bottom w:val="single" w:sz="6" w:space="0" w:color="000000"/>
+              <w:right w:val="single" w:sz="6" w:space="0" w:color="000000"/>
+            </w:tcBorders>
+            <w:hideMark/>
+          </w:tcPr>
+          <w:p>
+            <w:pPr>
+              <w:rPr>
+                <w:lang w:val="en-US"/>
+              </w:rPr>
+            </w:pPr>
+            <w:r>
+              <w:t>Handle payments.</w:t>
+            </w:r>
+            <w:r>
+              <w:rPr>
+                <w:lang w:val="en-US"/>
+              </w:rPr>
+              <w:t> </w:t>
+            </w:r>
+          </w:p>
+        </w:tc>
+        <w:tc>
+          <w:tcPr>
+            <w:tcW w:w="1500" w:type="dxa"/>
+            <w:tcBorders>
+              <w:top w:val="single" w:sz="6" w:space="0" w:color="000000"/>
+              <w:left w:val="single" w:sz="6" w:space="0" w:color="000000"/>
+              <w:bottom w:val="single" w:sz="6" w:space="0" w:color="000000"/>
+              <w:right w:val="single" w:sz="6" w:space="0" w:color="000000"/>
+            </w:tcBorders>
+            <w:hideMark/>
+          </w:tcPr>
+          <w:p>
+            <w:pPr>
+              <w:rPr>
+                <w:lang w:val="en-US"/>
+              </w:rPr>
+            </w:pPr>
+            <w:r>
+              <w:t>It is unknown if it needs any booking information.</w:t>
+            </w:r>
+            <w:r>
+              <w:rPr>
+                <w:lang w:val="en-US"/>
+              </w:rPr>
+              <w:t> </w:t>
+            </w:r>
+          </w:p>
+        </w:tc>
+        <w:tc>
+          <w:tcPr>
+            <w:tcW w:w="1500" w:type="dxa"/>
+            <w:tcBorders>
+              <w:top w:val="single" w:sz="6" w:space="0" w:color="000000"/>
+              <w:left w:val="single" w:sz="6" w:space="0" w:color="000000"/>
+              <w:bottom w:val="single" w:sz="6" w:space="0" w:color="000000"/>
+              <w:right w:val="single" w:sz="6" w:space="0" w:color="000000"/>
+            </w:tcBorders>
+            <w:hideMark/>
+          </w:tcPr>
+          <w:p>
+            <w:pPr>
+              <w:rPr>
+                <w:lang w:val="en-US"/>
+              </w:rPr>
+            </w:pPr>
+            <w:r>
+              <w:rPr>
+                <w:lang w:val="en-US"/>
+              </w:rPr>
+              <w:t> </w:t>
+            </w:r>
+          </w:p>
+          <w:p>
+            <w:pPr>
+              <w:rPr>
+                <w:lang w:val="en-US"/>
+              </w:rPr>
+            </w:pPr>
+            <w:r>
+              <w:t>Low(A)</w:t>
+            </w:r>
+            <w:r>
+              <w:rPr>
+                <w:lang w:val="en-US"/>
+              </w:rPr>
+              <w:t> </w:t>
+            </w:r>
+          </w:p>
+        </w:tc>
+        <w:tc>
+          <w:tcPr>
+            <w:tcW w:w="1500" w:type="dxa"/>
+            <w:tcBorders>
+              <w:top w:val="single" w:sz="6" w:space="0" w:color="000000"/>
+              <w:left w:val="single" w:sz="6" w:space="0" w:color="000000"/>
+              <w:bottom w:val="single" w:sz="6" w:space="0" w:color="000000"/>
+              <w:right w:val="single" w:sz="6" w:space="0" w:color="000000"/>
+            </w:tcBorders>
+            <w:hideMark/>
+          </w:tcPr>
+          <w:p>
+            <w:pPr>
+              <w:rPr>
+                <w:lang w:val="en-US"/>
+              </w:rPr>
+            </w:pPr>
+            <w:r>
+              <w:rPr>
+                <w:lang w:val="en-US"/>
+              </w:rPr>
+              <w:t> </w:t>
+            </w:r>
+          </w:p>
+          <w:p>
+            <w:pPr>
+              <w:rPr>
+                <w:lang w:val="en-US"/>
+              </w:rPr>
+            </w:pPr>
+            <w:r>
+              <w:t>Scenario description.</w:t>
+            </w:r>
+            <w:r>
+              <w:rPr>
+                <w:lang w:val="en-US"/>
+              </w:rPr>
+              <w:t> </w:t>
+            </w:r>
+          </w:p>
+          <w:p>
+            <w:pPr>
+              <w:rPr>
+                <w:lang w:val="en-US"/>
+              </w:rPr>
+            </w:pPr>
+            <w:r>
+              <w:rPr>
+                <w:lang w:val="en-US"/>
+              </w:rPr>
+              <w:t> </w:t>
+            </w:r>
+          </w:p>
+        </w:tc>
+      </w:tr>
+      <w:tr>
+        <w:trPr>
+          <w:trHeight w:val="285"/>
+        </w:trPr>
+        <w:tc>
+          <w:tcPr>
+            <w:tcW w:w="1500" w:type="dxa"/>
+            <w:tcBorders>
+              <w:top w:val="single" w:sz="6" w:space="0" w:color="000000"/>
+              <w:left w:val="single" w:sz="6" w:space="0" w:color="000000"/>
+              <w:bottom w:val="single" w:sz="6" w:space="0" w:color="000000"/>
+              <w:right w:val="single" w:sz="6" w:space="0" w:color="000000"/>
+            </w:tcBorders>
+            <w:hideMark/>
+          </w:tcPr>
+          <w:p>
+            <w:pPr>
+              <w:rPr>
+                <w:lang w:val="en-US"/>
+              </w:rPr>
+            </w:pPr>
+            <w:r>
+              <w:t>S8 - Maintenance officer</w:t>
+            </w:r>
+            <w:r>
+              <w:rPr>
+                <w:lang w:val="en-US"/>
+              </w:rPr>
+              <w:t> </w:t>
+            </w:r>
+          </w:p>
+        </w:tc>
+        <w:tc>
+          <w:tcPr>
+            <w:tcW w:w="1500" w:type="dxa"/>
+            <w:tcBorders>
+              <w:top w:val="single" w:sz="6" w:space="0" w:color="000000"/>
+              <w:left w:val="single" w:sz="6" w:space="0" w:color="000000"/>
+              <w:bottom w:val="single" w:sz="6" w:space="0" w:color="000000"/>
+              <w:right w:val="single" w:sz="6" w:space="0" w:color="000000"/>
+            </w:tcBorders>
+            <w:hideMark/>
+          </w:tcPr>
+          <w:p>
+            <w:pPr>
+              <w:rPr>
+                <w:lang w:val="en-US"/>
+              </w:rPr>
+            </w:pPr>
+            <w:r>
+              <w:t>Direct</w:t>
+            </w:r>
+            <w:r>
+              <w:rPr>
+                <w:lang w:val="en-US"/>
+              </w:rPr>
+              <w:t> </w:t>
+            </w:r>
+          </w:p>
+        </w:tc>
+        <w:tc>
+          <w:tcPr>
+            <w:tcW w:w="1500" w:type="dxa"/>
+            <w:tcBorders>
+              <w:top w:val="single" w:sz="6" w:space="0" w:color="000000"/>
+              <w:left w:val="single" w:sz="6" w:space="0" w:color="000000"/>
+              <w:bottom w:val="single" w:sz="6" w:space="0" w:color="000000"/>
+              <w:right w:val="single" w:sz="6" w:space="0" w:color="000000"/>
+            </w:tcBorders>
+            <w:hideMark/>
+          </w:tcPr>
+          <w:p>
+            <w:pPr>
+              <w:rPr>
+                <w:lang w:val="en-US"/>
+              </w:rPr>
+            </w:pPr>
+            <w:r>
+              <w:t>Restrict only area under maintenance.</w:t>
+            </w:r>
+            <w:r>
+              <w:rPr>
+                <w:lang w:val="en-US"/>
+              </w:rPr>
+              <w:t> </w:t>
+            </w:r>
+          </w:p>
+        </w:tc>
+        <w:tc>
+          <w:tcPr>
+            <w:tcW w:w="1500" w:type="dxa"/>
+            <w:tcBorders>
+              <w:top w:val="single" w:sz="6" w:space="0" w:color="000000"/>
+              <w:left w:val="single" w:sz="6" w:space="0" w:color="000000"/>
+              <w:bottom w:val="single" w:sz="6" w:space="0" w:color="000000"/>
+              <w:right w:val="single" w:sz="6" w:space="0" w:color="000000"/>
+            </w:tcBorders>
+            <w:hideMark/>
+          </w:tcPr>
+          <w:p>
+            <w:pPr>
+              <w:rPr>
+                <w:lang w:val="en-US"/>
+              </w:rPr>
+            </w:pPr>
+            <w:r>
+              <w:t>Whole facility sometimes is marked as unavailable when just one area is under maintenance.</w:t>
+            </w:r>
+            <w:r>
+              <w:rPr>
+                <w:lang w:val="en-US"/>
+              </w:rPr>
+              <w:t> </w:t>
+            </w:r>
+          </w:p>
+        </w:tc>
+        <w:tc>
+          <w:tcPr>
+            <w:tcW w:w="1500" w:type="dxa"/>
+            <w:tcBorders>
+              <w:top w:val="single" w:sz="6" w:space="0" w:color="000000"/>
+              <w:left w:val="single" w:sz="6" w:space="0" w:color="000000"/>
+              <w:bottom w:val="single" w:sz="6" w:space="0" w:color="000000"/>
+              <w:right w:val="single" w:sz="6" w:space="0" w:color="000000"/>
+            </w:tcBorders>
+            <w:hideMark/>
+          </w:tcPr>
+          <w:p>
+            <w:pPr>
+              <w:rPr>
+                <w:lang w:val="en-US"/>
+              </w:rPr>
+            </w:pPr>
+            <w:r>
+              <w:rPr>
+                <w:lang w:val="en-US"/>
+              </w:rPr>
+              <w:t> </w:t>
+            </w:r>
+          </w:p>
+          <w:p>
+            <w:pPr>
+              <w:rPr>
+                <w:lang w:val="en-US"/>
+              </w:rPr>
+            </w:pPr>
+            <w:r>
+              <w:t>High(A)</w:t>
+            </w:r>
+            <w:r>
+              <w:rPr>
+                <w:lang w:val="en-US"/>
+              </w:rPr>
+              <w:t> </w:t>
+            </w:r>
+          </w:p>
+        </w:tc>
+        <w:tc>
+          <w:tcPr>
+            <w:tcW w:w="1500" w:type="dxa"/>
+            <w:tcBorders>
+              <w:top w:val="single" w:sz="6" w:space="0" w:color="000000"/>
+              <w:left w:val="single" w:sz="6" w:space="0" w:color="000000"/>
+              <w:bottom w:val="single" w:sz="6" w:space="0" w:color="000000"/>
+              <w:right w:val="single" w:sz="6" w:space="0" w:color="000000"/>
+            </w:tcBorders>
+            <w:hideMark/>
+          </w:tcPr>
+          <w:p>
+            <w:pPr>
+              <w:rPr>
+                <w:lang w:val="en-US"/>
+              </w:rPr>
+            </w:pPr>
+            <w:r>
+              <w:rPr>
+                <w:lang w:val="en-US"/>
+              </w:rPr>
+              <w:t> </w:t>
+            </w:r>
+          </w:p>
+          <w:p>
+            <w:pPr>
+              <w:rPr>
+                <w:lang w:val="en-US"/>
+              </w:rPr>
+            </w:pPr>
+            <w:r>
+              <w:t>Maintenance officer: “A problem can restrict one activity without requiring the entire facility to close.”</w:t>
+            </w:r>
+            <w:r>
+              <w:rPr>
+                <w:lang w:val="en-US"/>
+              </w:rPr>
+              <w:t> </w:t>
+            </w:r>
+          </w:p>
+          <w:p>
+            <w:pPr>
+              <w:rPr>
+                <w:lang w:val="en-US"/>
+              </w:rPr>
+            </w:pPr>
+            <w:r>
+              <w:rPr>
+                <w:lang w:val="en-US"/>
+              </w:rPr>
+              <w:t> </w:t>
+            </w:r>
+          </w:p>
+        </w:tc>
+      </w:tr>
+      <w:tr>
+        <w:trPr>
+          <w:trHeight w:val="1365"/>
+        </w:trPr>
+        <w:tc>
+          <w:tcPr>
+            <w:tcW w:w="1500" w:type="dxa"/>
+            <w:tcBorders>
+              <w:top w:val="single" w:sz="6" w:space="0" w:color="000000"/>
+              <w:left w:val="single" w:sz="6" w:space="0" w:color="000000"/>
+              <w:bottom w:val="single" w:sz="6" w:space="0" w:color="000000"/>
+              <w:right w:val="single" w:sz="6" w:space="0" w:color="000000"/>
+            </w:tcBorders>
+            <w:hideMark/>
+          </w:tcPr>
+          <w:p>
+            <w:pPr>
+              <w:rPr>
+                <w:lang w:val="en-US"/>
+              </w:rPr>
+            </w:pPr>
+            <w:r>
+              <w:t>S9 - Relief staff</w:t>
+            </w:r>
+            <w:r>
+              <w:rPr>
+                <w:lang w:val="en-US"/>
+              </w:rPr>
+              <w:t> </w:t>
+            </w:r>
+          </w:p>
+        </w:tc>
+        <w:tc>
+          <w:tcPr>
+            <w:tcW w:w="1500" w:type="dxa"/>
+            <w:tcBorders>
+              <w:top w:val="single" w:sz="6" w:space="0" w:color="000000"/>
+              <w:left w:val="single" w:sz="6" w:space="0" w:color="000000"/>
+              <w:bottom w:val="single" w:sz="6" w:space="0" w:color="000000"/>
+              <w:right w:val="single" w:sz="6" w:space="0" w:color="000000"/>
+            </w:tcBorders>
+            <w:hideMark/>
+          </w:tcPr>
+          <w:p>
+            <w:pPr>
+              <w:rPr>
+                <w:lang w:val="en-US"/>
+              </w:rPr>
+            </w:pPr>
+            <w:r>
+              <w:t>Direct</w:t>
+            </w:r>
+            <w:r>
+              <w:rPr>
+                <w:lang w:val="en-US"/>
+              </w:rPr>
+              <w:t> </w:t>
+            </w:r>
+          </w:p>
+        </w:tc>
+        <w:tc>
+          <w:tcPr>
+            <w:tcW w:w="1500" w:type="dxa"/>
+            <w:tcBorders>
+              <w:top w:val="single" w:sz="6" w:space="0" w:color="000000"/>
+              <w:left w:val="single" w:sz="6" w:space="0" w:color="000000"/>
+              <w:bottom w:val="single" w:sz="6" w:space="0" w:color="000000"/>
+              <w:right w:val="single" w:sz="6" w:space="0" w:color="000000"/>
+            </w:tcBorders>
+            <w:hideMark/>
+          </w:tcPr>
+          <w:p>
+            <w:pPr>
+              <w:rPr>
+                <w:lang w:val="en-US"/>
+              </w:rPr>
+            </w:pPr>
+            <w:r>
+              <w:t>Open facility with clear instructions. </w:t>
+            </w:r>
+            <w:r>
+              <w:rPr>
+                <w:lang w:val="en-US"/>
+              </w:rPr>
+              <w:t> </w:t>
+            </w:r>
+          </w:p>
+          <w:p>
+            <w:pPr>
+              <w:rPr>
+                <w:lang w:val="en-US"/>
+              </w:rPr>
+            </w:pPr>
+            <w:r>
+              <w:t>Have required access codes or keys.</w:t>
+            </w:r>
+            <w:r>
+              <w:rPr>
+                <w:lang w:val="en-US"/>
+              </w:rPr>
+              <w:t> </w:t>
+            </w:r>
+          </w:p>
+        </w:tc>
+        <w:tc>
+          <w:tcPr>
+            <w:tcW w:w="1500" w:type="dxa"/>
+            <w:tcBorders>
+              <w:top w:val="single" w:sz="6" w:space="0" w:color="000000"/>
+              <w:left w:val="single" w:sz="6" w:space="0" w:color="000000"/>
+              <w:bottom w:val="single" w:sz="6" w:space="0" w:color="000000"/>
+              <w:right w:val="single" w:sz="6" w:space="0" w:color="000000"/>
+            </w:tcBorders>
+            <w:hideMark/>
+          </w:tcPr>
+          <w:p>
+            <w:pPr>
+              <w:rPr>
+                <w:lang w:val="en-US"/>
+              </w:rPr>
+            </w:pPr>
+            <w:r>
+              <w:t>May see organisational or payment information they do not need or may lack access details.</w:t>
+            </w:r>
+            <w:r>
+              <w:rPr>
+                <w:lang w:val="en-US"/>
+              </w:rPr>
+              <w:t> </w:t>
+            </w:r>
+          </w:p>
+        </w:tc>
+        <w:tc>
+          <w:tcPr>
+            <w:tcW w:w="1500" w:type="dxa"/>
+            <w:tcBorders>
+              <w:top w:val="single" w:sz="6" w:space="0" w:color="000000"/>
+              <w:left w:val="single" w:sz="6" w:space="0" w:color="000000"/>
+              <w:bottom w:val="single" w:sz="6" w:space="0" w:color="000000"/>
+              <w:right w:val="single" w:sz="6" w:space="0" w:color="000000"/>
+            </w:tcBorders>
+            <w:hideMark/>
+          </w:tcPr>
+          <w:p>
+            <w:pPr>
+              <w:rPr>
+                <w:lang w:val="en-US"/>
+              </w:rPr>
+            </w:pPr>
+            <w:r>
+              <w:rPr>
+                <w:lang w:val="en-US"/>
+              </w:rPr>
+              <w:t> </w:t>
+            </w:r>
+          </w:p>
+          <w:p>
+            <w:pPr>
+              <w:rPr>
+                <w:lang w:val="en-US"/>
+              </w:rPr>
+            </w:pPr>
+            <w:r>
+              <w:t>High(A)</w:t>
+            </w:r>
+            <w:r>
+              <w:rPr>
+                <w:lang w:val="en-US"/>
+              </w:rPr>
+              <w:t> </w:t>
+            </w:r>
+          </w:p>
+        </w:tc>
+        <w:tc>
+          <w:tcPr>
+            <w:tcW w:w="1500" w:type="dxa"/>
+            <w:tcBorders>
+              <w:top w:val="single" w:sz="6" w:space="0" w:color="000000"/>
+              <w:left w:val="single" w:sz="6" w:space="0" w:color="000000"/>
+              <w:bottom w:val="single" w:sz="6" w:space="0" w:color="000000"/>
+              <w:right w:val="single" w:sz="6" w:space="0" w:color="000000"/>
+            </w:tcBorders>
+            <w:hideMark/>
+          </w:tcPr>
+          <w:p>
+            <w:pPr>
+              <w:rPr>
+                <w:lang w:val="en-US"/>
+              </w:rPr>
+            </w:pPr>
+            <w:r>
+              <w:rPr>
+                <w:lang w:val="en-US"/>
+              </w:rPr>
+              <w:t> </w:t>
+            </w:r>
+          </w:p>
+          <w:p>
+            <w:pPr>
+              <w:rPr>
+                <w:lang w:val="en-US"/>
+              </w:rPr>
+            </w:pPr>
+            <w:r>
+              <w:t>Scenario description.</w:t>
+            </w:r>
+            <w:r>
+              <w:rPr>
+                <w:lang w:val="en-US"/>
+              </w:rPr>
+              <w:t> </w:t>
+            </w:r>
+          </w:p>
+        </w:tc>
+      </w:tr>
+      <w:tr>
+        <w:trPr>
+          <w:trHeight w:val="285"/>
+        </w:trPr>
+        <w:tc>
+          <w:tcPr>
+            <w:tcW w:w="1500" w:type="dxa"/>
+            <w:tcBorders>
+              <w:top w:val="single" w:sz="6" w:space="0" w:color="000000"/>
+              <w:left w:val="single" w:sz="6" w:space="0" w:color="000000"/>
+              <w:bottom w:val="single" w:sz="6" w:space="0" w:color="000000"/>
+              <w:right w:val="single" w:sz="6" w:space="0" w:color="000000"/>
+            </w:tcBorders>
+            <w:hideMark/>
+          </w:tcPr>
+          <w:p>
+            <w:pPr>
+              <w:rPr>
+                <w:lang w:val="en-US"/>
+              </w:rPr>
+            </w:pPr>
+            <w:r>
+              <w:t>S10 - Local communities' organisation</w:t>
+            </w:r>
+            <w:r>
+              <w:rPr>
+                <w:lang w:val="en-US"/>
+              </w:rPr>
+              <w:t> </w:t>
+            </w:r>
+          </w:p>
+        </w:tc>
+        <w:tc>
+          <w:tcPr>
+            <w:tcW w:w="1500" w:type="dxa"/>
+            <w:tcBorders>
+              <w:top w:val="single" w:sz="6" w:space="0" w:color="000000"/>
+              <w:left w:val="single" w:sz="6" w:space="0" w:color="000000"/>
+              <w:bottom w:val="single" w:sz="6" w:space="0" w:color="000000"/>
+              <w:right w:val="single" w:sz="6" w:space="0" w:color="000000"/>
+            </w:tcBorders>
+            <w:hideMark/>
+          </w:tcPr>
+          <w:p>
+            <w:pPr>
+              <w:rPr>
+                <w:lang w:val="en-US"/>
+              </w:rPr>
+            </w:pPr>
+            <w:r>
+              <w:t>Direct</w:t>
+            </w:r>
+            <w:r>
+              <w:rPr>
+                <w:lang w:val="en-US"/>
+              </w:rPr>
+              <w:t> </w:t>
+            </w:r>
+          </w:p>
+        </w:tc>
+        <w:tc>
+          <w:tcPr>
+            <w:tcW w:w="1500" w:type="dxa"/>
+            <w:tcBorders>
+              <w:top w:val="single" w:sz="6" w:space="0" w:color="000000"/>
+              <w:left w:val="single" w:sz="6" w:space="0" w:color="000000"/>
+              <w:bottom w:val="single" w:sz="6" w:space="0" w:color="000000"/>
+              <w:right w:val="single" w:sz="6" w:space="0" w:color="000000"/>
+            </w:tcBorders>
+            <w:hideMark/>
+          </w:tcPr>
+          <w:p>
+            <w:pPr>
+              <w:rPr>
+                <w:lang w:val="en-US"/>
+              </w:rPr>
+            </w:pPr>
+            <w:r>
+              <w:t>Operate some sites.</w:t>
+            </w:r>
+            <w:r>
+              <w:rPr>
+                <w:lang w:val="en-US"/>
+              </w:rPr>
+              <w:t> </w:t>
+            </w:r>
+          </w:p>
+        </w:tc>
+        <w:tc>
+          <w:tcPr>
+            <w:tcW w:w="1500" w:type="dxa"/>
+            <w:tcBorders>
+              <w:top w:val="single" w:sz="6" w:space="0" w:color="000000"/>
+              <w:left w:val="single" w:sz="6" w:space="0" w:color="000000"/>
+              <w:bottom w:val="single" w:sz="6" w:space="0" w:color="000000"/>
+              <w:right w:val="single" w:sz="6" w:space="0" w:color="000000"/>
+            </w:tcBorders>
+            <w:hideMark/>
+          </w:tcPr>
+          <w:p>
+            <w:pPr>
+              <w:rPr>
+                <w:lang w:val="en-US"/>
+              </w:rPr>
+            </w:pPr>
+            <w:r>
+              <w:t>Concerns related to Local communities' organisations are unknown</w:t>
+            </w:r>
+            <w:r>
+              <w:rPr>
+                <w:lang w:val="en-US"/>
+              </w:rPr>
+              <w:t> </w:t>
+            </w:r>
+          </w:p>
+        </w:tc>
+        <w:tc>
+          <w:tcPr>
+            <w:tcW w:w="1500" w:type="dxa"/>
+            <w:tcBorders>
+              <w:top w:val="single" w:sz="6" w:space="0" w:color="000000"/>
+              <w:left w:val="single" w:sz="6" w:space="0" w:color="000000"/>
+              <w:bottom w:val="single" w:sz="6" w:space="0" w:color="000000"/>
+              <w:right w:val="single" w:sz="6" w:space="0" w:color="000000"/>
+            </w:tcBorders>
+            <w:hideMark/>
+          </w:tcPr>
+          <w:p>
+            <w:pPr>
+              <w:rPr>
+                <w:lang w:val="en-US"/>
+              </w:rPr>
+            </w:pPr>
+            <w:r>
+              <w:rPr>
+                <w:lang w:val="en-US"/>
+              </w:rPr>
+              <w:t> </w:t>
+            </w:r>
+          </w:p>
+          <w:p>
+            <w:pPr>
+              <w:rPr>
+                <w:lang w:val="en-US"/>
+              </w:rPr>
+            </w:pPr>
+            <w:r>
+              <w:t>Low(A)</w:t>
+            </w:r>
+            <w:r>
+              <w:rPr>
+                <w:lang w:val="en-US"/>
+              </w:rPr>
+              <w:t> </w:t>
+            </w:r>
+          </w:p>
+        </w:tc>
+        <w:tc>
+          <w:tcPr>
+            <w:tcW w:w="1500" w:type="dxa"/>
+            <w:tcBorders>
+              <w:top w:val="single" w:sz="6" w:space="0" w:color="000000"/>
+              <w:left w:val="single" w:sz="6" w:space="0" w:color="000000"/>
+              <w:bottom w:val="single" w:sz="6" w:space="0" w:color="000000"/>
+              <w:right w:val="single" w:sz="6" w:space="0" w:color="000000"/>
+            </w:tcBorders>
+            <w:hideMark/>
+          </w:tcPr>
+          <w:p>
+            <w:pPr>
+              <w:rPr>
+                <w:lang w:val="en-US"/>
+              </w:rPr>
+            </w:pPr>
+            <w:r>
+              <w:rPr>
+                <w:lang w:val="en-US"/>
+              </w:rPr>
+              <w:t> </w:t>
+            </w:r>
+          </w:p>
+          <w:p>
+            <w:pPr>
+              <w:rPr>
+                <w:lang w:val="en-US"/>
+              </w:rPr>
+            </w:pPr>
+            <w:r>
+              <w:t>Scenario description.</w:t>
+            </w:r>
+            <w:r>
+              <w:rPr>
+                <w:lang w:val="en-US"/>
+              </w:rPr>
+              <w:t> </w:t>
+            </w:r>
+          </w:p>
+          <w:p>
+            <w:pPr>
+              <w:rPr>
+                <w:lang w:val="en-US"/>
+              </w:rPr>
+            </w:pPr>
+            <w:r>
+              <w:rPr>
+                <w:lang w:val="en-US"/>
+              </w:rPr>
+              <w:t> </w:t>
+            </w:r>
+          </w:p>
+        </w:tc>
+      </w:tr>
+    </w:tbl>
+    <w:p/>
+    <w:p>
+      <w:pPr>
+        <w:pStyle w:val="Heading2"/>
+      </w:pPr>
+      <w:r>
+        <w:t>Actor catalogue</w:t>
+      </w:r>
+      <w:r>
+        <w:t>:</w:t>
+      </w:r>
+    </w:p>
+    <w:tbl>
+      <w:tblPr>
+        <w:tblW w:w="0" w:type="dxa"/>
+        <w:tblBorders>
+          <w:top w:val="outset" w:sz="6" w:space="0" w:color="auto"/>
+          <w:left w:val="outset" w:sz="6" w:space="0" w:color="auto"/>
+          <w:bottom w:val="outset" w:sz="6" w:space="0" w:color="auto"/>
+          <w:right w:val="outset" w:sz="6" w:space="0" w:color="auto"/>
+        </w:tblBorders>
+        <w:tblCellMar>
+          <w:left w:w="0" w:type="dxa"/>
+          <w:right w:w="0" w:type="dxa"/>
+        </w:tblCellMar>
+        <w:tblLook w:val="04A0" w:firstRow="1" w:lastRow="0" w:firstColumn="1" w:lastColumn="0" w:noHBand="0" w:noVBand="1"/>
+      </w:tblPr>
+      <w:tblGrid>
+        <w:gridCol w:w="3000"/>
+        <w:gridCol w:w="3000"/>
+        <w:gridCol w:w="3000"/>
+      </w:tblGrid>
+      <w:tr>
+        <w:trPr>
+          <w:trHeight w:val="285"/>
+        </w:trPr>
+        <w:tc>
+          <w:tcPr>
+            <w:tcW w:w="3000" w:type="dxa"/>
+            <w:tcBorders>
+              <w:top w:val="single" w:sz="6" w:space="0" w:color="000000"/>
+              <w:left w:val="single" w:sz="6" w:space="0" w:color="000000"/>
+              <w:bottom w:val="single" w:sz="6" w:space="0" w:color="000000"/>
+              <w:right w:val="single" w:sz="6" w:space="0" w:color="000000"/>
+            </w:tcBorders>
+            <w:hideMark/>
+          </w:tcPr>
+          <w:p>
+            <w:pPr>
+              <w:rPr>
+                <w:lang w:val="en-US"/>
+              </w:rPr>
+            </w:pPr>
+            <w:r>
+              <w:t>Actor</w:t>
+            </w:r>
+            <w:r>
+              <w:rPr>
+                <w:lang w:val="en-US"/>
+              </w:rPr>
+              <w:t> </w:t>
+            </w:r>
+          </w:p>
+        </w:tc>
+        <w:tc>
+          <w:tcPr>
+            <w:tcW w:w="3000" w:type="dxa"/>
+            <w:tcBorders>
+              <w:top w:val="single" w:sz="6" w:space="0" w:color="000000"/>
+              <w:left w:val="single" w:sz="6" w:space="0" w:color="000000"/>
+              <w:bottom w:val="single" w:sz="6" w:space="0" w:color="000000"/>
+              <w:right w:val="single" w:sz="6" w:space="0" w:color="000000"/>
+            </w:tcBorders>
+            <w:hideMark/>
+          </w:tcPr>
+          <w:p>
+            <w:pPr>
+              <w:rPr>
+                <w:lang w:val="en-US"/>
+              </w:rPr>
+            </w:pPr>
+            <w:r>
+              <w:t>Type</w:t>
+            </w:r>
+            <w:r>
+              <w:rPr>
+                <w:lang w:val="en-US"/>
+              </w:rPr>
+              <w:t> </w:t>
+            </w:r>
+          </w:p>
+        </w:tc>
+        <w:tc>
+          <w:tcPr>
+            <w:tcW w:w="3000" w:type="dxa"/>
+            <w:tcBorders>
+              <w:top w:val="single" w:sz="6" w:space="0" w:color="000000"/>
+              <w:left w:val="single" w:sz="6" w:space="0" w:color="000000"/>
+              <w:bottom w:val="single" w:sz="6" w:space="0" w:color="000000"/>
+              <w:right w:val="single" w:sz="6" w:space="0" w:color="000000"/>
+            </w:tcBorders>
+            <w:hideMark/>
+          </w:tcPr>
+          <w:p>
+            <w:pPr>
+              <w:rPr>
+                <w:lang w:val="en-US"/>
+              </w:rPr>
+            </w:pPr>
+            <w:r>
+              <w:t>Stakeholder link</w:t>
+            </w:r>
+            <w:r>
+              <w:rPr>
+                <w:lang w:val="en-US"/>
+              </w:rPr>
+              <w:t> </w:t>
+            </w:r>
+          </w:p>
+        </w:tc>
+      </w:tr>
+      <w:tr>
+        <w:trPr>
+          <w:trHeight w:val="285"/>
+        </w:trPr>
+        <w:tc>
+          <w:tcPr>
+            <w:tcW w:w="3000" w:type="dxa"/>
+            <w:tcBorders>
+              <w:top w:val="single" w:sz="6" w:space="0" w:color="000000"/>
+              <w:left w:val="single" w:sz="6" w:space="0" w:color="000000"/>
+              <w:bottom w:val="single" w:sz="6" w:space="0" w:color="000000"/>
+              <w:right w:val="single" w:sz="6" w:space="0" w:color="000000"/>
+            </w:tcBorders>
+            <w:hideMark/>
+          </w:tcPr>
+          <w:p>
+            <w:pPr>
+              <w:rPr>
+                <w:lang w:val="en-US"/>
+              </w:rPr>
+            </w:pPr>
+            <w:r>
+              <w:t>Staff member</w:t>
+            </w:r>
+            <w:r>
+              <w:rPr>
+                <w:lang w:val="en-US"/>
+              </w:rPr>
+              <w:t> </w:t>
+            </w:r>
+          </w:p>
+        </w:tc>
+        <w:tc>
+          <w:tcPr>
+            <w:tcW w:w="3000" w:type="dxa"/>
+            <w:tcBorders>
+              <w:top w:val="single" w:sz="6" w:space="0" w:color="000000"/>
+              <w:left w:val="single" w:sz="6" w:space="0" w:color="000000"/>
+              <w:bottom w:val="single" w:sz="6" w:space="0" w:color="000000"/>
+              <w:right w:val="single" w:sz="6" w:space="0" w:color="000000"/>
+            </w:tcBorders>
+            <w:hideMark/>
+          </w:tcPr>
+          <w:p>
+            <w:pPr>
+              <w:rPr>
+                <w:lang w:val="en-US"/>
+              </w:rPr>
+            </w:pPr>
+            <w:r>
+              <w:t>Primary</w:t>
+            </w:r>
+            <w:r>
+              <w:rPr>
+                <w:lang w:val="en-US"/>
+              </w:rPr>
+              <w:t> </w:t>
+            </w:r>
+          </w:p>
+        </w:tc>
+        <w:tc>
+          <w:tcPr>
+            <w:tcW w:w="3000" w:type="dxa"/>
+            <w:tcBorders>
+              <w:top w:val="single" w:sz="6" w:space="0" w:color="000000"/>
+              <w:left w:val="single" w:sz="6" w:space="0" w:color="000000"/>
+              <w:bottom w:val="single" w:sz="6" w:space="0" w:color="000000"/>
+              <w:right w:val="single" w:sz="6" w:space="0" w:color="000000"/>
+            </w:tcBorders>
+            <w:hideMark/>
+          </w:tcPr>
+          <w:p>
+            <w:pPr>
+              <w:rPr>
+                <w:lang w:val="en-US"/>
+              </w:rPr>
+            </w:pPr>
+            <w:r>
+              <w:t>S1</w:t>
+            </w:r>
+            <w:r>
+              <w:rPr>
+                <w:lang w:val="en-US"/>
+              </w:rPr>
+              <w:t> </w:t>
+            </w:r>
+          </w:p>
+        </w:tc>
+      </w:tr>
+      <w:tr>
+        <w:trPr>
+          <w:trHeight w:val="285"/>
+        </w:trPr>
+        <w:tc>
+          <w:tcPr>
+            <w:tcW w:w="3000" w:type="dxa"/>
+            <w:tcBorders>
+              <w:top w:val="single" w:sz="6" w:space="0" w:color="000000"/>
+              <w:left w:val="single" w:sz="6" w:space="0" w:color="000000"/>
+              <w:bottom w:val="single" w:sz="6" w:space="0" w:color="000000"/>
+              <w:right w:val="single" w:sz="6" w:space="0" w:color="000000"/>
+            </w:tcBorders>
+            <w:hideMark/>
+          </w:tcPr>
+          <w:p>
+            <w:pPr>
+              <w:rPr>
+                <w:lang w:val="en-US"/>
+              </w:rPr>
+            </w:pPr>
+            <w:r>
+              <w:t>Casual group, coach</w:t>
+            </w:r>
+            <w:r>
+              <w:rPr>
+                <w:lang w:val="en-US"/>
+              </w:rPr>
+              <w:t> </w:t>
+            </w:r>
+          </w:p>
+        </w:tc>
+        <w:tc>
+          <w:tcPr>
+            <w:tcW w:w="3000" w:type="dxa"/>
+            <w:tcBorders>
+              <w:top w:val="single" w:sz="6" w:space="0" w:color="000000"/>
+              <w:left w:val="single" w:sz="6" w:space="0" w:color="000000"/>
+              <w:bottom w:val="single" w:sz="6" w:space="0" w:color="000000"/>
+              <w:right w:val="single" w:sz="6" w:space="0" w:color="000000"/>
+            </w:tcBorders>
+            <w:hideMark/>
+          </w:tcPr>
+          <w:p>
+            <w:pPr>
+              <w:rPr>
+                <w:lang w:val="en-US"/>
+              </w:rPr>
+            </w:pPr>
+            <w:r>
+              <w:t>Primary</w:t>
+            </w:r>
+            <w:r>
+              <w:rPr>
+                <w:lang w:val="en-US"/>
+              </w:rPr>
+              <w:t> </w:t>
+            </w:r>
+          </w:p>
+        </w:tc>
+        <w:tc>
+          <w:tcPr>
+            <w:tcW w:w="3000" w:type="dxa"/>
+            <w:tcBorders>
+              <w:top w:val="single" w:sz="6" w:space="0" w:color="000000"/>
+              <w:left w:val="single" w:sz="6" w:space="0" w:color="000000"/>
+              <w:bottom w:val="single" w:sz="6" w:space="0" w:color="000000"/>
+              <w:right w:val="single" w:sz="6" w:space="0" w:color="000000"/>
+            </w:tcBorders>
+            <w:hideMark/>
+          </w:tcPr>
+          <w:p>
+            <w:pPr>
+              <w:rPr>
+                <w:lang w:val="en-US"/>
+              </w:rPr>
+            </w:pPr>
+            <w:r>
+              <w:t>S2</w:t>
+            </w:r>
+            <w:r>
+              <w:rPr>
+                <w:lang w:val="en-US"/>
+              </w:rPr>
+              <w:t> </w:t>
+            </w:r>
+          </w:p>
+        </w:tc>
+      </w:tr>
+      <w:tr>
+        <w:trPr>
+          <w:trHeight w:val="285"/>
+        </w:trPr>
+        <w:tc>
+          <w:tcPr>
+            <w:tcW w:w="3000" w:type="dxa"/>
+            <w:tcBorders>
+              <w:top w:val="single" w:sz="6" w:space="0" w:color="000000"/>
+              <w:left w:val="single" w:sz="6" w:space="0" w:color="000000"/>
+              <w:bottom w:val="single" w:sz="6" w:space="0" w:color="000000"/>
+              <w:right w:val="single" w:sz="6" w:space="0" w:color="000000"/>
+            </w:tcBorders>
+            <w:hideMark/>
+          </w:tcPr>
+          <w:p>
+            <w:pPr>
+              <w:rPr>
+                <w:lang w:val="en-US"/>
+              </w:rPr>
+            </w:pPr>
+            <w:r>
+              <w:t>Partnership programmes and league</w:t>
+            </w:r>
+            <w:r>
+              <w:rPr>
+                <w:lang w:val="en-US"/>
+              </w:rPr>
+              <w:t> </w:t>
+            </w:r>
+          </w:p>
+        </w:tc>
+        <w:tc>
+          <w:tcPr>
+            <w:tcW w:w="3000" w:type="dxa"/>
+            <w:tcBorders>
+              <w:top w:val="single" w:sz="6" w:space="0" w:color="000000"/>
+              <w:left w:val="single" w:sz="6" w:space="0" w:color="000000"/>
+              <w:bottom w:val="single" w:sz="6" w:space="0" w:color="000000"/>
+              <w:right w:val="single" w:sz="6" w:space="0" w:color="000000"/>
+            </w:tcBorders>
+            <w:hideMark/>
+          </w:tcPr>
+          <w:p>
+            <w:pPr>
+              <w:rPr>
+                <w:lang w:val="en-US"/>
+              </w:rPr>
+            </w:pPr>
+            <w:r>
+              <w:t>Primary</w:t>
+            </w:r>
+            <w:r>
+              <w:rPr>
+                <w:lang w:val="en-US"/>
+              </w:rPr>
+              <w:t> </w:t>
+            </w:r>
+          </w:p>
+        </w:tc>
+        <w:tc>
+          <w:tcPr>
+            <w:tcW w:w="3000" w:type="dxa"/>
+            <w:tcBorders>
+              <w:top w:val="single" w:sz="6" w:space="0" w:color="000000"/>
+              <w:left w:val="single" w:sz="6" w:space="0" w:color="000000"/>
+              <w:bottom w:val="single" w:sz="6" w:space="0" w:color="000000"/>
+              <w:right w:val="single" w:sz="6" w:space="0" w:color="000000"/>
+            </w:tcBorders>
+            <w:hideMark/>
+          </w:tcPr>
+          <w:p>
+            <w:pPr>
+              <w:rPr>
+                <w:lang w:val="en-US"/>
+              </w:rPr>
+            </w:pPr>
+            <w:r>
+              <w:t>S3</w:t>
+            </w:r>
+            <w:r>
+              <w:rPr>
+                <w:lang w:val="en-US"/>
+              </w:rPr>
+              <w:t> </w:t>
+            </w:r>
+          </w:p>
+        </w:tc>
+      </w:tr>
+      <w:tr>
+        <w:trPr>
+          <w:trHeight w:val="285"/>
+        </w:trPr>
+        <w:tc>
+          <w:tcPr>
+            <w:tcW w:w="3000" w:type="dxa"/>
+            <w:tcBorders>
+              <w:top w:val="single" w:sz="6" w:space="0" w:color="000000"/>
+              <w:left w:val="single" w:sz="6" w:space="0" w:color="000000"/>
+              <w:bottom w:val="single" w:sz="6" w:space="0" w:color="000000"/>
+              <w:right w:val="single" w:sz="6" w:space="0" w:color="000000"/>
+            </w:tcBorders>
+            <w:hideMark/>
+          </w:tcPr>
+          <w:p>
+            <w:pPr>
+              <w:rPr>
+                <w:lang w:val="en-US"/>
+              </w:rPr>
+            </w:pPr>
+            <w:r>
+              <w:t>School</w:t>
+            </w:r>
+            <w:r>
+              <w:rPr>
+                <w:lang w:val="en-US"/>
+              </w:rPr>
+              <w:t> </w:t>
+            </w:r>
+          </w:p>
+        </w:tc>
+        <w:tc>
+          <w:tcPr>
+            <w:tcW w:w="3000" w:type="dxa"/>
+            <w:tcBorders>
+              <w:top w:val="single" w:sz="6" w:space="0" w:color="000000"/>
+              <w:left w:val="single" w:sz="6" w:space="0" w:color="000000"/>
+              <w:bottom w:val="single" w:sz="6" w:space="0" w:color="000000"/>
+              <w:right w:val="single" w:sz="6" w:space="0" w:color="000000"/>
+            </w:tcBorders>
+            <w:hideMark/>
+          </w:tcPr>
+          <w:p>
+            <w:pPr>
+              <w:rPr>
+                <w:lang w:val="en-US"/>
+              </w:rPr>
+            </w:pPr>
+            <w:r>
+              <w:t>Primary</w:t>
+            </w:r>
+            <w:r>
+              <w:rPr>
+                <w:lang w:val="en-US"/>
+              </w:rPr>
+              <w:t> </w:t>
+            </w:r>
+          </w:p>
+        </w:tc>
+        <w:tc>
+          <w:tcPr>
+            <w:tcW w:w="3000" w:type="dxa"/>
+            <w:tcBorders>
+              <w:top w:val="single" w:sz="6" w:space="0" w:color="000000"/>
+              <w:left w:val="single" w:sz="6" w:space="0" w:color="000000"/>
+              <w:bottom w:val="single" w:sz="6" w:space="0" w:color="000000"/>
+              <w:right w:val="single" w:sz="6" w:space="0" w:color="000000"/>
+            </w:tcBorders>
+            <w:hideMark/>
+          </w:tcPr>
+          <w:p>
+            <w:pPr>
+              <w:rPr>
+                <w:lang w:val="en-US"/>
+              </w:rPr>
+            </w:pPr>
+            <w:r>
+              <w:t>S4</w:t>
+            </w:r>
+            <w:r>
+              <w:rPr>
+                <w:lang w:val="en-US"/>
+              </w:rPr>
+              <w:t> </w:t>
+            </w:r>
+          </w:p>
+        </w:tc>
+      </w:tr>
+      <w:tr>
+        <w:trPr>
+          <w:trHeight w:val="285"/>
+        </w:trPr>
+        <w:tc>
+          <w:tcPr>
+            <w:tcW w:w="3000" w:type="dxa"/>
+            <w:tcBorders>
+              <w:top w:val="single" w:sz="6" w:space="0" w:color="000000"/>
+              <w:left w:val="single" w:sz="6" w:space="0" w:color="000000"/>
+              <w:bottom w:val="single" w:sz="6" w:space="0" w:color="000000"/>
+              <w:right w:val="single" w:sz="6" w:space="0" w:color="000000"/>
+            </w:tcBorders>
+            <w:hideMark/>
+          </w:tcPr>
+          <w:p>
+            <w:pPr>
+              <w:rPr>
+                <w:lang w:val="en-US"/>
+              </w:rPr>
+            </w:pPr>
+            <w:r>
+              <w:t>Club</w:t>
+            </w:r>
+            <w:r>
+              <w:rPr>
+                <w:lang w:val="en-US"/>
+              </w:rPr>
+              <w:t> </w:t>
+            </w:r>
+          </w:p>
+        </w:tc>
+        <w:tc>
+          <w:tcPr>
+            <w:tcW w:w="3000" w:type="dxa"/>
+            <w:tcBorders>
+              <w:top w:val="single" w:sz="6" w:space="0" w:color="000000"/>
+              <w:left w:val="single" w:sz="6" w:space="0" w:color="000000"/>
+              <w:bottom w:val="single" w:sz="6" w:space="0" w:color="000000"/>
+              <w:right w:val="single" w:sz="6" w:space="0" w:color="000000"/>
+            </w:tcBorders>
+            <w:hideMark/>
+          </w:tcPr>
+          <w:p>
+            <w:pPr>
+              <w:rPr>
+                <w:lang w:val="en-US"/>
+              </w:rPr>
+            </w:pPr>
+            <w:r>
+              <w:t>Primary</w:t>
+            </w:r>
+            <w:r>
+              <w:rPr>
+                <w:lang w:val="en-US"/>
+              </w:rPr>
+              <w:t> </w:t>
+            </w:r>
+          </w:p>
+        </w:tc>
+        <w:tc>
+          <w:tcPr>
+            <w:tcW w:w="3000" w:type="dxa"/>
+            <w:tcBorders>
+              <w:top w:val="single" w:sz="6" w:space="0" w:color="000000"/>
+              <w:left w:val="single" w:sz="6" w:space="0" w:color="000000"/>
+              <w:bottom w:val="single" w:sz="6" w:space="0" w:color="000000"/>
+              <w:right w:val="single" w:sz="6" w:space="0" w:color="000000"/>
+            </w:tcBorders>
+            <w:hideMark/>
+          </w:tcPr>
+          <w:p>
+            <w:pPr>
+              <w:rPr>
+                <w:lang w:val="en-US"/>
+              </w:rPr>
+            </w:pPr>
+            <w:r>
+              <w:t>S5</w:t>
+            </w:r>
+            <w:r>
+              <w:rPr>
+                <w:lang w:val="en-US"/>
+              </w:rPr>
+              <w:t> </w:t>
+            </w:r>
+          </w:p>
+        </w:tc>
+      </w:tr>
+      <w:tr>
+        <w:trPr>
+          <w:trHeight w:val="285"/>
+        </w:trPr>
+        <w:tc>
+          <w:tcPr>
+            <w:tcW w:w="3000" w:type="dxa"/>
+            <w:tcBorders>
+              <w:top w:val="single" w:sz="6" w:space="0" w:color="000000"/>
+              <w:left w:val="single" w:sz="6" w:space="0" w:color="000000"/>
+              <w:bottom w:val="single" w:sz="6" w:space="0" w:color="000000"/>
+              <w:right w:val="single" w:sz="6" w:space="0" w:color="000000"/>
+            </w:tcBorders>
+            <w:hideMark/>
+          </w:tcPr>
+          <w:p>
+            <w:pPr>
+              <w:rPr>
+                <w:lang w:val="en-US"/>
+              </w:rPr>
+            </w:pPr>
+            <w:r>
+              <w:t>Relief staff</w:t>
+            </w:r>
+            <w:r>
+              <w:rPr>
+                <w:lang w:val="en-US"/>
+              </w:rPr>
+              <w:t> </w:t>
+            </w:r>
+          </w:p>
+        </w:tc>
+        <w:tc>
+          <w:tcPr>
+            <w:tcW w:w="3000" w:type="dxa"/>
+            <w:tcBorders>
+              <w:top w:val="single" w:sz="6" w:space="0" w:color="000000"/>
+              <w:left w:val="single" w:sz="6" w:space="0" w:color="000000"/>
+              <w:bottom w:val="single" w:sz="6" w:space="0" w:color="000000"/>
+              <w:right w:val="single" w:sz="6" w:space="0" w:color="000000"/>
+            </w:tcBorders>
+            <w:hideMark/>
+          </w:tcPr>
+          <w:p>
+            <w:pPr>
+              <w:rPr>
+                <w:lang w:val="en-US"/>
+              </w:rPr>
+            </w:pPr>
+            <w:r>
+              <w:t>Supporting</w:t>
+            </w:r>
+            <w:r>
+              <w:rPr>
+                <w:lang w:val="en-US"/>
+              </w:rPr>
+              <w:t> </w:t>
+            </w:r>
+          </w:p>
+        </w:tc>
+        <w:tc>
+          <w:tcPr>
+            <w:tcW w:w="3000" w:type="dxa"/>
+            <w:tcBorders>
+              <w:top w:val="single" w:sz="6" w:space="0" w:color="000000"/>
+              <w:left w:val="single" w:sz="6" w:space="0" w:color="000000"/>
+              <w:bottom w:val="single" w:sz="6" w:space="0" w:color="000000"/>
+              <w:right w:val="single" w:sz="6" w:space="0" w:color="000000"/>
+            </w:tcBorders>
+            <w:hideMark/>
+          </w:tcPr>
+          <w:p>
+            <w:pPr>
+              <w:rPr>
+                <w:lang w:val="en-US"/>
+              </w:rPr>
+            </w:pPr>
+            <w:r>
+              <w:t>S9</w:t>
+            </w:r>
+            <w:r>
+              <w:rPr>
+                <w:lang w:val="en-US"/>
+              </w:rPr>
+              <w:t> </w:t>
+            </w:r>
+          </w:p>
+        </w:tc>
+      </w:tr>
+      <w:tr>
+        <w:trPr>
+          <w:trHeight w:val="285"/>
+        </w:trPr>
+        <w:tc>
+          <w:tcPr>
+            <w:tcW w:w="3000" w:type="dxa"/>
+            <w:tcBorders>
+              <w:top w:val="single" w:sz="6" w:space="0" w:color="000000"/>
+              <w:left w:val="single" w:sz="6" w:space="0" w:color="000000"/>
+              <w:bottom w:val="single" w:sz="6" w:space="0" w:color="000000"/>
+              <w:right w:val="single" w:sz="6" w:space="0" w:color="000000"/>
+            </w:tcBorders>
+            <w:hideMark/>
+          </w:tcPr>
+          <w:p>
+            <w:pPr>
+              <w:rPr>
+                <w:lang w:val="en-US"/>
+              </w:rPr>
+            </w:pPr>
+            <w:r>
+              <w:t>Facilities coordinator</w:t>
+            </w:r>
+            <w:r>
+              <w:rPr>
+                <w:lang w:val="en-US"/>
+              </w:rPr>
+              <w:t> </w:t>
+            </w:r>
+          </w:p>
+        </w:tc>
+        <w:tc>
+          <w:tcPr>
+            <w:tcW w:w="3000" w:type="dxa"/>
+            <w:tcBorders>
+              <w:top w:val="single" w:sz="6" w:space="0" w:color="000000"/>
+              <w:left w:val="single" w:sz="6" w:space="0" w:color="000000"/>
+              <w:bottom w:val="single" w:sz="6" w:space="0" w:color="000000"/>
+              <w:right w:val="single" w:sz="6" w:space="0" w:color="000000"/>
+            </w:tcBorders>
+            <w:hideMark/>
+          </w:tcPr>
+          <w:p>
+            <w:pPr>
+              <w:rPr>
+                <w:lang w:val="en-US"/>
+              </w:rPr>
+            </w:pPr>
+            <w:r>
+              <w:t>Supporting</w:t>
+            </w:r>
+            <w:r>
+              <w:rPr>
+                <w:lang w:val="en-US"/>
+              </w:rPr>
+              <w:t> </w:t>
+            </w:r>
+          </w:p>
+        </w:tc>
+        <w:tc>
+          <w:tcPr>
+            <w:tcW w:w="3000" w:type="dxa"/>
+            <w:tcBorders>
+              <w:top w:val="single" w:sz="6" w:space="0" w:color="000000"/>
+              <w:left w:val="single" w:sz="6" w:space="0" w:color="000000"/>
+              <w:bottom w:val="single" w:sz="6" w:space="0" w:color="000000"/>
+              <w:right w:val="single" w:sz="6" w:space="0" w:color="000000"/>
+            </w:tcBorders>
+            <w:hideMark/>
+          </w:tcPr>
+          <w:p>
+            <w:pPr>
+              <w:rPr>
+                <w:lang w:val="en-US"/>
+              </w:rPr>
+            </w:pPr>
+            <w:r>
+              <w:t>S6</w:t>
+            </w:r>
+            <w:r>
+              <w:rPr>
+                <w:lang w:val="en-US"/>
+              </w:rPr>
+              <w:t> </w:t>
+            </w:r>
+          </w:p>
+        </w:tc>
+      </w:tr>
+      <w:tr>
+        <w:trPr>
+          <w:trHeight w:val="285"/>
+        </w:trPr>
+        <w:tc>
+          <w:tcPr>
+            <w:tcW w:w="3000" w:type="dxa"/>
+            <w:tcBorders>
+              <w:top w:val="single" w:sz="6" w:space="0" w:color="000000"/>
+              <w:left w:val="single" w:sz="6" w:space="0" w:color="000000"/>
+              <w:bottom w:val="single" w:sz="6" w:space="0" w:color="000000"/>
+              <w:right w:val="single" w:sz="6" w:space="0" w:color="000000"/>
+            </w:tcBorders>
+            <w:hideMark/>
+          </w:tcPr>
+          <w:p>
+            <w:pPr>
+              <w:rPr>
+                <w:lang w:val="en-US"/>
+              </w:rPr>
+            </w:pPr>
+            <w:r>
+              <w:t>Maintenance officer</w:t>
+            </w:r>
+            <w:r>
+              <w:rPr>
+                <w:lang w:val="en-US"/>
+              </w:rPr>
+              <w:t> </w:t>
+            </w:r>
+          </w:p>
+        </w:tc>
+        <w:tc>
+          <w:tcPr>
+            <w:tcW w:w="3000" w:type="dxa"/>
+            <w:tcBorders>
+              <w:top w:val="single" w:sz="6" w:space="0" w:color="000000"/>
+              <w:left w:val="single" w:sz="6" w:space="0" w:color="000000"/>
+              <w:bottom w:val="single" w:sz="6" w:space="0" w:color="000000"/>
+              <w:right w:val="single" w:sz="6" w:space="0" w:color="000000"/>
+            </w:tcBorders>
+            <w:hideMark/>
+          </w:tcPr>
+          <w:p>
+            <w:pPr>
+              <w:rPr>
+                <w:lang w:val="en-US"/>
+              </w:rPr>
+            </w:pPr>
+            <w:r>
+              <w:t>Supporting</w:t>
+            </w:r>
+            <w:r>
+              <w:rPr>
+                <w:lang w:val="en-US"/>
+              </w:rPr>
+              <w:t> </w:t>
+            </w:r>
+          </w:p>
+        </w:tc>
+        <w:tc>
+          <w:tcPr>
+            <w:tcW w:w="3000" w:type="dxa"/>
+            <w:tcBorders>
+              <w:top w:val="single" w:sz="6" w:space="0" w:color="000000"/>
+              <w:left w:val="single" w:sz="6" w:space="0" w:color="000000"/>
+              <w:bottom w:val="single" w:sz="6" w:space="0" w:color="000000"/>
+              <w:right w:val="single" w:sz="6" w:space="0" w:color="000000"/>
+            </w:tcBorders>
+            <w:hideMark/>
+          </w:tcPr>
+          <w:p>
+            <w:pPr>
+              <w:rPr>
+                <w:lang w:val="en-US"/>
+              </w:rPr>
+            </w:pPr>
+            <w:r>
+              <w:t>S8</w:t>
+            </w:r>
+            <w:r>
+              <w:rPr>
+                <w:lang w:val="en-US"/>
+              </w:rPr>
+              <w:t> </w:t>
+            </w:r>
+          </w:p>
+        </w:tc>
+      </w:tr>
+      <w:tr>
+        <w:trPr>
+          <w:trHeight w:val="285"/>
+        </w:trPr>
+        <w:tc>
+          <w:tcPr>
+            <w:tcW w:w="3000" w:type="dxa"/>
+            <w:tcBorders>
+              <w:top w:val="single" w:sz="6" w:space="0" w:color="000000"/>
+              <w:left w:val="single" w:sz="6" w:space="0" w:color="000000"/>
+              <w:bottom w:val="single" w:sz="6" w:space="0" w:color="000000"/>
+              <w:right w:val="single" w:sz="6" w:space="0" w:color="000000"/>
+            </w:tcBorders>
+            <w:hideMark/>
+          </w:tcPr>
+          <w:p>
+            <w:pPr>
+              <w:rPr>
+                <w:lang w:val="en-US"/>
+              </w:rPr>
+            </w:pPr>
+            <w:r>
+              <w:t>Finance system</w:t>
+            </w:r>
+            <w:r>
+              <w:rPr>
+                <w:lang w:val="en-US"/>
+              </w:rPr>
+              <w:t> </w:t>
+            </w:r>
+          </w:p>
+        </w:tc>
+        <w:tc>
+          <w:tcPr>
+            <w:tcW w:w="3000" w:type="dxa"/>
+            <w:tcBorders>
+              <w:top w:val="single" w:sz="6" w:space="0" w:color="000000"/>
+              <w:left w:val="single" w:sz="6" w:space="0" w:color="000000"/>
+              <w:bottom w:val="single" w:sz="6" w:space="0" w:color="000000"/>
+              <w:right w:val="single" w:sz="6" w:space="0" w:color="000000"/>
+            </w:tcBorders>
+            <w:hideMark/>
+          </w:tcPr>
+          <w:p>
+            <w:pPr>
+              <w:rPr>
+                <w:lang w:val="en-US"/>
+              </w:rPr>
+            </w:pPr>
+            <w:r>
+              <w:t>Supporting</w:t>
+            </w:r>
+            <w:r>
+              <w:rPr>
+                <w:lang w:val="en-US"/>
+              </w:rPr>
+              <w:t> </w:t>
+            </w:r>
+          </w:p>
+        </w:tc>
+        <w:tc>
+          <w:tcPr>
+            <w:tcW w:w="3000" w:type="dxa"/>
+            <w:tcBorders>
+              <w:top w:val="single" w:sz="6" w:space="0" w:color="000000"/>
+              <w:left w:val="single" w:sz="6" w:space="0" w:color="000000"/>
+              <w:bottom w:val="single" w:sz="6" w:space="0" w:color="000000"/>
+              <w:right w:val="single" w:sz="6" w:space="0" w:color="000000"/>
+            </w:tcBorders>
+            <w:hideMark/>
+          </w:tcPr>
+          <w:p>
+            <w:pPr>
+              <w:rPr>
+                <w:lang w:val="en-US"/>
+              </w:rPr>
+            </w:pPr>
+            <w:r>
+              <w:t>S7</w:t>
+            </w:r>
+            <w:r>
+              <w:rPr>
+                <w:lang w:val="en-US"/>
+              </w:rPr>
+              <w:t> </w:t>
+            </w:r>
+          </w:p>
+        </w:tc>
+      </w:tr>
+      <w:tr>
+        <w:trPr>
+          <w:trHeight w:val="285"/>
+        </w:trPr>
+        <w:tc>
+          <w:tcPr>
+            <w:tcW w:w="3000" w:type="dxa"/>
+            <w:tcBorders>
+              <w:top w:val="single" w:sz="6" w:space="0" w:color="000000"/>
+              <w:left w:val="single" w:sz="6" w:space="0" w:color="000000"/>
+              <w:bottom w:val="single" w:sz="6" w:space="0" w:color="000000"/>
+              <w:right w:val="single" w:sz="6" w:space="0" w:color="000000"/>
+            </w:tcBorders>
+            <w:hideMark/>
+          </w:tcPr>
+          <w:p>
+            <w:pPr>
+              <w:rPr>
+                <w:lang w:val="en-US"/>
+              </w:rPr>
+            </w:pPr>
+            <w:r>
+              <w:t>Local communities' organisation</w:t>
+            </w:r>
+            <w:r>
+              <w:rPr>
+                <w:lang w:val="en-US"/>
+              </w:rPr>
+              <w:t> </w:t>
+            </w:r>
+          </w:p>
+        </w:tc>
+        <w:tc>
+          <w:tcPr>
+            <w:tcW w:w="3000" w:type="dxa"/>
+            <w:tcBorders>
+              <w:top w:val="single" w:sz="6" w:space="0" w:color="000000"/>
+              <w:left w:val="single" w:sz="6" w:space="0" w:color="000000"/>
+              <w:bottom w:val="single" w:sz="6" w:space="0" w:color="000000"/>
+              <w:right w:val="single" w:sz="6" w:space="0" w:color="000000"/>
+            </w:tcBorders>
+            <w:hideMark/>
+          </w:tcPr>
+          <w:p>
+            <w:pPr>
+              <w:rPr>
+                <w:lang w:val="en-US"/>
+              </w:rPr>
+            </w:pPr>
+            <w:r>
+              <w:t>Primary</w:t>
+            </w:r>
+            <w:r>
+              <w:rPr>
+                <w:lang w:val="en-US"/>
+              </w:rPr>
+              <w:t> </w:t>
+            </w:r>
+          </w:p>
+        </w:tc>
+        <w:tc>
+          <w:tcPr>
+            <w:tcW w:w="3000" w:type="dxa"/>
+            <w:tcBorders>
+              <w:top w:val="single" w:sz="6" w:space="0" w:color="000000"/>
+              <w:left w:val="single" w:sz="6" w:space="0" w:color="000000"/>
+              <w:bottom w:val="single" w:sz="6" w:space="0" w:color="000000"/>
+              <w:right w:val="single" w:sz="6" w:space="0" w:color="000000"/>
+            </w:tcBorders>
+            <w:hideMark/>
+          </w:tcPr>
+          <w:p>
+            <w:pPr>
+              <w:rPr>
+                <w:lang w:val="en-US"/>
+              </w:rPr>
+            </w:pPr>
+            <w:r>
+              <w:t>S10</w:t>
+            </w:r>
+            <w:r>
+              <w:rPr>
+                <w:lang w:val="en-US"/>
+              </w:rPr>
+              <w:t> </w:t>
+            </w:r>
+          </w:p>
+        </w:tc>
+      </w:tr>
+    </w:tbl>
+    <w:p/>
+    <w:p>
+      <w:pPr>
+        <w:pStyle w:val="Heading2"/>
+      </w:pPr>
+      <w:r>
+        <w:t>Offstage stakeholders</w:t>
+      </w:r>
+      <w:r>
+        <w:t>:</w:t>
+      </w:r>
+    </w:p>
+    <w:tbl>
+      <w:tblPr>
+        <w:tblW w:w="0" w:type="dxa"/>
+        <w:tblBorders>
+          <w:top w:val="outset" w:sz="6" w:space="0" w:color="auto"/>
+          <w:left w:val="outset" w:sz="6" w:space="0" w:color="auto"/>
+          <w:bottom w:val="outset" w:sz="6" w:space="0" w:color="auto"/>
+          <w:right w:val="outset" w:sz="6" w:space="0" w:color="auto"/>
+        </w:tblBorders>
+        <w:tblCellMar>
+          <w:left w:w="0" w:type="dxa"/>
+          <w:right w:w="0" w:type="dxa"/>
+        </w:tblCellMar>
+        <w:tblLook w:val="04A0" w:firstRow="1" w:lastRow="0" w:firstColumn="1" w:lastColumn="0" w:noHBand="0" w:noVBand="1"/>
+      </w:tblPr>
+      <w:tblGrid>
+        <w:gridCol w:w="4500"/>
+        <w:gridCol w:w="4500"/>
+      </w:tblGrid>
+      <w:tr>
+        <w:trPr>
+          <w:trHeight w:val="285"/>
+        </w:trPr>
+        <w:tc>
+          <w:tcPr>
+            <w:tcW w:w="4500" w:type="dxa"/>
+            <w:tcBorders>
+              <w:top w:val="single" w:sz="6" w:space="0" w:color="000000"/>
+              <w:left w:val="single" w:sz="6" w:space="0" w:color="000000"/>
+              <w:bottom w:val="single" w:sz="6" w:space="0" w:color="000000"/>
+              <w:right w:val="single" w:sz="6" w:space="0" w:color="000000"/>
+            </w:tcBorders>
+            <w:hideMark/>
+          </w:tcPr>
+          <w:p>
+            <w:pPr>
+              <w:rPr>
+                <w:lang w:val="en-US"/>
+              </w:rPr>
+            </w:pPr>
+            <w:r>
+              <w:t>Offstage stakeholder</w:t>
+            </w:r>
+            <w:r>
+              <w:rPr>
+                <w:lang w:val="en-US"/>
+              </w:rPr>
+              <w:t> </w:t>
+            </w:r>
+          </w:p>
+        </w:tc>
+        <w:tc>
+          <w:tcPr>
+            <w:tcW w:w="4500" w:type="dxa"/>
+            <w:tcBorders>
+              <w:top w:val="single" w:sz="6" w:space="0" w:color="000000"/>
+              <w:left w:val="single" w:sz="6" w:space="0" w:color="000000"/>
+              <w:bottom w:val="single" w:sz="6" w:space="0" w:color="000000"/>
+              <w:right w:val="single" w:sz="6" w:space="0" w:color="000000"/>
+            </w:tcBorders>
+            <w:hideMark/>
+          </w:tcPr>
+          <w:p>
+            <w:pPr>
+              <w:rPr>
+                <w:lang w:val="en-US"/>
+              </w:rPr>
+            </w:pPr>
+            <w:r>
+              <w:t>How it influences requirements</w:t>
+            </w:r>
+            <w:r>
+              <w:rPr>
+                <w:lang w:val="en-US"/>
+              </w:rPr>
+              <w:t> </w:t>
+            </w:r>
+          </w:p>
+        </w:tc>
+      </w:tr>
+      <w:tr>
+        <w:trPr>
+          <w:trHeight w:val="285"/>
+        </w:trPr>
+        <w:tc>
+          <w:tcPr>
+            <w:tcW w:w="4500" w:type="dxa"/>
+            <w:tcBorders>
+              <w:top w:val="single" w:sz="6" w:space="0" w:color="000000"/>
+              <w:left w:val="single" w:sz="6" w:space="0" w:color="000000"/>
+              <w:bottom w:val="single" w:sz="6" w:space="0" w:color="000000"/>
+              <w:right w:val="single" w:sz="6" w:space="0" w:color="000000"/>
+            </w:tcBorders>
+            <w:hideMark/>
+          </w:tcPr>
+          <w:p>
+            <w:pPr>
+              <w:rPr>
+                <w:lang w:val="en-US"/>
+              </w:rPr>
+            </w:pPr>
+            <w:r>
+              <w:t>O1 – Insurance provider</w:t>
+            </w:r>
+            <w:r>
+              <w:rPr>
+                <w:lang w:val="en-US"/>
+              </w:rPr>
+              <w:t> </w:t>
+            </w:r>
+          </w:p>
+        </w:tc>
+        <w:tc>
+          <w:tcPr>
+            <w:tcW w:w="4500" w:type="dxa"/>
+            <w:tcBorders>
+              <w:top w:val="single" w:sz="6" w:space="0" w:color="000000"/>
+              <w:left w:val="single" w:sz="6" w:space="0" w:color="000000"/>
+              <w:bottom w:val="single" w:sz="6" w:space="0" w:color="000000"/>
+              <w:right w:val="single" w:sz="6" w:space="0" w:color="000000"/>
+            </w:tcBorders>
+            <w:hideMark/>
+          </w:tcPr>
+          <w:p>
+            <w:pPr>
+              <w:rPr>
+                <w:lang w:val="en-US"/>
+              </w:rPr>
+            </w:pPr>
+            <w:r>
+              <w:t>The booking process may need to record insurance evidence.</w:t>
+            </w:r>
+            <w:r>
+              <w:rPr>
+                <w:lang w:val="en-US"/>
+              </w:rPr>
+              <w:t> </w:t>
+            </w:r>
+          </w:p>
+        </w:tc>
+      </w:tr>
+      <w:tr>
+        <w:trPr>
+          <w:trHeight w:val="285"/>
+        </w:trPr>
+        <w:tc>
+          <w:tcPr>
+            <w:tcW w:w="4500" w:type="dxa"/>
+            <w:tcBorders>
+              <w:top w:val="single" w:sz="6" w:space="0" w:color="000000"/>
+              <w:left w:val="single" w:sz="6" w:space="0" w:color="000000"/>
+              <w:bottom w:val="single" w:sz="6" w:space="0" w:color="000000"/>
+              <w:right w:val="single" w:sz="6" w:space="0" w:color="000000"/>
+            </w:tcBorders>
+            <w:hideMark/>
+          </w:tcPr>
+          <w:p>
+            <w:pPr>
+              <w:rPr>
+                <w:lang w:val="en-US"/>
+              </w:rPr>
+            </w:pPr>
+            <w:r>
+              <w:t>O2 – Parents or guardians</w:t>
+            </w:r>
+            <w:r>
+              <w:rPr>
+                <w:lang w:val="en-US"/>
+              </w:rPr>
+              <w:t> </w:t>
+            </w:r>
+          </w:p>
+        </w:tc>
+        <w:tc>
+          <w:tcPr>
+            <w:tcW w:w="4500" w:type="dxa"/>
+            <w:tcBorders>
+              <w:top w:val="single" w:sz="6" w:space="0" w:color="000000"/>
+              <w:left w:val="single" w:sz="6" w:space="0" w:color="000000"/>
+              <w:bottom w:val="single" w:sz="6" w:space="0" w:color="000000"/>
+              <w:right w:val="single" w:sz="6" w:space="0" w:color="000000"/>
+            </w:tcBorders>
+            <w:hideMark/>
+          </w:tcPr>
+          <w:p>
+            <w:pPr>
+              <w:rPr>
+                <w:lang w:val="en-US"/>
+              </w:rPr>
+            </w:pPr>
+            <w:r>
+              <w:t>May need to know about closure, relocation and delayed start. </w:t>
+            </w:r>
+            <w:r>
+              <w:rPr>
+                <w:lang w:val="en-US"/>
+              </w:rPr>
+              <w:t> </w:t>
+            </w:r>
+          </w:p>
+          <w:p>
+            <w:pPr>
+              <w:rPr>
+                <w:lang w:val="en-US"/>
+              </w:rPr>
+            </w:pPr>
+            <w:r>
+              <w:t>May expect activities involving children to have suitable supervision or qualified coaching.</w:t>
+            </w:r>
+            <w:r>
+              <w:rPr>
+                <w:lang w:val="en-US"/>
+              </w:rPr>
+              <w:t> </w:t>
+            </w:r>
+          </w:p>
+        </w:tc>
+      </w:tr>
+    </w:tbl>
+    <w:p/>
+    <w:p>
+      <w:pPr>
+        <w:pStyle w:val="Heading2"/>
+      </w:pPr>
+      <w:r>
+        <w:t>Actor-goal table</w:t>
+      </w:r>
+      <w:r>
+        <w:t>:</w:t>
+      </w:r>
+    </w:p>
+    <w:tbl>
+      <w:tblPr>
+        <w:tblW w:w="9000" w:type="dxa"/>
+        <w:tblBorders>
+          <w:top w:val="outset" w:sz="6" w:space="0" w:color="auto"/>
+          <w:left w:val="outset" w:sz="6" w:space="0" w:color="auto"/>
+          <w:bottom w:val="outset" w:sz="6" w:space="0" w:color="auto"/>
+          <w:right w:val="outset" w:sz="6" w:space="0" w:color="auto"/>
+        </w:tblBorders>
+        <w:tblCellMar>
+          <w:left w:w="0" w:type="dxa"/>
+          <w:right w:w="0" w:type="dxa"/>
+        </w:tblCellMar>
+        <w:tblLook w:val="04A0" w:firstRow="1" w:lastRow="0" w:firstColumn="1" w:lastColumn="0" w:noHBand="0" w:noVBand="1"/>
+      </w:tblPr>
+      <w:tblGrid>
+        <w:gridCol w:w="3000"/>
+        <w:gridCol w:w="3000"/>
+        <w:gridCol w:w="3000"/>
+      </w:tblGrid>
+      <w:tr>
+        <w:trPr>
+          <w:trHeight w:val="285"/>
+        </w:trPr>
+        <w:tc>
+          <w:tcPr>
+            <w:tcW w:w="3000" w:type="dxa"/>
+            <w:tcBorders>
+              <w:top w:val="single" w:sz="6" w:space="0" w:color="000000"/>
+              <w:left w:val="single" w:sz="6" w:space="0" w:color="000000"/>
+              <w:bottom w:val="single" w:sz="6" w:space="0" w:color="000000"/>
+              <w:right w:val="single" w:sz="6" w:space="0" w:color="000000"/>
+            </w:tcBorders>
+            <w:hideMark/>
+          </w:tcPr>
+          <w:p>
+            <w:pPr>
+              <w:rPr>
+                <w:lang w:val="en-US"/>
+              </w:rPr>
+            </w:pPr>
+            <w:r>
+              <w:t>Actor</w:t>
+            </w:r>
+            <w:r>
+              <w:rPr>
+                <w:lang w:val="en-US"/>
+              </w:rPr>
+              <w:t> </w:t>
+            </w:r>
+          </w:p>
+        </w:tc>
+        <w:tc>
+          <w:tcPr>
+            <w:tcW w:w="3000" w:type="dxa"/>
+            <w:tcBorders>
+              <w:top w:val="single" w:sz="6" w:space="0" w:color="000000"/>
+              <w:left w:val="single" w:sz="6" w:space="0" w:color="000000"/>
+              <w:bottom w:val="single" w:sz="6" w:space="0" w:color="000000"/>
+              <w:right w:val="single" w:sz="6" w:space="0" w:color="000000"/>
+            </w:tcBorders>
+            <w:hideMark/>
+          </w:tcPr>
+          <w:p>
+            <w:pPr>
+              <w:rPr>
+                <w:lang w:val="en-US"/>
+              </w:rPr>
+            </w:pPr>
+            <w:r>
+              <w:t>Goal</w:t>
+            </w:r>
+            <w:r>
+              <w:rPr>
+                <w:lang w:val="en-US"/>
+              </w:rPr>
+              <w:t> </w:t>
+            </w:r>
+          </w:p>
+        </w:tc>
+        <w:tc>
+          <w:tcPr>
+            <w:tcW w:w="3000" w:type="dxa"/>
+            <w:tcBorders>
+              <w:top w:val="single" w:sz="6" w:space="0" w:color="000000"/>
+              <w:left w:val="single" w:sz="6" w:space="0" w:color="000000"/>
+              <w:bottom w:val="single" w:sz="6" w:space="0" w:color="000000"/>
+              <w:right w:val="single" w:sz="6" w:space="0" w:color="000000"/>
+            </w:tcBorders>
+            <w:hideMark/>
+          </w:tcPr>
+          <w:p>
+            <w:pPr>
+              <w:rPr>
+                <w:lang w:val="en-US"/>
+              </w:rPr>
+            </w:pPr>
+            <w:r>
+              <w:t>Related problem</w:t>
+            </w:r>
+            <w:r>
+              <w:rPr>
+                <w:lang w:val="en-US"/>
+              </w:rPr>
+              <w:t> </w:t>
+            </w:r>
+          </w:p>
+        </w:tc>
+      </w:tr>
+      <w:tr>
+        <w:trPr>
+          <w:trHeight w:val="285"/>
+        </w:trPr>
+        <w:tc>
+          <w:tcPr>
+            <w:tcW w:w="3000" w:type="dxa"/>
+            <w:tcBorders>
+              <w:top w:val="single" w:sz="6" w:space="0" w:color="000000"/>
+              <w:left w:val="single" w:sz="6" w:space="0" w:color="000000"/>
+              <w:bottom w:val="single" w:sz="6" w:space="0" w:color="000000"/>
+              <w:right w:val="single" w:sz="6" w:space="0" w:color="000000"/>
+            </w:tcBorders>
+            <w:hideMark/>
+          </w:tcPr>
+          <w:p>
+            <w:pPr>
+              <w:rPr>
+                <w:lang w:val="en-US"/>
+              </w:rPr>
+            </w:pPr>
+            <w:r>
+              <w:t>Staff member</w:t>
+            </w:r>
+            <w:r>
+              <w:rPr>
+                <w:lang w:val="en-US"/>
+              </w:rPr>
+              <w:t> </w:t>
+            </w:r>
+          </w:p>
+        </w:tc>
+        <w:tc>
+          <w:tcPr>
+            <w:tcW w:w="3000" w:type="dxa"/>
+            <w:tcBorders>
+              <w:top w:val="single" w:sz="6" w:space="0" w:color="000000"/>
+              <w:left w:val="single" w:sz="6" w:space="0" w:color="000000"/>
+              <w:bottom w:val="single" w:sz="6" w:space="0" w:color="000000"/>
+              <w:right w:val="single" w:sz="6" w:space="0" w:color="000000"/>
+            </w:tcBorders>
+            <w:hideMark/>
+          </w:tcPr>
+          <w:p>
+            <w:r>
+              <w:rPr>
+                <w:lang w:val="en-US"/>
+              </w:rPr>
+              <w:t> </w:t>
+            </w:r>
+            <w:r>
+              <w:t>Process a booking request</w:t>
+            </w:r>
+            <w:r>
+              <w:t>.</w:t>
+            </w:r>
+          </w:p>
+          <w:p>
+            <w:r>
+              <w:t xml:space="preserve">Apply the agreed priority rules to </w:t>
+            </w:r>
+            <w:r>
+              <w:t xml:space="preserve">booking </w:t>
+            </w:r>
+            <w:r>
+              <w:t>requests</w:t>
+            </w:r>
+            <w:r>
+              <w:t>.</w:t>
+            </w:r>
+          </w:p>
+          <w:p>
+            <w:r>
+              <w:t>Mark the affected area as unavailable without closing the whole site</w:t>
+            </w:r>
+            <w:r>
+              <w:t>.</w:t>
+            </w:r>
+          </w:p>
+          <w:p>
+            <w:r>
+              <w:t>Record decisions on closure, relocation and delayed start, and inform affected contacts</w:t>
+            </w:r>
+            <w:r>
+              <w:t>.</w:t>
+            </w:r>
+          </w:p>
+          <w:p>
+            <w:r>
+              <w:t>View</w:t>
+            </w:r>
+            <w:r>
+              <w:t xml:space="preserve"> equipment location, repair status and </w:t>
+            </w:r>
+            <w:r>
+              <w:t xml:space="preserve">its </w:t>
+            </w:r>
+            <w:r>
+              <w:t>reservations</w:t>
+            </w:r>
+            <w:r>
+              <w:t>.</w:t>
+            </w:r>
+          </w:p>
+          <w:p>
+            <w:r>
+              <w:t>Add extra time for setup before activity and reset after activity.</w:t>
+            </w:r>
+          </w:p>
+          <w:p>
+            <w:r>
+              <w:t>Find and offer a suitable alternative when outdoor use is restricted</w:t>
+            </w:r>
+            <w:r>
+              <w:t>.</w:t>
+            </w:r>
+          </w:p>
+          <w:p>
+            <w:pPr>
+              <w:rPr>
+                <w:lang w:val="en-US"/>
+              </w:rPr>
+            </w:pPr>
+            <w:r>
+              <w:lastRenderedPageBreak/>
+              <w:t>Record cancellations, late arrivals and departures</w:t>
+            </w:r>
+            <w:r>
+              <w:t xml:space="preserve"> </w:t>
+            </w:r>
+            <w:r>
+              <w:t xml:space="preserve">and damage for a group and </w:t>
+            </w:r>
+            <w:r>
+              <w:t xml:space="preserve">view </w:t>
+            </w:r>
+            <w:r>
+              <w:t xml:space="preserve">that </w:t>
+            </w:r>
+            <w:r>
+              <w:t xml:space="preserve">group </w:t>
+            </w:r>
+            <w:r>
+              <w:t xml:space="preserve">history for </w:t>
+            </w:r>
+            <w:r>
+              <w:t xml:space="preserve">each </w:t>
+            </w:r>
+            <w:r>
+              <w:t xml:space="preserve">new </w:t>
+            </w:r>
+            <w:r>
+              <w:t xml:space="preserve">booking </w:t>
+            </w:r>
+            <w:r>
+              <w:t>request</w:t>
+            </w:r>
+            <w:r>
+              <w:t>.</w:t>
+            </w:r>
+          </w:p>
+        </w:tc>
+        <w:tc>
+          <w:tcPr>
+            <w:tcW w:w="3000" w:type="dxa"/>
+            <w:tcBorders>
+              <w:top w:val="single" w:sz="6" w:space="0" w:color="000000"/>
+              <w:left w:val="single" w:sz="6" w:space="0" w:color="000000"/>
+              <w:bottom w:val="single" w:sz="6" w:space="0" w:color="000000"/>
+              <w:right w:val="single" w:sz="6" w:space="0" w:color="000000"/>
+            </w:tcBorders>
+            <w:hideMark/>
+          </w:tcPr>
+          <w:p>
+            <w:pPr>
+              <w:rPr>
+                <w:lang w:val="en-US"/>
+              </w:rPr>
+            </w:pPr>
+            <w:r>
+              <w:rPr>
+                <w:lang w:val="en-US"/>
+              </w:rPr>
+              <w:lastRenderedPageBreak/>
+              <w:t> </w:t>
+            </w:r>
+            <w:r>
+              <w:rPr>
+                <w:lang w:val="en-US"/>
+              </w:rPr>
+              <w:t>P1, P2, P3,</w:t>
+            </w:r>
+            <w:r>
+              <w:rPr>
+                <w:lang w:val="en-US"/>
+              </w:rPr>
+              <w:t xml:space="preserve"> P</w:t>
+            </w:r>
+            <w:r>
+              <w:rPr>
+                <w:lang w:val="en-US"/>
+              </w:rPr>
+              <w:t>6, P</w:t>
+            </w:r>
+            <w:r>
+              <w:rPr>
+                <w:lang w:val="en-US"/>
+              </w:rPr>
+              <w:t>7, P10, P9</w:t>
+            </w:r>
+          </w:p>
+        </w:tc>
+      </w:tr>
+      <w:tr>
+        <w:trPr>
+          <w:trHeight w:val="285"/>
+        </w:trPr>
+        <w:tc>
+          <w:tcPr>
+            <w:tcW w:w="3000" w:type="dxa"/>
+            <w:tcBorders>
+              <w:top w:val="single" w:sz="6" w:space="0" w:color="000000"/>
+              <w:left w:val="single" w:sz="6" w:space="0" w:color="000000"/>
+              <w:bottom w:val="single" w:sz="6" w:space="0" w:color="000000"/>
+              <w:right w:val="single" w:sz="6" w:space="0" w:color="000000"/>
+            </w:tcBorders>
+            <w:hideMark/>
+          </w:tcPr>
+          <w:p>
+            <w:pPr>
+              <w:rPr>
+                <w:lang w:val="en-US"/>
+              </w:rPr>
+            </w:pPr>
+            <w:r>
+              <w:t>Casual group, coach</w:t>
+            </w:r>
+            <w:r>
+              <w:rPr>
+                <w:lang w:val="en-US"/>
+              </w:rPr>
+              <w:t> </w:t>
+            </w:r>
+          </w:p>
+        </w:tc>
+        <w:tc>
+          <w:tcPr>
+            <w:tcW w:w="3000" w:type="dxa"/>
+            <w:tcBorders>
+              <w:top w:val="single" w:sz="6" w:space="0" w:color="000000"/>
+              <w:left w:val="single" w:sz="6" w:space="0" w:color="000000"/>
+              <w:bottom w:val="single" w:sz="6" w:space="0" w:color="000000"/>
+              <w:right w:val="single" w:sz="6" w:space="0" w:color="000000"/>
+            </w:tcBorders>
+            <w:hideMark/>
+          </w:tcPr>
+          <w:p>
+            <w:r>
+              <w:rPr>
+                <w:lang w:val="en-US"/>
+              </w:rPr>
+              <w:t> </w:t>
+            </w:r>
+            <w:r>
+              <w:t>Request a booking of a space and</w:t>
+            </w:r>
+            <w:r>
+              <w:t>/or</w:t>
+            </w:r>
+            <w:r>
+              <w:t xml:space="preserve"> equipment</w:t>
+            </w:r>
+            <w:r>
+              <w:t>.</w:t>
+            </w:r>
+          </w:p>
+          <w:p>
+            <w:r>
+              <w:t>Receive a decision on the request and be told of any closure, relocation or delayed start</w:t>
+            </w:r>
+            <w:r>
+              <w:t>.</w:t>
+            </w:r>
+          </w:p>
+          <w:p>
+            <w:r>
+              <w:t xml:space="preserve">Receive </w:t>
+            </w:r>
+            <w:r>
+              <w:t>extra time for setup before activity and reset after activity.</w:t>
+            </w:r>
+          </w:p>
+          <w:p>
+            <w:r>
+              <w:t>Accept a suitable alternative when outdoor use is restricted</w:t>
+            </w:r>
+            <w:r>
+              <w:t>.</w:t>
+            </w:r>
+          </w:p>
+          <w:p>
+            <w:pPr>
+              <w:rPr>
+                <w:lang w:val="en-US"/>
+              </w:rPr>
+            </w:pPr>
+            <w:r>
+              <w:t>Receive a confirmation of the booking</w:t>
+            </w:r>
+            <w:r>
+              <w:t>.</w:t>
+            </w:r>
+          </w:p>
+        </w:tc>
+        <w:tc>
+          <w:tcPr>
+            <w:tcW w:w="3000" w:type="dxa"/>
+            <w:tcBorders>
+              <w:top w:val="single" w:sz="6" w:space="0" w:color="000000"/>
+              <w:left w:val="single" w:sz="6" w:space="0" w:color="000000"/>
+              <w:bottom w:val="single" w:sz="6" w:space="0" w:color="000000"/>
+              <w:right w:val="single" w:sz="6" w:space="0" w:color="000000"/>
+            </w:tcBorders>
+            <w:hideMark/>
+          </w:tcPr>
+          <w:p>
+            <w:pPr>
+              <w:rPr>
+                <w:lang w:val="en-US"/>
+              </w:rPr>
+            </w:pPr>
+            <w:r>
+              <w:rPr>
+                <w:lang w:val="en-US"/>
+              </w:rPr>
+              <w:t> </w:t>
+            </w:r>
+            <w:r>
+              <w:rPr>
+                <w:lang w:val="en-US"/>
+              </w:rPr>
+              <w:t>P6, P7, P2, P3, P10</w:t>
+            </w:r>
+          </w:p>
+        </w:tc>
+      </w:tr>
+      <w:tr>
+        <w:trPr>
+          <w:trHeight w:val="285"/>
+        </w:trPr>
+        <w:tc>
+          <w:tcPr>
+            <w:tcW w:w="3000" w:type="dxa"/>
+            <w:tcBorders>
+              <w:top w:val="single" w:sz="6" w:space="0" w:color="000000"/>
+              <w:left w:val="single" w:sz="6" w:space="0" w:color="000000"/>
+              <w:bottom w:val="single" w:sz="6" w:space="0" w:color="000000"/>
+              <w:right w:val="single" w:sz="6" w:space="0" w:color="000000"/>
+            </w:tcBorders>
+            <w:hideMark/>
+          </w:tcPr>
+          <w:p>
+            <w:pPr>
+              <w:rPr>
+                <w:lang w:val="en-US"/>
+              </w:rPr>
+            </w:pPr>
+            <w:r>
+              <w:t>Partnership programmes and league</w:t>
+            </w:r>
+            <w:r>
+              <w:rPr>
+                <w:lang w:val="en-US"/>
+              </w:rPr>
+              <w:t> </w:t>
+            </w:r>
+          </w:p>
+        </w:tc>
+        <w:tc>
+          <w:tcPr>
+            <w:tcW w:w="3000" w:type="dxa"/>
+            <w:tcBorders>
+              <w:top w:val="single" w:sz="6" w:space="0" w:color="000000"/>
+              <w:left w:val="single" w:sz="6" w:space="0" w:color="000000"/>
+              <w:bottom w:val="single" w:sz="6" w:space="0" w:color="000000"/>
+              <w:right w:val="single" w:sz="6" w:space="0" w:color="000000"/>
+            </w:tcBorders>
+            <w:hideMark/>
+          </w:tcPr>
+          <w:p>
+            <w:r>
+              <w:rPr>
+                <w:lang w:val="en-US"/>
+              </w:rPr>
+              <w:t> </w:t>
+            </w:r>
+            <w:r>
+              <w:t>Request a booking that receives priority under the agreed rules</w:t>
+            </w:r>
+            <w:r>
+              <w:t>.</w:t>
+            </w:r>
+          </w:p>
+          <w:p>
+            <w:r>
+              <w:t>Receive a decision on the request and be told of any closure, relocation or delayed start</w:t>
+            </w:r>
+            <w:r>
+              <w:t>.</w:t>
+            </w:r>
+          </w:p>
+          <w:p>
+            <w:r>
+              <w:t>Receive extra time for setup before activity and reset after activity.</w:t>
+            </w:r>
+          </w:p>
+          <w:p>
+            <w:r>
+              <w:t>Accept a suitable alternative when outdoor use is restricted</w:t>
+            </w:r>
+            <w:r>
+              <w:t>.</w:t>
+            </w:r>
+          </w:p>
+          <w:p>
+            <w:pPr>
+              <w:rPr>
+                <w:lang w:val="en-US"/>
+              </w:rPr>
+            </w:pPr>
+            <w:r>
+              <w:t>Receive a confirmation of the booking</w:t>
+            </w:r>
+            <w:r>
+              <w:t>.</w:t>
+            </w:r>
+          </w:p>
+        </w:tc>
+        <w:tc>
+          <w:tcPr>
+            <w:tcW w:w="3000" w:type="dxa"/>
+            <w:tcBorders>
+              <w:top w:val="single" w:sz="6" w:space="0" w:color="000000"/>
+              <w:left w:val="single" w:sz="6" w:space="0" w:color="000000"/>
+              <w:bottom w:val="single" w:sz="6" w:space="0" w:color="000000"/>
+              <w:right w:val="single" w:sz="6" w:space="0" w:color="000000"/>
+            </w:tcBorders>
+            <w:hideMark/>
+          </w:tcPr>
+          <w:p>
+            <w:pPr>
+              <w:rPr>
+                <w:lang w:val="en-US"/>
+              </w:rPr>
+            </w:pPr>
+            <w:r>
+              <w:rPr>
+                <w:lang w:val="en-US"/>
+              </w:rPr>
+              <w:t> </w:t>
+            </w:r>
+            <w:r>
+              <w:rPr>
+                <w:lang w:val="en-US"/>
+              </w:rPr>
+              <w:t>P6, P7, P2, P3, P10</w:t>
+            </w:r>
+          </w:p>
+        </w:tc>
+      </w:tr>
+      <w:tr>
+        <w:trPr>
+          <w:trHeight w:val="285"/>
+        </w:trPr>
+        <w:tc>
+          <w:tcPr>
+            <w:tcW w:w="3000" w:type="dxa"/>
+            <w:tcBorders>
+              <w:top w:val="single" w:sz="6" w:space="0" w:color="000000"/>
+              <w:left w:val="single" w:sz="6" w:space="0" w:color="000000"/>
+              <w:bottom w:val="single" w:sz="6" w:space="0" w:color="000000"/>
+              <w:right w:val="single" w:sz="6" w:space="0" w:color="000000"/>
+            </w:tcBorders>
+            <w:hideMark/>
+          </w:tcPr>
+          <w:p>
+            <w:pPr>
+              <w:rPr>
+                <w:lang w:val="en-US"/>
+              </w:rPr>
+            </w:pPr>
+            <w:r>
+              <w:lastRenderedPageBreak/>
+              <w:t>School</w:t>
+            </w:r>
+            <w:r>
+              <w:rPr>
+                <w:lang w:val="en-US"/>
+              </w:rPr>
+              <w:t> </w:t>
+            </w:r>
+          </w:p>
+        </w:tc>
+        <w:tc>
+          <w:tcPr>
+            <w:tcW w:w="3000" w:type="dxa"/>
+            <w:tcBorders>
+              <w:top w:val="single" w:sz="6" w:space="0" w:color="000000"/>
+              <w:left w:val="single" w:sz="6" w:space="0" w:color="000000"/>
+              <w:bottom w:val="single" w:sz="6" w:space="0" w:color="000000"/>
+              <w:right w:val="single" w:sz="6" w:space="0" w:color="000000"/>
+            </w:tcBorders>
+            <w:hideMark/>
+          </w:tcPr>
+          <w:p>
+            <w:r>
+              <w:rPr>
+                <w:lang w:val="en-US"/>
+              </w:rPr>
+              <w:t> </w:t>
+            </w:r>
+            <w:r>
+              <w:t>Request recurring bookings before final timetables are known</w:t>
+            </w:r>
+            <w:r>
+              <w:t>.</w:t>
+            </w:r>
+          </w:p>
+          <w:p>
+            <w:r>
+              <w:t>Receive a decision on the request and be told of any closure, relocation or delayed start</w:t>
+            </w:r>
+            <w:r>
+              <w:t>.</w:t>
+            </w:r>
+          </w:p>
+          <w:p>
+            <w:r>
+              <w:t>Receive extra time for setup before activity and reset after activity.</w:t>
+            </w:r>
+          </w:p>
+          <w:p>
+            <w:r>
+              <w:t>Accept a suitable alternative when outdoor use is restricted</w:t>
+            </w:r>
+            <w:r>
+              <w:t>.</w:t>
+            </w:r>
+          </w:p>
+          <w:p>
+            <w:pPr>
+              <w:rPr>
+                <w:lang w:val="uk-UA"/>
+              </w:rPr>
+            </w:pPr>
+            <w:r>
+              <w:t>Receive one confirmation showing the space, equipment and access arrangements</w:t>
+            </w:r>
+            <w:r>
+              <w:t>.</w:t>
+            </w:r>
+          </w:p>
+        </w:tc>
+        <w:tc>
+          <w:tcPr>
+            <w:tcW w:w="3000" w:type="dxa"/>
+            <w:tcBorders>
+              <w:top w:val="single" w:sz="6" w:space="0" w:color="000000"/>
+              <w:left w:val="single" w:sz="6" w:space="0" w:color="000000"/>
+              <w:bottom w:val="single" w:sz="6" w:space="0" w:color="000000"/>
+              <w:right w:val="single" w:sz="6" w:space="0" w:color="000000"/>
+            </w:tcBorders>
+            <w:hideMark/>
+          </w:tcPr>
+          <w:p>
+            <w:pPr>
+              <w:rPr>
+                <w:lang w:val="uk-UA"/>
+              </w:rPr>
+            </w:pPr>
+            <w:r>
+              <w:rPr>
+                <w:lang w:val="en-US"/>
+              </w:rPr>
+              <w:t> </w:t>
+            </w:r>
+            <w:r>
+              <w:rPr>
+                <w:lang w:val="en-US"/>
+              </w:rPr>
+              <w:t>P6, P7, P2, P3, P10</w:t>
+            </w:r>
+            <w:r>
+              <w:rPr>
+                <w:lang w:val="en-US"/>
+              </w:rPr>
+              <w:t>, P5</w:t>
+            </w:r>
+          </w:p>
+        </w:tc>
+      </w:tr>
+      <w:tr>
+        <w:trPr>
+          <w:trHeight w:val="285"/>
+        </w:trPr>
+        <w:tc>
+          <w:tcPr>
+            <w:tcW w:w="3000" w:type="dxa"/>
+            <w:tcBorders>
+              <w:top w:val="single" w:sz="6" w:space="0" w:color="000000"/>
+              <w:left w:val="single" w:sz="6" w:space="0" w:color="000000"/>
+              <w:bottom w:val="single" w:sz="6" w:space="0" w:color="000000"/>
+              <w:right w:val="single" w:sz="6" w:space="0" w:color="000000"/>
+            </w:tcBorders>
+            <w:hideMark/>
+          </w:tcPr>
+          <w:p>
+            <w:pPr>
+              <w:rPr>
+                <w:lang w:val="en-US"/>
+              </w:rPr>
+            </w:pPr>
+            <w:r>
+              <w:t>Club</w:t>
+            </w:r>
+            <w:r>
+              <w:rPr>
+                <w:lang w:val="en-US"/>
+              </w:rPr>
+              <w:t> </w:t>
+            </w:r>
+          </w:p>
+        </w:tc>
+        <w:tc>
+          <w:tcPr>
+            <w:tcW w:w="3000" w:type="dxa"/>
+            <w:tcBorders>
+              <w:top w:val="single" w:sz="6" w:space="0" w:color="000000"/>
+              <w:left w:val="single" w:sz="6" w:space="0" w:color="000000"/>
+              <w:bottom w:val="single" w:sz="6" w:space="0" w:color="000000"/>
+              <w:right w:val="single" w:sz="6" w:space="0" w:color="000000"/>
+            </w:tcBorders>
+            <w:hideMark/>
+          </w:tcPr>
+          <w:p>
+            <w:r>
+              <w:rPr>
+                <w:lang w:val="en-US"/>
+              </w:rPr>
+              <w:t> </w:t>
+            </w:r>
+            <w:r>
+              <w:t>Request recurring bookings for the season</w:t>
+            </w:r>
+            <w:r>
+              <w:t>.</w:t>
+            </w:r>
+          </w:p>
+          <w:p>
+            <w:r>
+              <w:t>Receive a decision on the request and be told of any closure, relocation or delayed start</w:t>
+            </w:r>
+            <w:r>
+              <w:t>.</w:t>
+            </w:r>
+          </w:p>
+          <w:p>
+            <w:r>
+              <w:t>Receive extra time for setup before activity and reset after activity.</w:t>
+            </w:r>
+          </w:p>
+          <w:p>
+            <w:r>
+              <w:t>Accept a suitable alternative when outdoor use is restricted</w:t>
+            </w:r>
+            <w:r>
+              <w:t>.</w:t>
+            </w:r>
+          </w:p>
+          <w:p>
+            <w:pPr>
+              <w:rPr>
+                <w:lang w:val="en-US"/>
+              </w:rPr>
+            </w:pPr>
+            <w:r>
+              <w:t>Receive a confirmation of the booking</w:t>
+            </w:r>
+            <w:r>
+              <w:t>.</w:t>
+            </w:r>
+          </w:p>
+        </w:tc>
+        <w:tc>
+          <w:tcPr>
+            <w:tcW w:w="3000" w:type="dxa"/>
+            <w:tcBorders>
+              <w:top w:val="single" w:sz="6" w:space="0" w:color="000000"/>
+              <w:left w:val="single" w:sz="6" w:space="0" w:color="000000"/>
+              <w:bottom w:val="single" w:sz="6" w:space="0" w:color="000000"/>
+              <w:right w:val="single" w:sz="6" w:space="0" w:color="000000"/>
+            </w:tcBorders>
+            <w:hideMark/>
+          </w:tcPr>
+          <w:p>
+            <w:pPr>
+              <w:rPr>
+                <w:lang w:val="en-US"/>
+              </w:rPr>
+            </w:pPr>
+            <w:r>
+              <w:rPr>
+                <w:lang w:val="en-US"/>
+              </w:rPr>
+              <w:t> </w:t>
+            </w:r>
+            <w:r>
+              <w:rPr>
+                <w:lang w:val="en-US"/>
+              </w:rPr>
+              <w:t>P6, P7, P2, P3, P10, P5</w:t>
+            </w:r>
+          </w:p>
+        </w:tc>
+      </w:tr>
+      <w:tr>
+        <w:trPr>
+          <w:trHeight w:val="285"/>
+        </w:trPr>
+        <w:tc>
+          <w:tcPr>
+            <w:tcW w:w="3000" w:type="dxa"/>
+            <w:tcBorders>
+              <w:top w:val="single" w:sz="6" w:space="0" w:color="000000"/>
+              <w:left w:val="single" w:sz="6" w:space="0" w:color="000000"/>
+              <w:bottom w:val="single" w:sz="6" w:space="0" w:color="000000"/>
+              <w:right w:val="single" w:sz="6" w:space="0" w:color="000000"/>
+            </w:tcBorders>
+            <w:hideMark/>
+          </w:tcPr>
+          <w:p>
+            <w:pPr>
+              <w:rPr>
+                <w:lang w:val="en-US"/>
+              </w:rPr>
+            </w:pPr>
+            <w:r>
+              <w:t>Relief staff</w:t>
+            </w:r>
+            <w:r>
+              <w:rPr>
+                <w:lang w:val="en-US"/>
+              </w:rPr>
+              <w:t> </w:t>
+            </w:r>
+          </w:p>
+        </w:tc>
+        <w:tc>
+          <w:tcPr>
+            <w:tcW w:w="3000" w:type="dxa"/>
+            <w:tcBorders>
+              <w:top w:val="single" w:sz="6" w:space="0" w:color="000000"/>
+              <w:left w:val="single" w:sz="6" w:space="0" w:color="000000"/>
+              <w:bottom w:val="single" w:sz="6" w:space="0" w:color="000000"/>
+              <w:right w:val="single" w:sz="6" w:space="0" w:color="000000"/>
+            </w:tcBorders>
+            <w:hideMark/>
+          </w:tcPr>
+          <w:p>
+            <w:pPr>
+              <w:rPr>
+                <w:lang w:val="en-US"/>
+              </w:rPr>
+            </w:pPr>
+            <w:r>
+              <w:rPr>
+                <w:lang w:val="en-US"/>
+              </w:rPr>
+              <w:t> </w:t>
+            </w:r>
+            <w:r>
+              <w:t xml:space="preserve">Open and close the facility using clear instructions and the required keys or access codes, without seeing </w:t>
+            </w:r>
+            <w:r>
+              <w:lastRenderedPageBreak/>
+              <w:t>information they do not need</w:t>
+            </w:r>
+            <w:r>
+              <w:t>.</w:t>
+            </w:r>
+          </w:p>
+        </w:tc>
+        <w:tc>
+          <w:tcPr>
+            <w:tcW w:w="3000" w:type="dxa"/>
+            <w:tcBorders>
+              <w:top w:val="single" w:sz="6" w:space="0" w:color="000000"/>
+              <w:left w:val="single" w:sz="6" w:space="0" w:color="000000"/>
+              <w:bottom w:val="single" w:sz="6" w:space="0" w:color="000000"/>
+              <w:right w:val="single" w:sz="6" w:space="0" w:color="000000"/>
+            </w:tcBorders>
+            <w:hideMark/>
+          </w:tcPr>
+          <w:p>
+            <w:pPr>
+              <w:tabs>
+                <w:tab w:val="left" w:pos="1013"/>
+              </w:tabs>
+              <w:rPr>
+                <w:lang w:val="en-US"/>
+              </w:rPr>
+            </w:pPr>
+            <w:r>
+              <w:rPr>
+                <w:lang w:val="en-US"/>
+              </w:rPr>
+              <w:lastRenderedPageBreak/>
+              <w:t> </w:t>
+            </w:r>
+            <w:r>
+              <w:rPr>
+                <w:lang w:val="en-US"/>
+              </w:rPr>
+              <w:t>P8a, P8b</w:t>
+            </w:r>
+          </w:p>
+        </w:tc>
+      </w:tr>
+      <w:tr>
+        <w:trPr>
+          <w:trHeight w:val="285"/>
+        </w:trPr>
+        <w:tc>
+          <w:tcPr>
+            <w:tcW w:w="3000" w:type="dxa"/>
+            <w:tcBorders>
+              <w:top w:val="single" w:sz="6" w:space="0" w:color="000000"/>
+              <w:left w:val="single" w:sz="6" w:space="0" w:color="000000"/>
+              <w:bottom w:val="single" w:sz="6" w:space="0" w:color="000000"/>
+              <w:right w:val="single" w:sz="6" w:space="0" w:color="000000"/>
+            </w:tcBorders>
+            <w:hideMark/>
+          </w:tcPr>
+          <w:p>
+            <w:pPr>
+              <w:rPr>
+                <w:lang w:val="en-US"/>
+              </w:rPr>
+            </w:pPr>
+            <w:r>
+              <w:t>Facilities coordinator</w:t>
+            </w:r>
+            <w:r>
+              <w:rPr>
+                <w:lang w:val="en-US"/>
+              </w:rPr>
+              <w:t> </w:t>
+            </w:r>
+          </w:p>
+        </w:tc>
+        <w:tc>
+          <w:tcPr>
+            <w:tcW w:w="3000" w:type="dxa"/>
+            <w:tcBorders>
+              <w:top w:val="single" w:sz="6" w:space="0" w:color="000000"/>
+              <w:left w:val="single" w:sz="6" w:space="0" w:color="000000"/>
+              <w:bottom w:val="single" w:sz="6" w:space="0" w:color="000000"/>
+              <w:right w:val="single" w:sz="6" w:space="0" w:color="000000"/>
+            </w:tcBorders>
+            <w:hideMark/>
+          </w:tcPr>
+          <w:p>
+            <w:pPr>
+              <w:rPr>
+                <w:lang w:val="en-US"/>
+              </w:rPr>
+            </w:pPr>
+            <w:r>
+              <w:rPr>
+                <w:lang w:val="en-US"/>
+              </w:rPr>
+              <w:t> </w:t>
+            </w:r>
+            <w:r>
+              <w:rPr>
+                <w:lang w:val="en-US"/>
+              </w:rPr>
+              <w:t xml:space="preserve">Obtain </w:t>
+            </w:r>
+            <w:proofErr w:type="spellStart"/>
+            <w:r>
+              <w:rPr>
+                <w:lang w:val="en-US"/>
+              </w:rPr>
+              <w:t>organised</w:t>
+            </w:r>
+            <w:proofErr w:type="spellEnd"/>
+            <w:r>
+              <w:rPr>
+                <w:lang w:val="en-US"/>
+              </w:rPr>
+              <w:t xml:space="preserve"> records on confirmed and provisional bookings, </w:t>
+            </w:r>
+            <w:proofErr w:type="spellStart"/>
+            <w:r>
+              <w:rPr>
+                <w:lang w:val="en-US"/>
+              </w:rPr>
+              <w:t>utilisation</w:t>
+            </w:r>
+            <w:proofErr w:type="spellEnd"/>
+            <w:r>
+              <w:rPr>
+                <w:lang w:val="en-US"/>
+              </w:rPr>
+              <w:t>, maintenance conflicts, equipment allocation, incidents and recurring unmet demand</w:t>
+            </w:r>
+            <w:r>
+              <w:rPr>
+                <w:lang w:val="en-US"/>
+              </w:rPr>
+              <w:tab/>
+              <w:t>P</w:t>
+            </w:r>
+          </w:p>
+        </w:tc>
+        <w:tc>
+          <w:tcPr>
+            <w:tcW w:w="3000" w:type="dxa"/>
+            <w:tcBorders>
+              <w:top w:val="single" w:sz="6" w:space="0" w:color="000000"/>
+              <w:left w:val="single" w:sz="6" w:space="0" w:color="000000"/>
+              <w:bottom w:val="single" w:sz="6" w:space="0" w:color="000000"/>
+              <w:right w:val="single" w:sz="6" w:space="0" w:color="000000"/>
+            </w:tcBorders>
+            <w:hideMark/>
+          </w:tcPr>
+          <w:p>
+            <w:pPr>
+              <w:rPr>
+                <w:lang w:val="en-US"/>
+              </w:rPr>
+            </w:pPr>
+            <w:r>
+              <w:rPr>
+                <w:lang w:val="en-US"/>
+              </w:rPr>
+              <w:t> </w:t>
+            </w:r>
+            <w:r>
+              <w:rPr>
+                <w:lang w:val="en-US"/>
+              </w:rPr>
+              <w:t>P11</w:t>
+            </w:r>
+          </w:p>
+        </w:tc>
+      </w:tr>
+      <w:tr>
+        <w:trPr>
+          <w:trHeight w:val="285"/>
+        </w:trPr>
+        <w:tc>
+          <w:tcPr>
+            <w:tcW w:w="3000" w:type="dxa"/>
+            <w:tcBorders>
+              <w:top w:val="single" w:sz="6" w:space="0" w:color="000000"/>
+              <w:left w:val="single" w:sz="6" w:space="0" w:color="000000"/>
+              <w:bottom w:val="single" w:sz="6" w:space="0" w:color="000000"/>
+              <w:right w:val="single" w:sz="6" w:space="0" w:color="000000"/>
+            </w:tcBorders>
+            <w:hideMark/>
+          </w:tcPr>
+          <w:p>
+            <w:pPr>
+              <w:rPr>
+                <w:lang w:val="en-US"/>
+              </w:rPr>
+            </w:pPr>
+            <w:r>
+              <w:t>Maintenance officer</w:t>
+            </w:r>
+            <w:r>
+              <w:rPr>
+                <w:lang w:val="en-US"/>
+              </w:rPr>
+              <w:t> </w:t>
+            </w:r>
+          </w:p>
+        </w:tc>
+        <w:tc>
+          <w:tcPr>
+            <w:tcW w:w="3000" w:type="dxa"/>
+            <w:tcBorders>
+              <w:top w:val="single" w:sz="6" w:space="0" w:color="000000"/>
+              <w:left w:val="single" w:sz="6" w:space="0" w:color="000000"/>
+              <w:bottom w:val="single" w:sz="6" w:space="0" w:color="000000"/>
+              <w:right w:val="single" w:sz="6" w:space="0" w:color="000000"/>
+            </w:tcBorders>
+            <w:hideMark/>
+          </w:tcPr>
+          <w:p>
+            <w:pPr>
+              <w:rPr>
+                <w:lang w:val="en-US"/>
+              </w:rPr>
+            </w:pPr>
+            <w:r>
+              <w:rPr>
+                <w:lang w:val="en-US"/>
+              </w:rPr>
+              <w:t> </w:t>
+            </w:r>
+            <w:r>
+              <w:t>Have maintenance</w:t>
+            </w:r>
+            <w:r>
+              <w:t xml:space="preserve"> </w:t>
+            </w:r>
+            <w:r>
+              <w:t>recorded as restricting only the affected area</w:t>
+            </w:r>
+            <w:r>
+              <w:t>.</w:t>
+            </w:r>
+          </w:p>
+        </w:tc>
+        <w:tc>
+          <w:tcPr>
+            <w:tcW w:w="3000" w:type="dxa"/>
+            <w:tcBorders>
+              <w:top w:val="single" w:sz="6" w:space="0" w:color="000000"/>
+              <w:left w:val="single" w:sz="6" w:space="0" w:color="000000"/>
+              <w:bottom w:val="single" w:sz="6" w:space="0" w:color="000000"/>
+              <w:right w:val="single" w:sz="6" w:space="0" w:color="000000"/>
+            </w:tcBorders>
+            <w:hideMark/>
+          </w:tcPr>
+          <w:p>
+            <w:pPr>
+              <w:rPr>
+                <w:lang w:val="en-US"/>
+              </w:rPr>
+            </w:pPr>
+            <w:r>
+              <w:rPr>
+                <w:lang w:val="en-US"/>
+              </w:rPr>
+              <w:t> </w:t>
+            </w:r>
+            <w:r>
+              <w:rPr>
+                <w:lang w:val="en-US"/>
+              </w:rPr>
+              <w:t>P1</w:t>
+            </w:r>
+          </w:p>
+        </w:tc>
+      </w:tr>
+      <w:tr>
+        <w:trPr>
+          <w:trHeight w:val="285"/>
+        </w:trPr>
+        <w:tc>
+          <w:tcPr>
+            <w:tcW w:w="3000" w:type="dxa"/>
+            <w:tcBorders>
+              <w:top w:val="single" w:sz="6" w:space="0" w:color="000000"/>
+              <w:left w:val="single" w:sz="6" w:space="0" w:color="000000"/>
+              <w:bottom w:val="single" w:sz="6" w:space="0" w:color="000000"/>
+              <w:right w:val="single" w:sz="6" w:space="0" w:color="000000"/>
+            </w:tcBorders>
+            <w:hideMark/>
+          </w:tcPr>
+          <w:p>
+            <w:pPr>
+              <w:rPr>
+                <w:lang w:val="en-US"/>
+              </w:rPr>
+            </w:pPr>
+            <w:r>
+              <w:t>Finance system</w:t>
+            </w:r>
+            <w:r>
+              <w:rPr>
+                <w:lang w:val="en-US"/>
+              </w:rPr>
+              <w:t> </w:t>
+            </w:r>
+          </w:p>
+        </w:tc>
+        <w:tc>
+          <w:tcPr>
+            <w:tcW w:w="3000" w:type="dxa"/>
+            <w:tcBorders>
+              <w:top w:val="single" w:sz="6" w:space="0" w:color="000000"/>
+              <w:left w:val="single" w:sz="6" w:space="0" w:color="000000"/>
+              <w:bottom w:val="single" w:sz="6" w:space="0" w:color="000000"/>
+              <w:right w:val="single" w:sz="6" w:space="0" w:color="000000"/>
+            </w:tcBorders>
+            <w:hideMark/>
+          </w:tcPr>
+          <w:p>
+            <w:pPr>
+              <w:rPr>
+                <w:lang w:val="en-US"/>
+              </w:rPr>
+            </w:pPr>
+            <w:r>
+              <w:rPr>
+                <w:lang w:val="en-US"/>
+              </w:rPr>
+              <w:t> </w:t>
+            </w:r>
+            <w:r>
+              <w:t>Handle payment for bookings</w:t>
+            </w:r>
+            <w:r>
+              <w:t>.</w:t>
+            </w:r>
+          </w:p>
+        </w:tc>
+        <w:tc>
+          <w:tcPr>
+            <w:tcW w:w="3000" w:type="dxa"/>
+            <w:tcBorders>
+              <w:top w:val="single" w:sz="6" w:space="0" w:color="000000"/>
+              <w:left w:val="single" w:sz="6" w:space="0" w:color="000000"/>
+              <w:bottom w:val="single" w:sz="6" w:space="0" w:color="000000"/>
+              <w:right w:val="single" w:sz="6" w:space="0" w:color="000000"/>
+            </w:tcBorders>
+            <w:hideMark/>
+          </w:tcPr>
+          <w:p>
+            <w:pPr>
+              <w:rPr>
+                <w:lang w:val="en-US"/>
+              </w:rPr>
+            </w:pPr>
+            <w:r>
+              <w:rPr>
+                <w:lang w:val="en-US"/>
+              </w:rPr>
+              <w:t> </w:t>
+            </w:r>
+            <w:r>
+              <w:rPr>
+                <w:lang w:val="en-US"/>
+              </w:rPr>
+              <w:t>No related problem.</w:t>
+            </w:r>
+          </w:p>
+        </w:tc>
+      </w:tr>
+      <w:tr>
+        <w:trPr>
+          <w:trHeight w:val="285"/>
+        </w:trPr>
+        <w:tc>
+          <w:tcPr>
+            <w:tcW w:w="3000" w:type="dxa"/>
+            <w:tcBorders>
+              <w:top w:val="single" w:sz="6" w:space="0" w:color="000000"/>
+              <w:left w:val="single" w:sz="6" w:space="0" w:color="000000"/>
+              <w:bottom w:val="single" w:sz="6" w:space="0" w:color="000000"/>
+              <w:right w:val="single" w:sz="6" w:space="0" w:color="000000"/>
+            </w:tcBorders>
+            <w:hideMark/>
+          </w:tcPr>
+          <w:p>
+            <w:pPr>
+              <w:rPr>
+                <w:lang w:val="en-US"/>
+              </w:rPr>
+            </w:pPr>
+            <w:r>
+              <w:t>Local communities' organisation</w:t>
+            </w:r>
+            <w:r>
+              <w:rPr>
+                <w:lang w:val="en-US"/>
+              </w:rPr>
+              <w:t> </w:t>
+            </w:r>
+          </w:p>
+        </w:tc>
+        <w:tc>
+          <w:tcPr>
+            <w:tcW w:w="3000" w:type="dxa"/>
+            <w:tcBorders>
+              <w:top w:val="single" w:sz="6" w:space="0" w:color="000000"/>
+              <w:left w:val="single" w:sz="6" w:space="0" w:color="000000"/>
+              <w:bottom w:val="single" w:sz="6" w:space="0" w:color="000000"/>
+              <w:right w:val="single" w:sz="6" w:space="0" w:color="000000"/>
+            </w:tcBorders>
+            <w:hideMark/>
+          </w:tcPr>
+          <w:p>
+            <w:pPr>
+              <w:rPr>
+                <w:lang w:val="en-US"/>
+              </w:rPr>
+            </w:pPr>
+            <w:r>
+              <w:rPr>
+                <w:lang w:val="en-US"/>
+              </w:rPr>
+              <w:t> </w:t>
+            </w:r>
+            <w:r>
+              <w:t>Goal not stated in the scenario</w:t>
+            </w:r>
+            <w:r>
+              <w:t>.</w:t>
+            </w:r>
+          </w:p>
+        </w:tc>
+        <w:tc>
+          <w:tcPr>
+            <w:tcW w:w="3000" w:type="dxa"/>
+            <w:tcBorders>
+              <w:top w:val="single" w:sz="6" w:space="0" w:color="000000"/>
+              <w:left w:val="single" w:sz="6" w:space="0" w:color="000000"/>
+              <w:bottom w:val="single" w:sz="6" w:space="0" w:color="000000"/>
+              <w:right w:val="single" w:sz="6" w:space="0" w:color="000000"/>
+            </w:tcBorders>
+            <w:hideMark/>
+          </w:tcPr>
+          <w:p>
+            <w:pPr>
+              <w:rPr>
+                <w:lang w:val="en-US"/>
+              </w:rPr>
+            </w:pPr>
+            <w:r>
+              <w:rPr>
+                <w:lang w:val="en-US"/>
+              </w:rPr>
+              <w:t> </w:t>
+            </w:r>
+            <w:r>
+              <w:rPr>
+                <w:lang w:val="en-US"/>
+              </w:rPr>
+              <w:t>No related problem.</w:t>
+            </w:r>
+          </w:p>
+        </w:tc>
+      </w:tr>
+    </w:tbl>
+    <w:p/>
     <w:sectPr>
       <w:pgSz w:w="11906" w:h="16838"/>
       <w:pgMar w:top="1440" w:right="1440" w:bottom="1440" w:left="1440" w:header="720" w:footer="720" w:gutter="0"/>

--- a/report/Scenario interpretation.docx
+++ b/report/Scenario interpretation.docx
@@ -655,7 +655,23 @@
                 <w:sz w:val="28"/>
                 <w:szCs w:val="28"/>
               </w:rPr>
-              <w:t>Messages or decisions that are made by staff for facility closure and relocation are inconsistent</w:t>
+              <w:t>Messages or decisions that are made by staff for facility closure and relocation</w:t>
+            </w:r>
+            <w:r>
+              <w:rPr>
+                <w:rFonts w:ascii="Times New Roman" w:eastAsia="Times New Roman" w:hAnsi="Times New Roman" w:cs="Times New Roman"/>
+                <w:sz w:val="28"/>
+                <w:szCs w:val="28"/>
+              </w:rPr>
+              <w:t xml:space="preserve"> of bookings</w:t>
+            </w:r>
+            <w:r>
+              <w:rPr>
+                <w:rFonts w:ascii="Times New Roman" w:eastAsia="Times New Roman" w:hAnsi="Times New Roman" w:cs="Times New Roman"/>
+                <w:sz w:val="28"/>
+                <w:szCs w:val="28"/>
+              </w:rPr>
+              <w:t xml:space="preserve"> are inconsistent</w:t>
             </w:r>
             <w:r>
               <w:rPr>
@@ -701,7 +717,41 @@
                 <w:sz w:val="28"/>
                 <w:szCs w:val="28"/>
               </w:rPr>
-              <w:t>receive contradicting information about facility’s closure, relocation and delayed start.</w:t>
+              <w:t xml:space="preserve">receive contradicting information </w:t>
+            </w:r>
+            <w:proofErr w:type="gramStart"/>
+            <w:r>
+              <w:rPr>
+                <w:rFonts w:ascii="Times New Roman" w:eastAsia="Times New Roman" w:hAnsi="Times New Roman" w:cs="Times New Roman"/>
+                <w:sz w:val="28"/>
+                <w:szCs w:val="28"/>
+              </w:rPr>
+              <w:t>about  closure</w:t>
+            </w:r>
+            <w:proofErr w:type="gramEnd"/>
+            <w:r>
+              <w:rPr>
+                <w:rFonts w:ascii="Times New Roman" w:eastAsia="Times New Roman" w:hAnsi="Times New Roman" w:cs="Times New Roman"/>
+                <w:sz w:val="28"/>
+                <w:szCs w:val="28"/>
+              </w:rPr>
+              <w:t>, relocation and delayed start</w:t>
+            </w:r>
+            <w:r>
+              <w:rPr>
+                <w:rFonts w:ascii="Times New Roman" w:eastAsia="Times New Roman" w:hAnsi="Times New Roman" w:cs="Times New Roman"/>
+                <w:sz w:val="28"/>
+                <w:szCs w:val="28"/>
+              </w:rPr>
+              <w:t xml:space="preserve"> of bookings</w:t>
+            </w:r>
+            <w:r>
+              <w:rPr>
+                <w:rFonts w:ascii="Times New Roman" w:eastAsia="Times New Roman" w:hAnsi="Times New Roman" w:cs="Times New Roman"/>
+                <w:sz w:val="28"/>
+                <w:szCs w:val="28"/>
+              </w:rPr>
+              <w:t>.</w:t>
             </w:r>
           </w:p>
         </w:tc>
@@ -2307,7 +2357,23 @@
           <w:sz w:val="28"/>
           <w:szCs w:val="28"/>
         </w:rPr>
-        <w:t>Messages or decisions from staff regarding facility closure, delayed start or relocation communicated c</w:t>
+        <w:t>Messages or decisions from staff regarding closure, delayed start or relocation</w:t>
+      </w:r>
+      <w:r>
+        <w:rPr>
+          <w:rFonts w:ascii="Times New Roman" w:eastAsia="Times New Roman" w:hAnsi="Times New Roman" w:cs="Times New Roman"/>
+          <w:sz w:val="28"/>
+          <w:szCs w:val="28"/>
+        </w:rPr>
+        <w:t xml:space="preserve"> of bookings are</w:t>
+      </w:r>
+      <w:r>
+        <w:rPr>
+          <w:rFonts w:ascii="Times New Roman" w:eastAsia="Times New Roman" w:hAnsi="Times New Roman" w:cs="Times New Roman"/>
+          <w:sz w:val="28"/>
+          <w:szCs w:val="28"/>
+        </w:rPr>
+        <w:t xml:space="preserve"> communicated c</w:t>
       </w:r>
       <w:r>
         <w:rPr>
@@ -2660,8 +2726,6 @@
         <w:pStyle w:val="Heading2"/>
         <w:rPr>
           <w:rFonts w:ascii="Times New Roman" w:eastAsia="Times New Roman" w:hAnsi="Times New Roman" w:cs="Times New Roman"/>
-          <w:sz w:val="28"/>
-          <w:szCs w:val="28"/>
         </w:rPr>
       </w:pPr>
       <w:r>
@@ -3069,7 +3133,23 @@
                 <w:sz w:val="28"/>
                 <w:szCs w:val="28"/>
               </w:rPr>
-              <w:t>Staff distinguish closure, relocation and delayed start but decisions and messages are not always consistent</w:t>
+              <w:t>Staff distinguish closure, relocation and delayed start</w:t>
+            </w:r>
+            <w:r>
+              <w:rPr>
+                <w:rFonts w:ascii="Times New Roman" w:eastAsia="Times New Roman" w:hAnsi="Times New Roman" w:cs="Times New Roman"/>
+                <w:sz w:val="28"/>
+                <w:szCs w:val="28"/>
+              </w:rPr>
+              <w:t xml:space="preserve"> of bookings</w:t>
+            </w:r>
+            <w:r>
+              <w:rPr>
+                <w:rFonts w:ascii="Times New Roman" w:eastAsia="Times New Roman" w:hAnsi="Times New Roman" w:cs="Times New Roman"/>
+                <w:sz w:val="28"/>
+                <w:szCs w:val="28"/>
+              </w:rPr>
+              <w:t xml:space="preserve"> but decisions and messages are not always consistent</w:t>
             </w:r>
             <w:r>
               <w:rPr>
@@ -3244,7 +3324,16 @@
                 <w:sz w:val="28"/>
                 <w:szCs w:val="28"/>
               </w:rPr>
-              <w:t>Partnership programmes and confirmed league fixtures may receive priority, but the basis for priority is not fully documented. A provisional booking may prevent another group from receiving a decision.</w:t>
+              <w:t xml:space="preserve">Partnership programmes and confirmed league fixtures may receive </w:t>
+            </w:r>
+            <w:r>
+              <w:rPr>
+                <w:rFonts w:ascii="Times New Roman" w:eastAsia="Times New Roman" w:hAnsi="Times New Roman" w:cs="Times New Roman"/>
+                <w:sz w:val="28"/>
+                <w:szCs w:val="28"/>
+              </w:rPr>
+              <w:lastRenderedPageBreak/>
+              <w:t>priority, but the basis for priority is not fully documented. A provisional booking may prevent another group from receiving a decision.</w:t>
             </w:r>
           </w:p>
         </w:tc>
@@ -3266,6 +3355,7 @@
                 <w:sz w:val="28"/>
                 <w:szCs w:val="28"/>
               </w:rPr>
+              <w:lastRenderedPageBreak/>
               <w:t xml:space="preserve">A3 – </w:t>
             </w:r>
             <w:r>
@@ -3290,7 +3380,16 @@
                 <w:sz w:val="28"/>
                 <w:szCs w:val="28"/>
               </w:rPr>
-              <w:t>that the basis for priority is not fully documented.</w:t>
+              <w:t xml:space="preserve">that </w:t>
+            </w:r>
+            <w:r>
+              <w:rPr>
+                <w:rFonts w:ascii="Times New Roman" w:eastAsia="Times New Roman" w:hAnsi="Times New Roman" w:cs="Times New Roman"/>
+                <w:sz w:val="28"/>
+                <w:szCs w:val="28"/>
+              </w:rPr>
+              <w:lastRenderedPageBreak/>
+              <w:t>the basis for priority is not fully documented.</w:t>
             </w:r>
           </w:p>
         </w:tc>
@@ -3312,6 +3411,7 @@
                 <w:sz w:val="28"/>
                 <w:szCs w:val="28"/>
               </w:rPr>
+              <w:lastRenderedPageBreak/>
               <w:t>Q3</w:t>
             </w:r>
             <w:r>
@@ -3320,7 +3420,16 @@
                 <w:sz w:val="28"/>
                 <w:szCs w:val="28"/>
               </w:rPr>
-              <w:t xml:space="preserve"> – What is exact priority order between partnership programmes, league fixtures, schools, clubs and casual </w:t>
+              <w:t xml:space="preserve"> – What is exact priority order between partnership programmes, league </w:t>
+            </w:r>
+            <w:r>
+              <w:rPr>
+                <w:rFonts w:ascii="Times New Roman" w:eastAsia="Times New Roman" w:hAnsi="Times New Roman" w:cs="Times New Roman"/>
+                <w:sz w:val="28"/>
+                <w:szCs w:val="28"/>
+              </w:rPr>
+              <w:lastRenderedPageBreak/>
+              <w:t xml:space="preserve">fixtures, schools, clubs and casual </w:t>
             </w:r>
             <w:r>
               <w:rPr>
@@ -3355,6 +3464,7 @@
                 <w:sz w:val="28"/>
                 <w:szCs w:val="28"/>
               </w:rPr>
+              <w:lastRenderedPageBreak/>
               <w:t xml:space="preserve">E4 - </w:t>
             </w:r>
             <w:r>
@@ -3947,7 +4057,16 @@
                 <w:sz w:val="28"/>
                 <w:szCs w:val="28"/>
               </w:rPr>
-              <w:t>Does setup time depend on previous group or next group or layout change between them?</w:t>
+              <w:t xml:space="preserve">Does setup time depend on previous group or </w:t>
+            </w:r>
+            <w:r>
+              <w:rPr>
+                <w:rFonts w:ascii="Times New Roman" w:eastAsia="Times New Roman" w:hAnsi="Times New Roman" w:cs="Times New Roman"/>
+                <w:sz w:val="28"/>
+                <w:szCs w:val="28"/>
+              </w:rPr>
+              <w:lastRenderedPageBreak/>
+              <w:t>next group or layout change between them?</w:t>
             </w:r>
           </w:p>
         </w:tc>
@@ -3974,6 +4093,7 @@
                 <w:sz w:val="28"/>
                 <w:szCs w:val="28"/>
               </w:rPr>
+              <w:lastRenderedPageBreak/>
               <w:t>E</w:t>
             </w:r>
             <w:r>
@@ -4506,7 +4626,16 @@
                 <w:sz w:val="28"/>
                 <w:szCs w:val="28"/>
               </w:rPr>
-              <w:t xml:space="preserve"> A group may accept another pitch or indoor space.</w:t>
+              <w:t xml:space="preserve"> A </w:t>
+            </w:r>
+            <w:r>
+              <w:rPr>
+                <w:rFonts w:ascii="Times New Roman" w:eastAsia="Times New Roman" w:hAnsi="Times New Roman" w:cs="Times New Roman"/>
+                <w:sz w:val="28"/>
+                <w:szCs w:val="28"/>
+              </w:rPr>
+              <w:lastRenderedPageBreak/>
+              <w:t>group may accept another pitch or indoor space.</w:t>
             </w:r>
           </w:p>
           <w:p>
@@ -4537,6 +4666,7 @@
                 <w:sz w:val="28"/>
                 <w:szCs w:val="28"/>
               </w:rPr>
+              <w:lastRenderedPageBreak/>
               <w:t>A</w:t>
             </w:r>
             <w:r>
@@ -4601,7 +4731,16 @@
                 <w:sz w:val="28"/>
                 <w:szCs w:val="28"/>
               </w:rPr>
-              <w:t xml:space="preserve"> by checking documentation that they have by </w:t>
+              <w:t xml:space="preserve"> by checking </w:t>
+            </w:r>
+            <w:r>
+              <w:rPr>
+                <w:rFonts w:ascii="Times New Roman" w:eastAsia="Times New Roman" w:hAnsi="Times New Roman" w:cs="Times New Roman"/>
+                <w:sz w:val="28"/>
+                <w:szCs w:val="28"/>
+              </w:rPr>
+              <w:lastRenderedPageBreak/>
+              <w:t xml:space="preserve">documentation that they have by </w:t>
             </w:r>
             <w:r>
               <w:rPr>
@@ -4647,6 +4786,7 @@
                 <w:sz w:val="28"/>
                 <w:szCs w:val="28"/>
               </w:rPr>
+              <w:lastRenderedPageBreak/>
               <w:t>Q</w:t>
             </w:r>
             <w:r>
@@ -4689,6 +4829,7 @@
                 <w:sz w:val="28"/>
                 <w:szCs w:val="28"/>
               </w:rPr>
+              <w:lastRenderedPageBreak/>
               <w:t>What makes an alternative acceptable?</w:t>
             </w:r>
           </w:p>
@@ -4742,6 +4883,7 @@
                 <w:sz w:val="28"/>
                 <w:szCs w:val="28"/>
               </w:rPr>
+              <w:lastRenderedPageBreak/>
               <w:t>E1</w:t>
             </w:r>
             <w:r>
@@ -5263,31 +5405,19 @@
         <w:rPr>
           <w:rFonts w:ascii="Times New Roman" w:hAnsi="Times New Roman" w:cs="Times New Roman"/>
         </w:rPr>
-        <w:t>The purpose of this system is to give Kerry Community Sports Partnership staff one clear view of facility availability, setup requirements, equipment, changing conditions and conflicting activities, which are currently held in separate calendars, spreadsheets and messages.</w:t>
+        <w:t>The purpose of this system is to give Kerry Community Sports Partnership staff one clear view of facility availability, setup requirements, equipment, changing conditions and conflicting activities, which are currently held in separate calendars, spreadsheets and messages. It supports staff in processing booking requests consistently, recording closures, relocations</w:t>
       </w:r>
       <w:r>
         <w:rPr>
           <w:rFonts w:ascii="Times New Roman" w:hAnsi="Times New Roman" w:cs="Times New Roman"/>
         </w:rPr>
-        <w:t xml:space="preserve"> </w:t>
+        <w:t xml:space="preserve">, </w:t>
       </w:r>
       <w:r>
         <w:rPr>
           <w:rFonts w:ascii="Times New Roman" w:hAnsi="Times New Roman" w:cs="Times New Roman"/>
         </w:rPr>
-        <w:t>It supports staff in processing booking requests consistently, recording closures, relocations and restrictions</w:t>
-      </w:r>
-      <w:r>
-        <w:rPr>
-          <w:rFonts w:ascii="Times New Roman" w:hAnsi="Times New Roman" w:cs="Times New Roman"/>
-        </w:rPr>
-        <w:t xml:space="preserve"> </w:t>
-      </w:r>
-      <w:r>
-        <w:rPr>
-          <w:rFonts w:ascii="Times New Roman" w:hAnsi="Times New Roman" w:cs="Times New Roman"/>
-        </w:rPr>
-        <w:t>and reducing overlapping bookings, so that groups receive clear decisions and the coordinator has reliable records for reporting. Payment, competition administration and live results are outside its purpose.</w:t>
+        <w:t>restrictions and reducing overlapping bookings, so that groups receive clear decisions and the coordinator has reliable records for reporting. Payment, competition administration and live results are outside its purpose.</w:t>
       </w:r>
     </w:p>
     <w:p>
@@ -5517,7 +5647,25 @@
               <w:rPr>
                 <w:rFonts w:ascii="Times New Roman" w:hAnsi="Times New Roman" w:cs="Times New Roman"/>
               </w:rPr>
-              <w:t>messages and decisions made by staff for facility closure and relocation</w:t>
+              <w:t>messages and decisions made by staff for closure</w:t>
+            </w:r>
+            <w:r>
+              <w:rPr>
+                <w:rFonts w:ascii="Times New Roman" w:hAnsi="Times New Roman" w:cs="Times New Roman"/>
+              </w:rPr>
+              <w:t>, delayed start,</w:t>
+            </w:r>
+            <w:r>
+              <w:rPr>
+                <w:rFonts w:ascii="Times New Roman" w:hAnsi="Times New Roman" w:cs="Times New Roman"/>
+              </w:rPr>
+              <w:t xml:space="preserve"> relocation</w:t>
+            </w:r>
+            <w:r>
+              <w:rPr>
+                <w:rFonts w:ascii="Times New Roman" w:hAnsi="Times New Roman" w:cs="Times New Roman"/>
+              </w:rPr>
+              <w:t xml:space="preserve"> of bookings</w:t>
             </w:r>
             <w:r>
               <w:rPr>
@@ -5777,7 +5925,14 @@
               <w:rPr>
                 <w:rFonts w:ascii="Times New Roman" w:hAnsi="Times New Roman" w:cs="Times New Roman"/>
               </w:rPr>
-              <w:t>Some activities require evidence of suitable supervision, insurance or qualified coaching. Regular clubs are familiar to staff, while casual groups may not know what information is required.</w:t>
+              <w:t xml:space="preserve">Some activities require evidence of suitable supervision, insurance or qualified coaching. Regular </w:t>
+            </w:r>
+            <w:r>
+              <w:rPr>
+                <w:rFonts w:ascii="Times New Roman" w:hAnsi="Times New Roman" w:cs="Times New Roman"/>
+              </w:rPr>
+              <w:lastRenderedPageBreak/>
+              <w:t>clubs are familiar to staff, while casual groups may not know what information is required.</w:t>
             </w:r>
           </w:p>
           <w:p>
@@ -5804,6 +5959,7 @@
               <w:rPr>
                 <w:rFonts w:ascii="Times New Roman" w:hAnsi="Times New Roman" w:cs="Times New Roman"/>
               </w:rPr>
+              <w:lastRenderedPageBreak/>
               <w:t>In scope</w:t>
             </w:r>
           </w:p>
@@ -6359,6 +6515,7 @@
               <w:rPr>
                 <w:rFonts w:ascii="Times New Roman" w:hAnsi="Times New Roman" w:cs="Times New Roman"/>
               </w:rPr>
+              <w:lastRenderedPageBreak/>
               <w:t>In scope</w:t>
             </w:r>
           </w:p>
@@ -6950,6 +7107,7 @@
         <w:rPr>
           <w:rFonts w:ascii="Times New Roman" w:hAnsi="Times New Roman" w:cs="Times New Roman"/>
         </w:rPr>
+        <w:lastRenderedPageBreak/>
         <w:t>Boundary table:</w:t>
       </w:r>
     </w:p>
@@ -7633,6 +7791,7 @@
               <w:rPr>
                 <w:rFonts w:ascii="Times New Roman" w:hAnsi="Times New Roman" w:cs="Times New Roman"/>
               </w:rPr>
+              <w:lastRenderedPageBreak/>
               <w:t xml:space="preserve">D3 – </w:t>
             </w:r>
             <w:r>
@@ -7645,7 +7804,19 @@
               <w:rPr>
                 <w:rFonts w:ascii="Times New Roman" w:hAnsi="Times New Roman" w:cs="Times New Roman"/>
               </w:rPr>
-              <w:t>confirm who decides that a space is unavailable or partially available, who approves closures, relocations and delayed starts and who informs affected contacts.</w:t>
+              <w:t>confirm who decides that a space is unavailable or partially available, who approves closures, relocations and delayed starts</w:t>
+            </w:r>
+            <w:r>
+              <w:rPr>
+                <w:rFonts w:ascii="Times New Roman" w:hAnsi="Times New Roman" w:cs="Times New Roman"/>
+              </w:rPr>
+              <w:t xml:space="preserve"> of bookings</w:t>
+            </w:r>
+            <w:r>
+              <w:rPr>
+                <w:rFonts w:ascii="Times New Roman" w:hAnsi="Times New Roman" w:cs="Times New Roman"/>
+              </w:rPr>
+              <w:t xml:space="preserve"> and who informs affected contacts.</w:t>
             </w:r>
           </w:p>
         </w:tc>
@@ -8110,6 +8281,7 @@
               <w:rPr>
                 <w:rFonts w:ascii="Times New Roman" w:hAnsi="Times New Roman" w:cs="Times New Roman"/>
               </w:rPr>
+              <w:lastRenderedPageBreak/>
               <w:t>D10 - Stakeholders related to management of facility confirm who decides whether outdoor facilities are safe and what makes an alternative space suitable.</w:t>
             </w:r>
           </w:p>
@@ -8558,7 +8730,14 @@
               <w:rPr>
                 <w:rFonts w:ascii="Times New Roman" w:hAnsi="Times New Roman" w:cs="Times New Roman"/>
               </w:rPr>
-              <w:t>Closure, relocation and delayed start must be recorded and communicated each as a separate outcome. The scenario doesn’t confirm who may approve these decisions so defining approving rules is out of scope.</w:t>
+              <w:t xml:space="preserve">Closure, relocation and delayed start must be recorded and communicated each as a separate outcome. The scenario doesn’t confirm who may </w:t>
+            </w:r>
+            <w:r>
+              <w:rPr>
+                <w:rFonts w:ascii="Times New Roman" w:hAnsi="Times New Roman" w:cs="Times New Roman"/>
+              </w:rPr>
+              <w:lastRenderedPageBreak/>
+              <w:t>approve these decisions so defining approving rules is out of scope.</w:t>
             </w:r>
           </w:p>
         </w:tc>
@@ -8578,6 +8757,7 @@
               <w:rPr>
                 <w:rFonts w:ascii="Times New Roman" w:hAnsi="Times New Roman" w:cs="Times New Roman"/>
               </w:rPr>
+              <w:lastRenderedPageBreak/>
               <w:t>C5 - The initial scope excludes competition administration and live results.</w:t>
             </w:r>
           </w:p>
@@ -9059,7 +9239,11 @@
               </w:rPr>
             </w:pPr>
             <w:r>
-              <w:t>Have clearer view of availability of facility availability, setup requirements, changing conditions and conflicting activities.</w:t>
+              <w:t xml:space="preserve">Have clearer view of availability of facility availability, setup requirements, changing conditions and </w:t>
+            </w:r>
+            <w:r>
+              <w:lastRenderedPageBreak/>
+              <w:t>conflicting activities.</w:t>
             </w:r>
             <w:r>
               <w:rPr>
@@ -9164,7 +9348,12 @@
               </w:rPr>
             </w:pPr>
             <w:r>
-              <w:t>Records are inconsistent and scattered across in separate calendars, spreadsheets and messages.</w:t>
+              <w:lastRenderedPageBreak/>
+              <w:t xml:space="preserve">Records are inconsistent and scattered across in separate calendars, spreadsheets </w:t>
+            </w:r>
+            <w:r>
+              <w:lastRenderedPageBreak/>
+              <w:t>and messages.</w:t>
             </w:r>
             <w:r>
               <w:rPr>
@@ -9227,6 +9416,7 @@
               <w:rPr>
                 <w:lang w:val="en-US"/>
               </w:rPr>
+              <w:lastRenderedPageBreak/>
               <w:t> </w:t>
             </w:r>
           </w:p>
@@ -9382,7 +9572,11 @@
               </w:rPr>
             </w:pPr>
             <w:r>
-              <w:t>May not know what supervision, insurance or qualified coaching evidence is required and may wait for decision behind a provisional booking.</w:t>
+              <w:t xml:space="preserve">May not know what supervision, insurance or qualified coaching evidence is required and may wait for decision behind a </w:t>
+            </w:r>
+            <w:r>
+              <w:lastRenderedPageBreak/>
+              <w:t>provisional booking.</w:t>
             </w:r>
             <w:r>
               <w:rPr>
@@ -9413,6 +9607,7 @@
               <w:rPr>
                 <w:lang w:val="en-US"/>
               </w:rPr>
+              <w:lastRenderedPageBreak/>
               <w:t> </w:t>
             </w:r>
           </w:p>
@@ -10234,7 +10429,11 @@
               </w:rPr>
             </w:pPr>
             <w:r>
-              <w:t>Access information about confirmed and provisional bookings, utilisation, maintenance conflicts, equipment allocation, incidents and recurring unmet demand.</w:t>
+              <w:t xml:space="preserve">Access information about confirmed and </w:t>
+            </w:r>
+            <w:r>
+              <w:lastRenderedPageBreak/>
+              <w:t>provisional bookings, utilisation, maintenance conflicts, equipment allocation, incidents and recurring unmet demand.</w:t>
             </w:r>
             <w:r>
               <w:rPr>
@@ -10262,7 +10461,12 @@
               </w:rPr>
             </w:pPr>
             <w:r>
-              <w:t>Reports are built by hand from separate calendars, spreadsheets and messages, so they are slow and may be incomplete.</w:t>
+              <w:lastRenderedPageBreak/>
+              <w:t xml:space="preserve">Reports are built by hand from separate calendars, </w:t>
+            </w:r>
+            <w:r>
+              <w:lastRenderedPageBreak/>
+              <w:t>spreadsheets and messages, so they are slow and may be incomplete.</w:t>
             </w:r>
             <w:r>
               <w:rPr>
@@ -10293,6 +10497,7 @@
               <w:rPr>
                 <w:lang w:val="en-US"/>
               </w:rPr>
+              <w:lastRenderedPageBreak/>
               <w:t> </w:t>
             </w:r>
           </w:p>
@@ -10363,6 +10568,7 @@
               <w:rPr>
                 <w:lang w:val="en-US"/>
               </w:rPr>
+              <w:lastRenderedPageBreak/>
               <w:t> </w:t>
             </w:r>
           </w:p>
@@ -10390,6 +10596,7 @@
               </w:rPr>
             </w:pPr>
             <w:r>
+              <w:lastRenderedPageBreak/>
               <w:t>S7 - Finance system</w:t>
             </w:r>
             <w:r>
@@ -11113,7 +11320,11 @@
               </w:rPr>
             </w:pPr>
             <w:r>
-              <w:t>Concerns related to Local communities' organisations are unknown</w:t>
+              <w:t xml:space="preserve">Concerns related to Local </w:t>
+            </w:r>
+            <w:r>
+              <w:lastRenderedPageBreak/>
+              <w:t>communities' organisations are unknown</w:t>
             </w:r>
             <w:r>
               <w:rPr>
@@ -11144,6 +11355,7 @@
               <w:rPr>
                 <w:lang w:val="en-US"/>
               </w:rPr>
+              <w:lastRenderedPageBreak/>
               <w:t> </w:t>
             </w:r>
           </w:p>
@@ -11214,6 +11426,7 @@
               <w:rPr>
                 <w:lang w:val="en-US"/>
               </w:rPr>
+              <w:lastRenderedPageBreak/>
               <w:t> </w:t>
             </w:r>
           </w:p>
@@ -12469,6 +12682,7 @@
         <w:pStyle w:val="Heading2"/>
       </w:pPr>
       <w:r>
+        <w:lastRenderedPageBreak/>
         <w:t>Actor-goal table</w:t>
       </w:r>
       <w:r>
@@ -12665,7 +12879,13 @@
           </w:p>
           <w:p>
             <w:r>
-              <w:t>Record decisions on closure, relocation and delayed start, and inform affected contacts</w:t>
+              <w:t>Record decisions on closure, relocation and delayed start</w:t>
+            </w:r>
+            <w:r>
+              <w:t xml:space="preserve"> of bookings</w:t>
+            </w:r>
+            <w:r>
+              <w:t xml:space="preserve"> and inform affected contacts</w:t>
             </w:r>
             <w:r>
               <w:t>.</w:t>
@@ -12708,7 +12928,6 @@
               </w:rPr>
             </w:pPr>
             <w:r>
-              <w:lastRenderedPageBreak/>
               <w:t>Record cancellations, late arrivals and departures</w:t>
             </w:r>
             <w:r>
@@ -12767,7 +12986,6 @@
               <w:rPr>
                 <w:lang w:val="en-US"/>
               </w:rPr>
-              <w:lastRenderedPageBreak/>
               <w:t> </w:t>
             </w:r>
             <w:r>
@@ -12865,15 +13083,16 @@
               <w:t>Receive a decision on the request and be told of any closure, relocation or delayed start</w:t>
             </w:r>
             <w:r>
+              <w:t xml:space="preserve"> of booking</w:t>
+            </w:r>
+            <w:r>
               <w:t>.</w:t>
             </w:r>
           </w:p>
           <w:p>
             <w:r>
-              <w:t xml:space="preserve">Receive </w:t>
-            </w:r>
-            <w:r>
-              <w:t>extra time for setup before activity and reset after activity.</w:t>
+              <w:lastRenderedPageBreak/>
+              <w:t>Receive extra time for setup before activity and reset after activity.</w:t>
             </w:r>
           </w:p>
           <w:p>
@@ -12919,6 +13138,7 @@
               <w:rPr>
                 <w:lang w:val="en-US"/>
               </w:rPr>
+              <w:lastRenderedPageBreak/>
               <w:t> </w:t>
             </w:r>
             <w:r>
@@ -12992,6 +13212,9 @@
               <w:t>Receive a decision on the request and be told of any closure, relocation or delayed start</w:t>
             </w:r>
             <w:r>
+              <w:t xml:space="preserve"> of booking</w:t>
+            </w:r>
+            <w:r>
               <w:t>.</w:t>
             </w:r>
           </w:p>
@@ -13076,7 +13299,6 @@
               </w:rPr>
             </w:pPr>
             <w:r>
-              <w:lastRenderedPageBreak/>
               <w:t>School</w:t>
             </w:r>
             <w:r>
@@ -13117,6 +13339,9 @@
               <w:t>Receive a decision on the request and be told of any closure, relocation or delayed start</w:t>
             </w:r>
             <w:r>
+              <w:t xml:space="preserve"> of booking</w:t>
+            </w:r>
+            <w:r>
               <w:t>.</w:t>
             </w:r>
           </w:p>
@@ -13127,6 +13352,7 @@
           </w:p>
           <w:p>
             <w:r>
+              <w:lastRenderedPageBreak/>
               <w:t>Accept a suitable alternative when outdoor use is restricted</w:t>
             </w:r>
             <w:r>
@@ -13168,19 +13394,14 @@
               <w:rPr>
                 <w:lang w:val="en-US"/>
               </w:rPr>
-              <w:t> </w:t>
-            </w:r>
-            <w:r>
-              <w:rPr>
-                <w:lang w:val="en-US"/>
-              </w:rPr>
-              <w:t>P6, P7, P2, P3, P10</w:t>
-            </w:r>
-            <w:r>
-              <w:rPr>
-                <w:lang w:val="en-US"/>
-              </w:rPr>
-              <w:t>, P5</w:t>
+              <w:lastRenderedPageBreak/>
+              <w:t> </w:t>
+            </w:r>
+            <w:r>
+              <w:rPr>
+                <w:lang w:val="en-US"/>
+              </w:rPr>
+              <w:t>P6, P7, P2, P3, P10, P5</w:t>
             </w:r>
           </w:p>
         </w:tc>
@@ -13247,6 +13468,9 @@
               <w:t>Receive a decision on the request and be told of any closure, relocation or delayed start</w:t>
             </w:r>
             <w:r>
+              <w:t xml:space="preserve"> of booking</w:t>
+            </w:r>
+            <w:r>
               <w:t>.</w:t>
             </w:r>
           </w:p>
@@ -13365,11 +13589,7 @@
               <w:t> </w:t>
             </w:r>
             <w:r>
-              <w:t xml:space="preserve">Open and close the facility using clear instructions and the required keys or access codes, without seeing </w:t>
-            </w:r>
-            <w:r>
-              <w:lastRenderedPageBreak/>
-              <w:t>information they do not need</w:t>
+              <w:t>Open and close the facility using clear instructions and the required keys or access codes, without seeing information they do not need</w:t>
             </w:r>
             <w:r>
               <w:t>.</w:t>
@@ -13400,7 +13620,6 @@
               <w:rPr>
                 <w:lang w:val="en-US"/>
               </w:rPr>
-              <w:lastRenderedPageBreak/>
               <w:t> </w:t>
             </w:r>
             <w:r>
@@ -13564,6 +13783,7 @@
               </w:rPr>
             </w:pPr>
             <w:r>
+              <w:lastRenderedPageBreak/>
               <w:t>Maintenance officer</w:t>
             </w:r>
             <w:r>
@@ -13829,6 +14049,1785 @@
                 <w:lang w:val="en-US"/>
               </w:rPr>
               <w:t>No related problem.</w:t>
+            </w:r>
+          </w:p>
+        </w:tc>
+      </w:tr>
+    </w:tbl>
+    <w:p/>
+    <w:p>
+      <w:pPr>
+        <w:pStyle w:val="Heading1"/>
+      </w:pPr>
+      <w:r>
+        <w:t>Requirements catalogue</w:t>
+      </w:r>
+      <w:r>
+        <w:t>:</w:t>
+      </w:r>
+    </w:p>
+    <w:p>
+      <w:pPr>
+        <w:pStyle w:val="Heading2"/>
+      </w:pPr>
+      <w:r>
+        <w:t>Functional requirements</w:t>
+      </w:r>
+      <w:r>
+        <w:t>:</w:t>
+      </w:r>
+    </w:p>
+    <w:tbl>
+      <w:tblPr>
+        <w:tblStyle w:val="TableGrid"/>
+        <w:tblW w:w="0" w:type="auto"/>
+        <w:tblLook w:val="04A0" w:firstRow="1" w:lastRow="0" w:firstColumn="1" w:lastColumn="0" w:noHBand="0" w:noVBand="1"/>
+      </w:tblPr>
+      <w:tblGrid>
+        <w:gridCol w:w="2254"/>
+        <w:gridCol w:w="2254"/>
+        <w:gridCol w:w="2254"/>
+        <w:gridCol w:w="2254"/>
+      </w:tblGrid>
+      <w:tr>
+        <w:tc>
+          <w:tcPr>
+            <w:tcW w:w="2254" w:type="dxa"/>
+          </w:tcPr>
+          <w:p>
+            <w:r>
+              <w:t>Requirement</w:t>
+            </w:r>
+          </w:p>
+        </w:tc>
+        <w:tc>
+          <w:tcPr>
+            <w:tcW w:w="2254" w:type="dxa"/>
+          </w:tcPr>
+          <w:p>
+            <w:r>
+              <w:t>Source/Rationale</w:t>
+            </w:r>
+          </w:p>
+        </w:tc>
+        <w:tc>
+          <w:tcPr>
+            <w:tcW w:w="2254" w:type="dxa"/>
+          </w:tcPr>
+          <w:p>
+            <w:proofErr w:type="spellStart"/>
+            <w:r>
+              <w:t>MoSCoW</w:t>
+            </w:r>
+            <w:proofErr w:type="spellEnd"/>
+          </w:p>
+        </w:tc>
+        <w:tc>
+          <w:tcPr>
+            <w:tcW w:w="2254" w:type="dxa"/>
+          </w:tcPr>
+          <w:p>
+            <w:r>
+              <w:t>Verification</w:t>
+            </w:r>
+          </w:p>
+        </w:tc>
+      </w:tr>
+      <w:tr>
+        <w:tc>
+          <w:tcPr>
+            <w:tcW w:w="2254" w:type="dxa"/>
+          </w:tcPr>
+          <w:p>
+            <w:r>
+              <w:t>FR1 - T</w:t>
+            </w:r>
+            <w:r>
+              <w:t>he facility booking arrangements of Kerry Community Sports Partnership</w:t>
+            </w:r>
+            <w:r>
+              <w:t xml:space="preserve"> shall allow staff to record a single space or equipment as unavailable for a date and/or time range with a reason (</w:t>
+            </w:r>
+            <w:r>
+              <w:t>maintenance, inspection or community event</w:t>
+            </w:r>
+            <w:r>
+              <w:t>).</w:t>
+            </w:r>
+          </w:p>
+        </w:tc>
+        <w:tc>
+          <w:tcPr>
+            <w:tcW w:w="2254" w:type="dxa"/>
+          </w:tcPr>
+          <w:p>
+            <w:r>
+              <w:t>P1;</w:t>
+            </w:r>
+          </w:p>
+          <w:p>
+            <w:r>
+              <w:t>Maintenance officer and Facilities coordinator quotes. Avoids closing a whole site.</w:t>
+            </w:r>
+          </w:p>
+        </w:tc>
+        <w:tc>
+          <w:tcPr>
+            <w:tcW w:w="2254" w:type="dxa"/>
+          </w:tcPr>
+          <w:p/>
+          <w:p>
+            <w:r>
+              <w:t>Must</w:t>
+            </w:r>
+          </w:p>
+        </w:tc>
+        <w:tc>
+          <w:tcPr>
+            <w:tcW w:w="2254" w:type="dxa"/>
+          </w:tcPr>
+          <w:p>
+            <w:r>
+              <w:t xml:space="preserve">Walkthrough: </w:t>
+            </w:r>
+            <w:r>
+              <w:t>Record one space as unavailable for a stated date and time range with the reason “maintenance”. Pass if the record shows space,</w:t>
+            </w:r>
+            <w:r>
+              <w:t xml:space="preserve"> </w:t>
+            </w:r>
+            <w:r>
+              <w:t xml:space="preserve">range and </w:t>
+            </w:r>
+            <w:r>
+              <w:t>reason and that</w:t>
+            </w:r>
+            <w:r>
+              <w:t xml:space="preserve"> other spaces can still be booked for the same range</w:t>
+            </w:r>
+            <w:r>
+              <w:t xml:space="preserve"> </w:t>
+            </w:r>
+            <w:r>
+              <w:t>and the restricted space cannot be booked. Repeat</w:t>
+            </w:r>
+            <w:r>
+              <w:t xml:space="preserve"> the process</w:t>
+            </w:r>
+            <w:r>
+              <w:t xml:space="preserve"> with </w:t>
+            </w:r>
+            <w:r>
+              <w:t xml:space="preserve">reason </w:t>
+            </w:r>
+            <w:r>
+              <w:t xml:space="preserve">inspection”, “community event” and </w:t>
+            </w:r>
+            <w:r>
+              <w:t>“equipment unavailable”</w:t>
+            </w:r>
+            <w:r>
+              <w:t>.</w:t>
+            </w:r>
+          </w:p>
+        </w:tc>
+      </w:tr>
+      <w:tr>
+        <w:tc>
+          <w:tcPr>
+            <w:tcW w:w="2254" w:type="dxa"/>
+          </w:tcPr>
+          <w:p>
+            <w:r>
+              <w:t>FR2 - T</w:t>
+            </w:r>
+            <w:r>
+              <w:t>he facility booking arrangements of Kerry Community Sports Partnership</w:t>
+            </w:r>
+            <w:r>
+              <w:t xml:space="preserve"> shall give staff combined view of </w:t>
+            </w:r>
+            <w:r>
+              <w:lastRenderedPageBreak/>
+              <w:t>bookings and unavailable spaces.</w:t>
+            </w:r>
+          </w:p>
+        </w:tc>
+        <w:tc>
+          <w:tcPr>
+            <w:tcW w:w="2254" w:type="dxa"/>
+          </w:tcPr>
+          <w:p>
+            <w:r>
+              <w:lastRenderedPageBreak/>
+              <w:t xml:space="preserve">P1, C2, D2; </w:t>
+            </w:r>
+          </w:p>
+          <w:p>
+            <w:r>
+              <w:t xml:space="preserve">staff need a clearer view of </w:t>
+            </w:r>
+            <w:r>
+              <w:t xml:space="preserve">space </w:t>
+            </w:r>
+            <w:r>
+              <w:t>availability and conflicting activities.</w:t>
+            </w:r>
+          </w:p>
+        </w:tc>
+        <w:tc>
+          <w:tcPr>
+            <w:tcW w:w="2254" w:type="dxa"/>
+          </w:tcPr>
+          <w:p/>
+          <w:p>
+            <w:r>
+              <w:t>Must</w:t>
+            </w:r>
+          </w:p>
+        </w:tc>
+        <w:tc>
+          <w:tcPr>
+            <w:tcW w:w="2254" w:type="dxa"/>
+          </w:tcPr>
+          <w:p>
+            <w:r>
+              <w:t xml:space="preserve">Demonstration: </w:t>
+            </w:r>
+            <w:r>
+              <w:t xml:space="preserve">Prepare sample records for one facility with 3 bookings and 1 restricted space on the same date. </w:t>
+            </w:r>
+            <w:r>
+              <w:rPr>
+                <w:b/>
+                <w:bCs/>
+              </w:rPr>
+              <w:lastRenderedPageBreak/>
+              <w:t>Pass if</w:t>
+            </w:r>
+            <w:r>
+              <w:t xml:space="preserve"> all 4 entries can be seen together without opening a second calendar, spreadsheet or message, and a staff member can say which spaces are free at a chosen time.</w:t>
+            </w:r>
+          </w:p>
+        </w:tc>
+      </w:tr>
+      <w:tr>
+        <w:tc>
+          <w:tcPr>
+            <w:tcW w:w="2254" w:type="dxa"/>
+          </w:tcPr>
+          <w:p>
+            <w:r>
+              <w:t xml:space="preserve">FR3 </w:t>
+            </w:r>
+            <w:r>
+              <w:t>–</w:t>
+            </w:r>
+            <w:r>
+              <w:t xml:space="preserve"> </w:t>
+            </w:r>
+            <w:r>
+              <w:t>W</w:t>
+            </w:r>
+            <w:r>
+              <w:t>hen</w:t>
+            </w:r>
+            <w:r>
+              <w:t xml:space="preserve"> booking </w:t>
+            </w:r>
+            <w:r>
+              <w:t>requests compete for the same space</w:t>
+            </w:r>
+            <w:r>
+              <w:t xml:space="preserve"> t</w:t>
+            </w:r>
+            <w:r>
+              <w:t>he facility booking arrangements of Kerry Community Sports Partnership</w:t>
+            </w:r>
+            <w:r>
+              <w:t xml:space="preserve"> shall</w:t>
+            </w:r>
+            <w:r>
+              <w:t xml:space="preserve"> </w:t>
+            </w:r>
+            <w:r>
+              <w:t>show staff the priority level of each booking request based on the order agreed by facility management</w:t>
+            </w:r>
+            <w:r>
+              <w:t>.</w:t>
+            </w:r>
+          </w:p>
+        </w:tc>
+        <w:tc>
+          <w:tcPr>
+            <w:tcW w:w="2254" w:type="dxa"/>
+          </w:tcPr>
+          <w:p>
+            <w:r>
+              <w:t xml:space="preserve">P3, D4; </w:t>
+            </w:r>
+          </w:p>
+          <w:p>
+            <w:r>
+              <w:t>T</w:t>
+            </w:r>
+            <w:r>
+              <w:t>he basis for priority is not documented, so the organisation must set the order.</w:t>
+            </w:r>
+          </w:p>
+        </w:tc>
+        <w:tc>
+          <w:tcPr>
+            <w:tcW w:w="2254" w:type="dxa"/>
+          </w:tcPr>
+          <w:p/>
+          <w:p>
+            <w:r>
+              <w:t>Must</w:t>
+            </w:r>
+          </w:p>
+        </w:tc>
+        <w:tc>
+          <w:tcPr>
+            <w:tcW w:w="2254" w:type="dxa"/>
+          </w:tcPr>
+          <w:p>
+            <w:r>
+              <w:t xml:space="preserve">Walkthrough: </w:t>
+            </w:r>
+          </w:p>
+          <w:p>
+            <w:r>
+              <w:t xml:space="preserve">Enter 5 competing requests for the same space and time, one each from a partnership programme, a league, a school, a club and a casual group. </w:t>
+            </w:r>
+            <w:r>
+              <w:rPr>
+                <w:b/>
+                <w:bCs/>
+              </w:rPr>
+              <w:t>Pass if</w:t>
+            </w:r>
+            <w:r>
+              <w:t xml:space="preserve"> the priority level shown for each request matches the order agreed by facility management (D4). If no order is agreed yet, record that this cannot be verified</w:t>
+            </w:r>
+            <w:r>
+              <w:t>.</w:t>
+            </w:r>
+          </w:p>
+        </w:tc>
+      </w:tr>
+      <w:tr>
+        <w:tc>
+          <w:tcPr>
+            <w:tcW w:w="2254" w:type="dxa"/>
+          </w:tcPr>
+          <w:p>
+            <w:r>
+              <w:t xml:space="preserve">FR4 - </w:t>
+            </w:r>
+            <w:r>
+              <w:t>T</w:t>
+            </w:r>
+            <w:r>
+              <w:t>he facility booking arrangements of Kerry Community Sports Partnership</w:t>
+            </w:r>
+            <w:r>
+              <w:t xml:space="preserve"> shall record each decision about </w:t>
+            </w:r>
+            <w:r>
+              <w:t>closure, relocation or delayed start</w:t>
+            </w:r>
+            <w:r>
+              <w:t xml:space="preserve"> of</w:t>
+            </w:r>
+            <w:r>
+              <w:t xml:space="preserve"> affected</w:t>
+            </w:r>
+            <w:r>
+              <w:t xml:space="preserve"> </w:t>
+            </w:r>
+            <w:r>
+              <w:t>booking, reason, date and staff member who made it.</w:t>
+            </w:r>
+          </w:p>
+        </w:tc>
+        <w:tc>
+          <w:tcPr>
+            <w:tcW w:w="2254" w:type="dxa"/>
+          </w:tcPr>
+          <w:p>
+            <w:r>
+              <w:t>P2, C4;</w:t>
+            </w:r>
+          </w:p>
+          <w:p>
+            <w:r>
+              <w:t>Staff decisions are inconsistent</w:t>
+            </w:r>
+          </w:p>
+        </w:tc>
+        <w:tc>
+          <w:tcPr>
+            <w:tcW w:w="2254" w:type="dxa"/>
+          </w:tcPr>
+          <w:p/>
+          <w:p>
+            <w:r>
+              <w:t>Must</w:t>
+            </w:r>
+          </w:p>
+        </w:tc>
+        <w:tc>
+          <w:tcPr>
+            <w:tcW w:w="2254" w:type="dxa"/>
+          </w:tcPr>
+          <w:p>
+            <w:r>
+              <w:t>Inspection:</w:t>
+            </w:r>
+          </w:p>
+          <w:p>
+            <w:r>
+              <w:t xml:space="preserve">Record one decision of each type (closure, relocation, delayed start) for a sample booking. </w:t>
+            </w:r>
+            <w:r>
+              <w:rPr>
+                <w:b/>
+                <w:bCs/>
+              </w:rPr>
+              <w:t>Pass if</w:t>
+            </w:r>
+            <w:r>
+              <w:t xml:space="preserve"> each record contains the affected booking, the outcome, reason,</w:t>
+            </w:r>
+            <w:r>
+              <w:t xml:space="preserve"> </w:t>
+            </w:r>
+            <w:r>
+              <w:t>date and name of the staff member who made it.</w:t>
+            </w:r>
+          </w:p>
+        </w:tc>
+      </w:tr>
+      <w:tr>
+        <w:tc>
+          <w:tcPr>
+            <w:tcW w:w="2254" w:type="dxa"/>
+          </w:tcPr>
+          <w:p>
+            <w:r>
+              <w:t xml:space="preserve">FR5 - </w:t>
+            </w:r>
+            <w:r>
+              <w:t>T</w:t>
+            </w:r>
+            <w:r>
+              <w:t xml:space="preserve">he facility booking arrangements of </w:t>
+            </w:r>
+            <w:r>
+              <w:lastRenderedPageBreak/>
+              <w:t>Kerry Community Sports Partnership</w:t>
+            </w:r>
+            <w:r>
+              <w:t xml:space="preserve"> shall</w:t>
+            </w:r>
+            <w:r>
+              <w:t xml:space="preserve"> </w:t>
+            </w:r>
+            <w:r>
+              <w:t>record the message sent to each booking contact affected by a decision</w:t>
+            </w:r>
+            <w:r>
+              <w:t xml:space="preserve"> </w:t>
+            </w:r>
+            <w:r>
+              <w:t>and when it was sent.</w:t>
+            </w:r>
+          </w:p>
+        </w:tc>
+        <w:tc>
+          <w:tcPr>
+            <w:tcW w:w="2254" w:type="dxa"/>
+          </w:tcPr>
+          <w:p>
+            <w:r>
+              <w:lastRenderedPageBreak/>
+              <w:t xml:space="preserve">P2, D3; </w:t>
+            </w:r>
+          </w:p>
+          <w:p>
+            <w:r>
+              <w:t>M</w:t>
+            </w:r>
+            <w:r>
+              <w:t>essages are inconsistent.</w:t>
+            </w:r>
+          </w:p>
+        </w:tc>
+        <w:tc>
+          <w:tcPr>
+            <w:tcW w:w="2254" w:type="dxa"/>
+          </w:tcPr>
+          <w:p/>
+          <w:p>
+            <w:r>
+              <w:t>Should</w:t>
+            </w:r>
+          </w:p>
+        </w:tc>
+        <w:tc>
+          <w:tcPr>
+            <w:tcW w:w="2254" w:type="dxa"/>
+          </w:tcPr>
+          <w:p/>
+        </w:tc>
+      </w:tr>
+      <w:tr>
+        <w:tc>
+          <w:tcPr>
+            <w:tcW w:w="2254" w:type="dxa"/>
+          </w:tcPr>
+          <w:p>
+            <w:r>
+              <w:t>FR6 - T</w:t>
+            </w:r>
+            <w:r>
+              <w:t>he facility booking arrangements of Kerry Community Sports Partnership</w:t>
+            </w:r>
+            <w:r>
+              <w:t xml:space="preserve"> shall r</w:t>
+            </w:r>
+            <w:r>
+              <w:t xml:space="preserve">ecord setup time and reset time separately from the activity time and flag an overlap with another booking </w:t>
+            </w:r>
+            <w:r>
+              <w:t xml:space="preserve">in the </w:t>
+            </w:r>
+            <w:r>
+              <w:t>same space.</w:t>
+            </w:r>
+          </w:p>
+        </w:tc>
+        <w:tc>
+          <w:tcPr>
+            <w:tcW w:w="2254" w:type="dxa"/>
+          </w:tcPr>
+          <w:p>
+            <w:r>
+              <w:t xml:space="preserve">P6, C3, D6; </w:t>
+            </w:r>
+          </w:p>
+          <w:p>
+            <w:r>
+              <w:t>Caretaker quote.</w:t>
+            </w:r>
+          </w:p>
+        </w:tc>
+        <w:tc>
+          <w:tcPr>
+            <w:tcW w:w="2254" w:type="dxa"/>
+          </w:tcPr>
+          <w:p/>
+          <w:p>
+            <w:r>
+              <w:t>Must</w:t>
+            </w:r>
+          </w:p>
+        </w:tc>
+        <w:tc>
+          <w:tcPr>
+            <w:tcW w:w="2254" w:type="dxa"/>
+          </w:tcPr>
+          <w:p>
+            <w:r>
+              <w:t>Walkthrough:</w:t>
+            </w:r>
+          </w:p>
+          <w:p>
+            <w:r>
+              <w:t xml:space="preserve">Create a booking with 30 minutes of setup and 30 minutes of reset, then create a second booking of the same space that starts within the first booking’s reset time. </w:t>
+            </w:r>
+            <w:r>
+              <w:rPr>
+                <w:b/>
+                <w:bCs/>
+              </w:rPr>
+              <w:t>Pass if</w:t>
+            </w:r>
+            <w:r>
+              <w:t xml:space="preserve"> setup and reset times are stored separately from the activity time and overlap is flagged. Then create a third booking that starts after reset time and </w:t>
+            </w:r>
+            <w:r>
+              <w:rPr>
+                <w:b/>
+                <w:bCs/>
+              </w:rPr>
+              <w:t>pass if</w:t>
+            </w:r>
+            <w:r>
+              <w:t xml:space="preserve"> no overlap is flagged.</w:t>
+            </w:r>
+          </w:p>
+        </w:tc>
+      </w:tr>
+      <w:tr>
+        <w:tc>
+          <w:tcPr>
+            <w:tcW w:w="2254" w:type="dxa"/>
+          </w:tcPr>
+          <w:p>
+            <w:r>
+              <w:t>FR7 - T</w:t>
+            </w:r>
+            <w:r>
+              <w:t>he facility booking arrangements of Kerry Community Sports Partnership</w:t>
+            </w:r>
+            <w:r>
+              <w:t xml:space="preserve"> shall </w:t>
+            </w:r>
+            <w:r>
+              <w:t>mark each booking as provisional or confirmed and link the dates of a recurring block.</w:t>
+            </w:r>
+          </w:p>
+        </w:tc>
+        <w:tc>
+          <w:tcPr>
+            <w:tcW w:w="2254" w:type="dxa"/>
+          </w:tcPr>
+          <w:p>
+            <w:r>
+              <w:t xml:space="preserve">P5, D5; </w:t>
+            </w:r>
+          </w:p>
+          <w:p>
+            <w:r>
+              <w:t>S</w:t>
+            </w:r>
+            <w:r>
+              <w:t>chools and leagues request blocks before timetables are final.</w:t>
+            </w:r>
+          </w:p>
+        </w:tc>
+        <w:tc>
+          <w:tcPr>
+            <w:tcW w:w="2254" w:type="dxa"/>
+          </w:tcPr>
+          <w:p/>
+          <w:p>
+            <w:r>
+              <w:t>Must</w:t>
+            </w:r>
+          </w:p>
+        </w:tc>
+        <w:tc>
+          <w:tcPr>
+            <w:tcW w:w="2254" w:type="dxa"/>
+          </w:tcPr>
+          <w:p>
+            <w:r>
+              <w:t>Walkthrough:</w:t>
+            </w:r>
+          </w:p>
+          <w:p>
+            <w:r>
+              <w:t xml:space="preserve">Create a recurring block of 4 dates, mark all 4 as provisional, then confirm one date. </w:t>
+            </w:r>
+            <w:r>
+              <w:rPr>
+                <w:b/>
+                <w:bCs/>
+              </w:rPr>
+              <w:t>Pass if</w:t>
+            </w:r>
+            <w:r>
+              <w:t xml:space="preserve"> the 4 dates are linked, the confirmed date shows as confirmed, the other 3 stay provisional, and each date shows its own status.</w:t>
+            </w:r>
+          </w:p>
+        </w:tc>
+      </w:tr>
+      <w:tr>
+        <w:tc>
+          <w:tcPr>
+            <w:tcW w:w="2254" w:type="dxa"/>
+          </w:tcPr>
+          <w:p>
+            <w:r>
+              <w:t>FR8 - T</w:t>
+            </w:r>
+            <w:r>
+              <w:t xml:space="preserve">he facility booking arrangements of </w:t>
+            </w:r>
+            <w:r>
+              <w:lastRenderedPageBreak/>
+              <w:t>Kerry Community Sports Partnership</w:t>
+            </w:r>
+            <w:r>
+              <w:t xml:space="preserve"> shall r</w:t>
+            </w:r>
+            <w:r>
+              <w:t>ecord</w:t>
+            </w:r>
+            <w:r>
+              <w:t xml:space="preserve"> </w:t>
+            </w:r>
+            <w:r>
+              <w:t>location, repair status and reservations of each shared equipment item and show them to staff when equipment is requested.</w:t>
+            </w:r>
+          </w:p>
+        </w:tc>
+        <w:tc>
+          <w:tcPr>
+            <w:tcW w:w="2254" w:type="dxa"/>
+          </w:tcPr>
+          <w:p>
+            <w:r>
+              <w:lastRenderedPageBreak/>
+              <w:t xml:space="preserve">P7, D7; </w:t>
+            </w:r>
+          </w:p>
+          <w:p>
+            <w:r>
+              <w:t>E</w:t>
+            </w:r>
+            <w:r>
+              <w:t xml:space="preserve">quipment can be at another site, </w:t>
+            </w:r>
+            <w:r>
+              <w:lastRenderedPageBreak/>
+              <w:t>under repair or reserved.</w:t>
+            </w:r>
+          </w:p>
+        </w:tc>
+        <w:tc>
+          <w:tcPr>
+            <w:tcW w:w="2254" w:type="dxa"/>
+          </w:tcPr>
+          <w:p/>
+          <w:p>
+            <w:r>
+              <w:t>Must</w:t>
+            </w:r>
+          </w:p>
+        </w:tc>
+        <w:tc>
+          <w:tcPr>
+            <w:tcW w:w="2254" w:type="dxa"/>
+          </w:tcPr>
+          <w:p>
+            <w:r>
+              <w:t>Inspection:</w:t>
+            </w:r>
+          </w:p>
+          <w:p>
+            <w:r>
+              <w:t xml:space="preserve">Set up 3 equipment items: one stored </w:t>
+            </w:r>
+            <w:r>
+              <w:lastRenderedPageBreak/>
+              <w:t xml:space="preserve">at another site, one under repair and one reserved for another activity. Request each with a booking. </w:t>
+            </w:r>
+            <w:r>
+              <w:rPr>
+                <w:b/>
+                <w:bCs/>
+              </w:rPr>
+              <w:t>Pass if</w:t>
+            </w:r>
+            <w:r>
+              <w:t xml:space="preserve"> staff </w:t>
+            </w:r>
+            <w:r>
+              <w:t xml:space="preserve">can </w:t>
+            </w:r>
+            <w:r>
+              <w:t xml:space="preserve">see the location, repair status and reservation of each </w:t>
+            </w:r>
+            <w:r>
+              <w:t xml:space="preserve">requested equipment </w:t>
+            </w:r>
+            <w:r>
+              <w:t>and the unavailable items are not shown as available.</w:t>
+            </w:r>
+          </w:p>
+        </w:tc>
+      </w:tr>
+      <w:tr>
+        <w:tc>
+          <w:tcPr>
+            <w:tcW w:w="2254" w:type="dxa"/>
+          </w:tcPr>
+          <w:p>
+            <w:r>
+              <w:t>FR9 - T</w:t>
+            </w:r>
+            <w:r>
+              <w:t>he facility booking arrangements of Kerry Community Sports Partnership</w:t>
+            </w:r>
+            <w:r>
+              <w:t xml:space="preserve"> shall </w:t>
+            </w:r>
+            <w:r>
+              <w:t>give relief staff the opening and closing instructions</w:t>
+            </w:r>
+            <w:r>
+              <w:t xml:space="preserve">, access codes and key </w:t>
+            </w:r>
+            <w:r>
+              <w:t>for a booked</w:t>
+            </w:r>
+            <w:r>
+              <w:t xml:space="preserve"> space of facility while not giving out unnecessary information about booking.</w:t>
+            </w:r>
+          </w:p>
+        </w:tc>
+        <w:tc>
+          <w:tcPr>
+            <w:tcW w:w="2254" w:type="dxa"/>
+          </w:tcPr>
+          <w:p>
+            <w:r>
+              <w:t xml:space="preserve">P8a, P8b, D8; </w:t>
+            </w:r>
+          </w:p>
+          <w:p>
+            <w:r>
+              <w:t>R</w:t>
+            </w:r>
+            <w:r>
+              <w:t>elief staff need instructions</w:t>
+            </w:r>
+            <w:r>
+              <w:t>. access codes and keys</w:t>
+            </w:r>
+            <w:r>
+              <w:t xml:space="preserve"> but </w:t>
+            </w:r>
+            <w:r>
+              <w:t xml:space="preserve">they should not have access to </w:t>
+            </w:r>
+            <w:r>
+              <w:t>organisational or payment information.</w:t>
+            </w:r>
+          </w:p>
+        </w:tc>
+        <w:tc>
+          <w:tcPr>
+            <w:tcW w:w="2254" w:type="dxa"/>
+          </w:tcPr>
+          <w:p/>
+          <w:p>
+            <w:r>
+              <w:t>Must</w:t>
+            </w:r>
+          </w:p>
+        </w:tc>
+        <w:tc>
+          <w:tcPr>
+            <w:tcW w:w="2254" w:type="dxa"/>
+          </w:tcPr>
+          <w:p>
+            <w:r>
+              <w:t>Inspection:</w:t>
+            </w:r>
+          </w:p>
+          <w:p>
+            <w:r>
+              <w:t xml:space="preserve">Take 3 sample bookings where the person opening differs from the booking contact. Check what </w:t>
+            </w:r>
+            <w:r>
+              <w:t xml:space="preserve">information </w:t>
+            </w:r>
+            <w:r>
+              <w:t>relief staff receive for each</w:t>
+            </w:r>
+            <w:r>
+              <w:t xml:space="preserve"> booking</w:t>
+            </w:r>
+            <w:r>
+              <w:t xml:space="preserve">. </w:t>
+            </w:r>
+            <w:r>
+              <w:rPr>
+                <w:b/>
+                <w:bCs/>
+              </w:rPr>
+              <w:t>Pass if</w:t>
+            </w:r>
+            <w:r>
+              <w:t xml:space="preserve"> it contains the opening and closing instructions, the access code or key arrangements, and none of the payment information or organisational details listed as sensitive by facility management</w:t>
+            </w:r>
+            <w:r>
+              <w:t>.</w:t>
+            </w:r>
+          </w:p>
+        </w:tc>
+      </w:tr>
+      <w:tr>
+        <w:tc>
+          <w:tcPr>
+            <w:tcW w:w="2254" w:type="dxa"/>
+          </w:tcPr>
+          <w:p>
+            <w:r>
+              <w:t>FR10 - T</w:t>
+            </w:r>
+            <w:r>
+              <w:t>he facility booking arrangements of Kerry Community Sports Partnership</w:t>
+            </w:r>
+            <w:r>
+              <w:t xml:space="preserve"> shall r</w:t>
+            </w:r>
+            <w:r>
+              <w:t xml:space="preserve">ecord each cancellation, late arrival or departure, incident </w:t>
+            </w:r>
+            <w:r>
+              <w:lastRenderedPageBreak/>
+              <w:t>and damage against the group involved</w:t>
+            </w:r>
+            <w:r>
+              <w:t xml:space="preserve"> </w:t>
+            </w:r>
+            <w:r>
+              <w:t>and show this history to staff when they handle a new request from that group.</w:t>
+            </w:r>
+          </w:p>
+        </w:tc>
+        <w:tc>
+          <w:tcPr>
+            <w:tcW w:w="2254" w:type="dxa"/>
+          </w:tcPr>
+          <w:p>
+            <w:r>
+              <w:lastRenderedPageBreak/>
+              <w:t xml:space="preserve">P9, D9; </w:t>
+            </w:r>
+          </w:p>
+          <w:p>
+            <w:r>
+              <w:t>R</w:t>
+            </w:r>
+            <w:r>
+              <w:t>eporting is inconsistent, so there is no shared history.</w:t>
+            </w:r>
+          </w:p>
+        </w:tc>
+        <w:tc>
+          <w:tcPr>
+            <w:tcW w:w="2254" w:type="dxa"/>
+          </w:tcPr>
+          <w:p/>
+          <w:p>
+            <w:r>
+              <w:t>Should</w:t>
+            </w:r>
+          </w:p>
+        </w:tc>
+        <w:tc>
+          <w:tcPr>
+            <w:tcW w:w="2254" w:type="dxa"/>
+          </w:tcPr>
+          <w:p>
+            <w:r>
+              <w:t>Walkthrough:</w:t>
+            </w:r>
+          </w:p>
+          <w:p>
+            <w:r>
+              <w:t>For one group, record</w:t>
+            </w:r>
+            <w:r>
+              <w:t xml:space="preserve"> a </w:t>
+            </w:r>
+            <w:r>
+              <w:t>cancellation, late arrival, late departure</w:t>
+            </w:r>
+            <w:r>
+              <w:t xml:space="preserve">, </w:t>
+            </w:r>
+            <w:r>
+              <w:t>incident and damage</w:t>
+            </w:r>
+            <w:r>
+              <w:t xml:space="preserve"> left</w:t>
+            </w:r>
+            <w:r>
+              <w:t xml:space="preserve">. Then </w:t>
+            </w:r>
+            <w:r>
+              <w:t>create new booking request</w:t>
+            </w:r>
+            <w:r>
+              <w:t xml:space="preserve"> </w:t>
+            </w:r>
+            <w:r>
+              <w:t xml:space="preserve">for </w:t>
+            </w:r>
+            <w:r>
+              <w:lastRenderedPageBreak/>
+              <w:t xml:space="preserve">the same group and one </w:t>
+            </w:r>
+            <w:r>
+              <w:t>for</w:t>
+            </w:r>
+            <w:r>
+              <w:t xml:space="preserve"> a different group. </w:t>
+            </w:r>
+            <w:r>
+              <w:rPr>
+                <w:b/>
+                <w:bCs/>
+              </w:rPr>
+              <w:t>Pass if</w:t>
+            </w:r>
+            <w:r>
+              <w:t xml:space="preserve"> all 5 events appear against the first group when its new request is handled with date and description</w:t>
+            </w:r>
+            <w:r>
+              <w:t xml:space="preserve"> </w:t>
+            </w:r>
+            <w:r>
+              <w:t>and none appear for the second group.</w:t>
+            </w:r>
+          </w:p>
+        </w:tc>
+      </w:tr>
+      <w:tr>
+        <w:tc>
+          <w:tcPr>
+            <w:tcW w:w="2254" w:type="dxa"/>
+          </w:tcPr>
+          <w:p>
+            <w:r>
+              <w:t>FR11 - T</w:t>
+            </w:r>
+            <w:r>
+              <w:t>he facility booking arrangements of Kerry Community Sports Partnership</w:t>
+            </w:r>
+            <w:r>
+              <w:t xml:space="preserve"> shall </w:t>
+            </w:r>
+            <w:r>
+              <w:t>list the spaces recorded as suitable alternatives</w:t>
+            </w:r>
+            <w:r>
+              <w:t xml:space="preserve"> </w:t>
+            </w:r>
+            <w:r>
+              <w:t>with their equipment and lighting details, when staff mark an outdoor space as restricted.</w:t>
+            </w:r>
+          </w:p>
+        </w:tc>
+        <w:tc>
+          <w:tcPr>
+            <w:tcW w:w="2254" w:type="dxa"/>
+          </w:tcPr>
+          <w:p>
+            <w:r>
+              <w:t>P10, D10</w:t>
+            </w:r>
+            <w:r>
+              <w:t>;</w:t>
+            </w:r>
+          </w:p>
+          <w:p>
+            <w:r>
+              <w:t>Coach’s quote.</w:t>
+            </w:r>
+          </w:p>
+        </w:tc>
+        <w:tc>
+          <w:tcPr>
+            <w:tcW w:w="2254" w:type="dxa"/>
+          </w:tcPr>
+          <w:p/>
+          <w:p>
+            <w:r>
+              <w:t>Should</w:t>
+            </w:r>
+          </w:p>
+        </w:tc>
+        <w:tc>
+          <w:tcPr>
+            <w:tcW w:w="2254" w:type="dxa"/>
+          </w:tcPr>
+          <w:p>
+            <w:r>
+              <w:t>Walkthrough:</w:t>
+            </w:r>
+          </w:p>
+          <w:p>
+            <w:r>
+              <w:t>Mark an outdoor pitch as restricted for a stated date, with 2 alternatives recorded for it</w:t>
+            </w:r>
+            <w:r>
+              <w:t xml:space="preserve">. </w:t>
+            </w:r>
+            <w:r>
+              <w:rPr>
+                <w:b/>
+                <w:bCs/>
+              </w:rPr>
+              <w:t>Pass if</w:t>
+            </w:r>
+            <w:r>
+              <w:t xml:space="preserve"> both alternatives are listed with their equipment and lighting details and a space with no recorded details is shown as incomplete,</w:t>
+            </w:r>
+          </w:p>
+        </w:tc>
+      </w:tr>
+      <w:tr>
+        <w:tc>
+          <w:tcPr>
+            <w:tcW w:w="2254" w:type="dxa"/>
+          </w:tcPr>
+          <w:p>
+            <w:r>
+              <w:t>FR12 - T</w:t>
+            </w:r>
+            <w:r>
+              <w:t>he facility booking arrangements of Kerry Community Sports Partnership</w:t>
+            </w:r>
+            <w:r>
+              <w:t xml:space="preserve"> shall </w:t>
+            </w:r>
+            <w:r>
+              <w:t>organise records of confirmed and provisional bookings, maintenance conflicts, equipment allocation</w:t>
+            </w:r>
+            <w:r>
+              <w:t>,</w:t>
+            </w:r>
+            <w:r>
+              <w:t xml:space="preserve"> incidents</w:t>
+            </w:r>
+            <w:r>
+              <w:t xml:space="preserve"> and recurring unmet demand</w:t>
+            </w:r>
+            <w:r>
+              <w:t xml:space="preserve">, so that the coordinator can find the information </w:t>
+            </w:r>
+            <w:r>
+              <w:lastRenderedPageBreak/>
+              <w:t xml:space="preserve">needed for a report in one place. </w:t>
+            </w:r>
+          </w:p>
+        </w:tc>
+        <w:tc>
+          <w:tcPr>
+            <w:tcW w:w="2254" w:type="dxa"/>
+          </w:tcPr>
+          <w:p>
+            <w:r>
+              <w:lastRenderedPageBreak/>
+              <w:t xml:space="preserve">P11, D11; </w:t>
+            </w:r>
+          </w:p>
+          <w:p>
+            <w:r>
+              <w:t>C</w:t>
+            </w:r>
+            <w:r>
+              <w:t>oordinator currently collects this information by hand from separate calendars, spreadsheets and messages.</w:t>
+            </w:r>
+          </w:p>
+        </w:tc>
+        <w:tc>
+          <w:tcPr>
+            <w:tcW w:w="2254" w:type="dxa"/>
+          </w:tcPr>
+          <w:p/>
+          <w:p>
+            <w:r>
+              <w:t>Should</w:t>
+            </w:r>
+          </w:p>
+        </w:tc>
+        <w:tc>
+          <w:tcPr>
+            <w:tcW w:w="2254" w:type="dxa"/>
+          </w:tcPr>
+          <w:p>
+            <w:r>
+              <w:t>Collaboration with the coordinator:</w:t>
+            </w:r>
+          </w:p>
+          <w:p>
+            <w:r>
+              <w:t xml:space="preserve">Prepare sample records for one month. Ask the coordinator to find the confirmed and provisional bookings, maintenance conflicts, equipment allocation and incidents. </w:t>
+            </w:r>
+            <w:r>
+              <w:rPr>
+                <w:b/>
+                <w:bCs/>
+              </w:rPr>
+              <w:t>Pass if</w:t>
+            </w:r>
+            <w:r>
+              <w:t xml:space="preserve"> the coordinator finds all of them using only the organised records, without searching separate </w:t>
+            </w:r>
+            <w:r>
+              <w:lastRenderedPageBreak/>
+              <w:t>calendars, spreadsheets or messages and the numbers match a manual count of the same sample.</w:t>
+            </w:r>
+          </w:p>
+        </w:tc>
+      </w:tr>
+    </w:tbl>
+    <w:p/>
+    <w:p>
+      <w:pPr>
+        <w:pStyle w:val="Heading2"/>
+      </w:pPr>
+      <w:r>
+        <w:t>Non-functional requirements:</w:t>
+      </w:r>
+    </w:p>
+    <w:tbl>
+      <w:tblPr>
+        <w:tblStyle w:val="TableGrid"/>
+        <w:tblW w:w="0" w:type="auto"/>
+        <w:tblLook w:val="04A0" w:firstRow="1" w:lastRow="0" w:firstColumn="1" w:lastColumn="0" w:noHBand="0" w:noVBand="1"/>
+      </w:tblPr>
+      <w:tblGrid>
+        <w:gridCol w:w="2254"/>
+        <w:gridCol w:w="2254"/>
+        <w:gridCol w:w="2254"/>
+        <w:gridCol w:w="2254"/>
+      </w:tblGrid>
+      <w:tr>
+        <w:tc>
+          <w:tcPr>
+            <w:tcW w:w="2254" w:type="dxa"/>
+          </w:tcPr>
+          <w:p>
+            <w:r>
+              <w:t>Requirement</w:t>
+            </w:r>
+          </w:p>
+        </w:tc>
+        <w:tc>
+          <w:tcPr>
+            <w:tcW w:w="2254" w:type="dxa"/>
+          </w:tcPr>
+          <w:p>
+            <w:r>
+              <w:t>Source/Rationale</w:t>
+            </w:r>
+          </w:p>
+        </w:tc>
+        <w:tc>
+          <w:tcPr>
+            <w:tcW w:w="2254" w:type="dxa"/>
+          </w:tcPr>
+          <w:p>
+            <w:proofErr w:type="spellStart"/>
+            <w:r>
+              <w:t>MoSCoW</w:t>
+            </w:r>
+            <w:proofErr w:type="spellEnd"/>
+          </w:p>
+        </w:tc>
+        <w:tc>
+          <w:tcPr>
+            <w:tcW w:w="2254" w:type="dxa"/>
+          </w:tcPr>
+          <w:p>
+            <w:r>
+              <w:t>Verification</w:t>
+            </w:r>
+          </w:p>
+        </w:tc>
+      </w:tr>
+      <w:tr>
+        <w:tc>
+          <w:tcPr>
+            <w:tcW w:w="2254" w:type="dxa"/>
+          </w:tcPr>
+          <w:p>
+            <w:r>
+              <w:t xml:space="preserve">NFR1 - </w:t>
+            </w:r>
+            <w:r>
+              <w:t xml:space="preserve">A staff member shall be able to find the availability of any space for a given date within </w:t>
+            </w:r>
+            <w:r>
+              <w:t xml:space="preserve">5 </w:t>
+            </w:r>
+            <w:r>
+              <w:t>minutes</w:t>
+            </w:r>
+            <w:r>
+              <w:t xml:space="preserve"> </w:t>
+            </w:r>
+            <w:r>
+              <w:t>(A)</w:t>
+            </w:r>
+            <w:r>
+              <w:t>.</w:t>
+            </w:r>
+          </w:p>
+        </w:tc>
+        <w:tc>
+          <w:tcPr>
+            <w:tcW w:w="2254" w:type="dxa"/>
+          </w:tcPr>
+          <w:tbl>
+            <w:tblPr>
+              <w:tblW w:w="0" w:type="auto"/>
+              <w:tblCellSpacing w:w="15" w:type="dxa"/>
+              <w:tblCellMar>
+                <w:top w:w="15" w:type="dxa"/>
+                <w:left w:w="15" w:type="dxa"/>
+                <w:bottom w:w="15" w:type="dxa"/>
+                <w:right w:w="15" w:type="dxa"/>
+              </w:tblCellMar>
+              <w:tblLook w:val="04A0" w:firstRow="1" w:lastRow="0" w:firstColumn="1" w:lastColumn="0" w:noHBand="0" w:noVBand="1"/>
+            </w:tblPr>
+            <w:tblGrid>
+              <w:gridCol w:w="1957"/>
+              <w:gridCol w:w="81"/>
+            </w:tblGrid>
+            <w:tr>
+              <w:trPr>
+                <w:tblCellSpacing w:w="15" w:type="dxa"/>
+              </w:trPr>
+              <w:tc>
+                <w:tcPr>
+                  <w:tcW w:w="0" w:type="auto"/>
+                  <w:vAlign w:val="center"/>
+                  <w:hideMark/>
+                </w:tcPr>
+                <w:p>
+                  <w:pPr>
+                    <w:spacing w:after="0" w:line="240" w:lineRule="auto"/>
+                    <w:rPr>
+                      <w:rFonts w:ascii="Times New Roman" w:eastAsia="Times New Roman" w:hAnsi="Times New Roman" w:cs="Times New Roman"/>
+                      <w:lang w:val="en-US" w:eastAsia="en-US"/>
+                    </w:rPr>
+                  </w:pPr>
+                  <w:r>
+                    <w:rPr>
+                      <w:rFonts w:ascii="Times New Roman" w:eastAsia="Times New Roman" w:hAnsi="Times New Roman" w:cs="Times New Roman"/>
+                      <w:lang w:val="en-US" w:eastAsia="en-US"/>
+                    </w:rPr>
+                    <w:t>P1, C2;</w:t>
+                  </w:r>
+                </w:p>
+                <w:p>
+                  <w:pPr>
+                    <w:spacing w:after="0" w:line="240" w:lineRule="auto"/>
+                    <w:rPr>
+                      <w:rFonts w:ascii="Times New Roman" w:eastAsia="Times New Roman" w:hAnsi="Times New Roman" w:cs="Times New Roman"/>
+                      <w:lang w:val="en-US" w:eastAsia="en-US"/>
+                    </w:rPr>
+                  </w:pPr>
+                  <w:r>
+                    <w:rPr>
+                      <w:rFonts w:ascii="Times New Roman" w:eastAsia="Times New Roman" w:hAnsi="Times New Roman" w:cs="Times New Roman"/>
+                      <w:lang w:val="en-US" w:eastAsia="en-US"/>
+                    </w:rPr>
+                    <w:t>R</w:t>
+                  </w:r>
+                  <w:r>
+                    <w:rPr>
+                      <w:rFonts w:ascii="Times New Roman" w:eastAsia="Times New Roman" w:hAnsi="Times New Roman" w:cs="Times New Roman"/>
+                      <w:lang w:val="en-US" w:eastAsia="en-US"/>
+                    </w:rPr>
+                    <w:t>ecords are currently scattered across calendars, spreadsheets and messages.</w:t>
+                  </w:r>
+                </w:p>
+              </w:tc>
+              <w:tc>
+                <w:tcPr>
+                  <w:tcW w:w="0" w:type="auto"/>
+                  <w:vAlign w:val="center"/>
+                  <w:hideMark/>
+                </w:tcPr>
+                <w:p>
+                  <w:pPr>
+                    <w:spacing w:after="0" w:line="240" w:lineRule="auto"/>
+                    <w:rPr>
+                      <w:rFonts w:ascii="Times New Roman" w:eastAsia="Times New Roman" w:hAnsi="Times New Roman" w:cs="Times New Roman"/>
+                      <w:lang w:val="en-US" w:eastAsia="en-US"/>
+                    </w:rPr>
+                  </w:pPr>
+                </w:p>
+              </w:tc>
+            </w:tr>
+          </w:tbl>
+          <w:p/>
+        </w:tc>
+        <w:tc>
+          <w:tcPr>
+            <w:tcW w:w="2254" w:type="dxa"/>
+          </w:tcPr>
+          <w:p/>
+          <w:p>
+            <w:r>
+              <w:t>Must</w:t>
+            </w:r>
+          </w:p>
+        </w:tc>
+        <w:tc>
+          <w:tcPr>
+            <w:tcW w:w="2254" w:type="dxa"/>
+          </w:tcPr>
+          <w:p>
+            <w:r>
+              <w:t>Timed test:</w:t>
+            </w:r>
+          </w:p>
+          <w:p>
+            <w:r>
+              <w:t>Prepare sample records</w:t>
+            </w:r>
+            <w:r>
+              <w:t xml:space="preserve"> of confirmed provisional, recurring bookings and restricted spaces. </w:t>
+            </w:r>
+            <w:r>
+              <w:t xml:space="preserve">Ask 3 or more different staff members to each find the availability of </w:t>
+            </w:r>
+            <w:r>
+              <w:t>5</w:t>
+            </w:r>
+            <w:r>
+              <w:t xml:space="preserve"> chosen spaces on 5 chosen dates, using only the combined records. Start the clock when the question is given and stop it when the answer is stated. </w:t>
+            </w:r>
+            <w:r>
+              <w:rPr>
+                <w:b/>
+                <w:bCs/>
+              </w:rPr>
+              <w:t>Pass if</w:t>
+            </w:r>
+            <w:r>
+              <w:t xml:space="preserve"> every lookup takes 5 minutes or less and every answer matches the sample records. A wrong answer counts as a failure, even if it was quick.</w:t>
+            </w:r>
+          </w:p>
+        </w:tc>
+      </w:tr>
+      <w:tr>
+        <w:tc>
+          <w:tcPr>
+            <w:tcW w:w="2254" w:type="dxa"/>
+          </w:tcPr>
+          <w:p>
+            <w:r>
+              <w:t xml:space="preserve">NFR2 – A change in space or equipment availability </w:t>
+            </w:r>
+            <w:r>
+              <w:t>s</w:t>
+            </w:r>
+            <w:r>
+              <w:t>hall be visible to all staff within 1 working hour</w:t>
+            </w:r>
+            <w:r>
+              <w:t xml:space="preserve"> </w:t>
+            </w:r>
+            <w:r>
+              <w:t>(A)</w:t>
+            </w:r>
+            <w:r>
+              <w:t>.</w:t>
+            </w:r>
+          </w:p>
+        </w:tc>
+        <w:tc>
+          <w:tcPr>
+            <w:tcW w:w="2254" w:type="dxa"/>
+          </w:tcPr>
+          <w:p>
+            <w:r>
+              <w:t xml:space="preserve">P1, P7; </w:t>
+            </w:r>
+          </w:p>
+          <w:p>
+            <w:r>
+              <w:t>S</w:t>
+            </w:r>
+            <w:r>
+              <w:t>taff must not accept bookings based on outdated information.</w:t>
+            </w:r>
+          </w:p>
+          <w:p/>
+          <w:p/>
+        </w:tc>
+        <w:tc>
+          <w:tcPr>
+            <w:tcW w:w="2254" w:type="dxa"/>
+          </w:tcPr>
+          <w:p/>
+          <w:p>
+            <w:r>
+              <w:t>Must</w:t>
+            </w:r>
+          </w:p>
+        </w:tc>
+        <w:tc>
+          <w:tcPr>
+            <w:tcW w:w="2254" w:type="dxa"/>
+          </w:tcPr>
+          <w:p>
+            <w:r>
+              <w:t>Timed test:</w:t>
+            </w:r>
+          </w:p>
+          <w:p>
+            <w:r>
+              <w:t xml:space="preserve">Record 3 changes: one space marked unavailable, one equipment item set to “under repair” and one equipment reservation. Note </w:t>
+            </w:r>
+            <w:r>
+              <w:lastRenderedPageBreak/>
+              <w:t xml:space="preserve">the time of each change. Ask a second staff member, who did not make the change, to check each one without being told what changed. </w:t>
+            </w:r>
+            <w:r>
+              <w:rPr>
+                <w:b/>
+                <w:bCs/>
+              </w:rPr>
+              <w:t>Pass if</w:t>
+            </w:r>
+            <w:r>
+              <w:t xml:space="preserve"> each change is visible to the second person within 1 working hour</w:t>
+            </w:r>
+            <w:r>
+              <w:t>.</w:t>
+            </w:r>
+          </w:p>
+        </w:tc>
+      </w:tr>
+      <w:tr>
+        <w:tc>
+          <w:tcPr>
+            <w:tcW w:w="2254" w:type="dxa"/>
+          </w:tcPr>
+          <w:p>
+            <w:r>
+              <w:lastRenderedPageBreak/>
+              <w:t>NFR3 -O</w:t>
+            </w:r>
+            <w:r>
+              <w:t xml:space="preserve">rganisational </w:t>
+            </w:r>
+            <w:r>
+              <w:t xml:space="preserve">and/or </w:t>
+            </w:r>
+            <w:r>
+              <w:t>payment information</w:t>
+            </w:r>
+            <w:r>
+              <w:t xml:space="preserve"> shall not appear in any information given to relief staff (A).</w:t>
+            </w:r>
+          </w:p>
+        </w:tc>
+        <w:tc>
+          <w:tcPr>
+            <w:tcW w:w="2254" w:type="dxa"/>
+          </w:tcPr>
+          <w:p>
+            <w:r>
+              <w:t xml:space="preserve">P8b; </w:t>
+            </w:r>
+          </w:p>
+          <w:p>
+            <w:r>
+              <w:t>R</w:t>
+            </w:r>
+            <w:r>
+              <w:t>elief staff must not see information they do not need.</w:t>
+            </w:r>
+          </w:p>
+        </w:tc>
+        <w:tc>
+          <w:tcPr>
+            <w:tcW w:w="2254" w:type="dxa"/>
+          </w:tcPr>
+          <w:p/>
+          <w:p>
+            <w:r>
+              <w:t>Must</w:t>
+            </w:r>
+          </w:p>
+        </w:tc>
+        <w:tc>
+          <w:tcPr>
+            <w:tcW w:w="2254" w:type="dxa"/>
+          </w:tcPr>
+          <w:p>
+            <w:r>
+              <w:t>Inspection:</w:t>
+            </w:r>
+          </w:p>
+          <w:p>
+            <w:r>
+              <w:t xml:space="preserve">Take </w:t>
+            </w:r>
+            <w:r>
+              <w:t>3</w:t>
+            </w:r>
+            <w:r>
+              <w:t xml:space="preserve"> sample bookings where the person opening differs from the booking contact. Collect </w:t>
+            </w:r>
+            <w:r>
+              <w:t xml:space="preserve">all information that was </w:t>
+            </w:r>
+            <w:r>
+              <w:t xml:space="preserve">given to relief staff for each booking. Check each item against a list of organisational and payment information. </w:t>
+            </w:r>
+            <w:r>
+              <w:rPr>
+                <w:b/>
+                <w:bCs/>
+              </w:rPr>
+              <w:t>Pass if</w:t>
+            </w:r>
+            <w:r>
+              <w:t xml:space="preserve"> none of the listed </w:t>
+            </w:r>
+            <w:r>
+              <w:t xml:space="preserve">information </w:t>
+            </w:r>
+            <w:r>
+              <w:t xml:space="preserve">appears </w:t>
+            </w:r>
+            <w:r>
+              <w:t>for any relief staff member</w:t>
+            </w:r>
+            <w:r>
+              <w:t>. The list must come from facility management</w:t>
+            </w:r>
+            <w:r>
+              <w:t>.</w:t>
+            </w:r>
+          </w:p>
+        </w:tc>
+      </w:tr>
+      <w:tr>
+        <w:tc>
+          <w:tcPr>
+            <w:tcW w:w="2254" w:type="dxa"/>
+          </w:tcPr>
+          <w:p>
+            <w:r>
+              <w:t xml:space="preserve">NFR4 - </w:t>
+            </w:r>
+            <w:r>
+              <w:t>The coordinator shall be able to compile a report from organised records for a 12-month period in under 30 minutes</w:t>
+            </w:r>
+            <w:r>
+              <w:t xml:space="preserve"> </w:t>
+            </w:r>
+            <w:r>
+              <w:t>(A)</w:t>
+            </w:r>
+            <w:r>
+              <w:t>.</w:t>
+            </w:r>
+          </w:p>
+        </w:tc>
+        <w:tc>
+          <w:tcPr>
+            <w:tcW w:w="2254" w:type="dxa"/>
+          </w:tcPr>
+          <w:tbl>
+            <w:tblPr>
+              <w:tblW w:w="0" w:type="auto"/>
+              <w:tblCellSpacing w:w="15" w:type="dxa"/>
+              <w:tblCellMar>
+                <w:top w:w="15" w:type="dxa"/>
+                <w:left w:w="15" w:type="dxa"/>
+                <w:bottom w:w="15" w:type="dxa"/>
+                <w:right w:w="15" w:type="dxa"/>
+              </w:tblCellMar>
+              <w:tblLook w:val="04A0" w:firstRow="1" w:lastRow="0" w:firstColumn="1" w:lastColumn="0" w:noHBand="0" w:noVBand="1"/>
+            </w:tblPr>
+            <w:tblGrid>
+              <w:gridCol w:w="1957"/>
+              <w:gridCol w:w="81"/>
+            </w:tblGrid>
+            <w:tr>
+              <w:trPr>
+                <w:tblCellSpacing w:w="15" w:type="dxa"/>
+              </w:trPr>
+              <w:tc>
+                <w:tcPr>
+                  <w:tcW w:w="0" w:type="auto"/>
+                  <w:vAlign w:val="center"/>
+                  <w:hideMark/>
+                </w:tcPr>
+                <w:p>
+                  <w:pPr>
+                    <w:spacing w:after="0" w:line="240" w:lineRule="auto"/>
+                    <w:rPr>
+                      <w:rFonts w:ascii="Times New Roman" w:eastAsia="Times New Roman" w:hAnsi="Times New Roman" w:cs="Times New Roman"/>
+                      <w:lang w:val="en-US" w:eastAsia="en-US"/>
+                    </w:rPr>
+                  </w:pPr>
+                  <w:r>
+                    <w:rPr>
+                      <w:rFonts w:ascii="Times New Roman" w:eastAsia="Times New Roman" w:hAnsi="Times New Roman" w:cs="Times New Roman"/>
+                      <w:lang w:val="en-US" w:eastAsia="en-US"/>
+                    </w:rPr>
+                    <w:t>P11; building report by hand is currently slow.</w:t>
+                  </w:r>
+                </w:p>
+              </w:tc>
+              <w:tc>
+                <w:tcPr>
+                  <w:tcW w:w="0" w:type="auto"/>
+                  <w:vAlign w:val="center"/>
+                  <w:hideMark/>
+                </w:tcPr>
+                <w:p>
+                  <w:pPr>
+                    <w:spacing w:after="0" w:line="240" w:lineRule="auto"/>
+                    <w:rPr>
+                      <w:rFonts w:ascii="Times New Roman" w:eastAsia="Times New Roman" w:hAnsi="Times New Roman" w:cs="Times New Roman"/>
+                      <w:lang w:val="en-US" w:eastAsia="en-US"/>
+                    </w:rPr>
+                  </w:pPr>
+                </w:p>
+              </w:tc>
+            </w:tr>
+          </w:tbl>
+          <w:p/>
+        </w:tc>
+        <w:tc>
+          <w:tcPr>
+            <w:tcW w:w="2254" w:type="dxa"/>
+          </w:tcPr>
+          <w:p/>
+          <w:p>
+            <w:r>
+              <w:t>Should</w:t>
+            </w:r>
+          </w:p>
+        </w:tc>
+        <w:tc>
+          <w:tcPr>
+            <w:tcW w:w="2254" w:type="dxa"/>
+          </w:tcPr>
+          <w:p>
+            <w:r>
+              <w:t>Timed task with coordinator:</w:t>
+            </w:r>
+          </w:p>
+          <w:p>
+            <w:r>
+              <w:t xml:space="preserve">Prepare sample records covering 12 months of bookings, maintenance conflicts, equipment allocation and </w:t>
+            </w:r>
+            <w:r>
+              <w:lastRenderedPageBreak/>
+              <w:t xml:space="preserve">incidents. Ask the coordinator to compile a report from the organised records only. Start the clock at the request and stop it when the coordinator hands over the finished report. </w:t>
+            </w:r>
+            <w:r>
+              <w:rPr>
+                <w:b/>
+                <w:bCs/>
+              </w:rPr>
+              <w:t>Pass if</w:t>
+            </w:r>
+            <w:r>
+              <w:t xml:space="preserve"> the time is under 30 minutes and the figures in the report match a manual count of the same sample.</w:t>
             </w:r>
           </w:p>
         </w:tc>
